--- a/app/report/templates/docx_templates/MITRAC (M3).docx
+++ b/app/report/templates/docx_templates/MITRAC (M3).docx
@@ -18,35 +18,35 @@
         <w:tblLook w:val="04A0" w:firstRow="1" w:lastRow="0" w:firstColumn="1" w:lastColumn="0" w:noHBand="0" w:noVBand="1"/>
       </w:tblPr>
       <w:tblGrid>
-        <w:gridCol w:w="2071"/>
-        <w:gridCol w:w="717"/>
-        <w:gridCol w:w="526"/>
-        <w:gridCol w:w="124"/>
-        <w:gridCol w:w="233"/>
-        <w:gridCol w:w="724"/>
-        <w:gridCol w:w="162"/>
-        <w:gridCol w:w="249"/>
-        <w:gridCol w:w="994"/>
-        <w:gridCol w:w="141"/>
-        <w:gridCol w:w="1102"/>
-        <w:gridCol w:w="106"/>
-        <w:gridCol w:w="52"/>
-        <w:gridCol w:w="301"/>
-        <w:gridCol w:w="784"/>
+        <w:gridCol w:w="1719"/>
+        <w:gridCol w:w="993"/>
+        <w:gridCol w:w="311"/>
+        <w:gridCol w:w="108"/>
+        <w:gridCol w:w="188"/>
+        <w:gridCol w:w="888"/>
+        <w:gridCol w:w="115"/>
+        <w:gridCol w:w="158"/>
+        <w:gridCol w:w="974"/>
+        <w:gridCol w:w="110"/>
+        <w:gridCol w:w="1037"/>
+        <w:gridCol w:w="94"/>
+        <w:gridCol w:w="51"/>
+        <w:gridCol w:w="298"/>
+        <w:gridCol w:w="729"/>
         <w:gridCol w:w="71"/>
-        <w:gridCol w:w="708"/>
-        <w:gridCol w:w="7"/>
-        <w:gridCol w:w="457"/>
-        <w:gridCol w:w="36"/>
-        <w:gridCol w:w="193"/>
-        <w:gridCol w:w="21"/>
-        <w:gridCol w:w="271"/>
-        <w:gridCol w:w="723"/>
+        <w:gridCol w:w="606"/>
+        <w:gridCol w:w="10"/>
+        <w:gridCol w:w="758"/>
+        <w:gridCol w:w="68"/>
+        <w:gridCol w:w="324"/>
+        <w:gridCol w:w="27"/>
+        <w:gridCol w:w="255"/>
+        <w:gridCol w:w="881"/>
       </w:tblGrid>
       <w:tr>
         <w:tc>
           <w:tcPr>
-            <w:tcW w:w="2071" w:type="dxa"/>
+            <w:tcW w:w="1784" w:type="dxa"/>
           </w:tcPr>
           <w:p>
             <w:pPr>
@@ -65,25 +65,13 @@
                 <w:sz w:val="24"/>
                 <w:szCs w:val="32"/>
               </w:rPr>
-              <w:t xml:space="preserve">LEADER </w:t>
-            </w:r>
-            <w:proofErr w:type="gramStart"/>
-            <w:r>
-              <w:rPr>
-                <w:rFonts w:asciiTheme="majorBidi" w:hAnsiTheme="majorBidi" w:cstheme="majorBidi"/>
-                <w:b/>
-                <w:bCs/>
-                <w:sz w:val="24"/>
-                <w:szCs w:val="32"/>
-              </w:rPr>
-              <w:t>WAYSIDE :</w:t>
-            </w:r>
-            <w:proofErr w:type="gramEnd"/>
-          </w:p>
-        </w:tc>
-        <w:tc>
-          <w:tcPr>
-            <w:tcW w:w="2735" w:type="dxa"/>
+              <w:t>LEADER WAYSIDE :</w:t>
+            </w:r>
+          </w:p>
+        </w:tc>
+        <w:tc>
+          <w:tcPr>
+            <w:tcW w:w="2668" w:type="dxa"/>
             <w:gridSpan w:val="7"/>
             <w:tcBorders>
               <w:bottom w:val="single" w:sz="4" w:space="0" w:color="000000" w:themeColor="text1"/>
@@ -98,11 +86,19 @@
                 <w:szCs w:val="24"/>
               </w:rPr>
             </w:pPr>
-          </w:p>
-        </w:tc>
-        <w:tc>
-          <w:tcPr>
-            <w:tcW w:w="1135" w:type="dxa"/>
+            <w:r>
+              <w:rPr>
+                <w:rFonts w:asciiTheme="majorBidi" w:hAnsiTheme="majorBidi" w:cstheme="majorBidi"/>
+                <w:sz w:val="24"/>
+                <w:szCs w:val="24"/>
+              </w:rPr>
+              <w:t>{{leaders}}</w:t>
+            </w:r>
+          </w:p>
+        </w:tc>
+        <w:tc>
+          <w:tcPr>
+            <w:tcW w:w="1092" w:type="dxa"/>
             <w:gridSpan w:val="2"/>
           </w:tcPr>
           <w:p>
@@ -114,7 +110,6 @@
                 <w:szCs w:val="24"/>
               </w:rPr>
             </w:pPr>
-            <w:proofErr w:type="gramStart"/>
             <w:r>
               <w:rPr>
                 <w:rFonts w:asciiTheme="majorBidi" w:hAnsiTheme="majorBidi" w:cstheme="majorBidi"/>
@@ -126,12 +121,11 @@
               </w:rPr>
               <w:t>DATE :</w:t>
             </w:r>
-            <w:proofErr w:type="gramEnd"/>
-          </w:p>
-        </w:tc>
-        <w:tc>
-          <w:tcPr>
-            <w:tcW w:w="1260" w:type="dxa"/>
+          </w:p>
+        </w:tc>
+        <w:tc>
+          <w:tcPr>
+            <w:tcW w:w="1192" w:type="dxa"/>
             <w:gridSpan w:val="3"/>
             <w:tcBorders>
               <w:bottom w:val="single" w:sz="4" w:space="0" w:color="auto"/>
@@ -146,11 +140,19 @@
                 <w:szCs w:val="24"/>
               </w:rPr>
             </w:pPr>
-          </w:p>
-        </w:tc>
-        <w:tc>
-          <w:tcPr>
-            <w:tcW w:w="1871" w:type="dxa"/>
+            <w:r>
+              <w:rPr>
+                <w:rFonts w:asciiTheme="majorBidi" w:hAnsiTheme="majorBidi" w:cstheme="majorBidi"/>
+                <w:sz w:val="24"/>
+                <w:szCs w:val="24"/>
+              </w:rPr>
+              <w:t>{{date}}</w:t>
+            </w:r>
+          </w:p>
+        </w:tc>
+        <w:tc>
+          <w:tcPr>
+            <w:tcW w:w="1720" w:type="dxa"/>
             <w:gridSpan w:val="5"/>
           </w:tcPr>
           <w:p>
@@ -162,7 +164,6 @@
                 <w:szCs w:val="24"/>
               </w:rPr>
             </w:pPr>
-            <w:proofErr w:type="gramStart"/>
             <w:r>
               <w:rPr>
                 <w:rFonts w:asciiTheme="majorBidi" w:hAnsiTheme="majorBidi" w:cstheme="majorBidi"/>
@@ -174,12 +175,11 @@
               </w:rPr>
               <w:t>TIME :</w:t>
             </w:r>
-            <w:proofErr w:type="gramEnd"/>
-          </w:p>
-        </w:tc>
-        <w:tc>
-          <w:tcPr>
-            <w:tcW w:w="686" w:type="dxa"/>
+          </w:p>
+        </w:tc>
+        <w:tc>
+          <w:tcPr>
+            <w:tcW w:w="1150" w:type="dxa"/>
             <w:gridSpan w:val="3"/>
             <w:tcBorders>
               <w:bottom w:val="single" w:sz="4" w:space="0" w:color="auto"/>
@@ -194,11 +194,19 @@
                 <w:szCs w:val="24"/>
               </w:rPr>
             </w:pPr>
-          </w:p>
-        </w:tc>
-        <w:tc>
-          <w:tcPr>
-            <w:tcW w:w="292" w:type="dxa"/>
+            <w:r>
+              <w:rPr>
+                <w:rFonts w:asciiTheme="majorBidi" w:hAnsiTheme="majorBidi" w:cstheme="majorBidi"/>
+                <w:sz w:val="24"/>
+                <w:szCs w:val="24"/>
+              </w:rPr>
+              <w:t>{{time1}}</w:t>
+            </w:r>
+          </w:p>
+        </w:tc>
+        <w:tc>
+          <w:tcPr>
+            <w:tcW w:w="286" w:type="dxa"/>
             <w:gridSpan w:val="2"/>
           </w:tcPr>
           <w:p>
@@ -222,7 +230,7 @@
         </w:tc>
         <w:tc>
           <w:tcPr>
-            <w:tcW w:w="723" w:type="dxa"/>
+            <w:tcW w:w="881" w:type="dxa"/>
             <w:tcBorders>
               <w:bottom w:val="single" w:sz="4" w:space="0" w:color="auto"/>
             </w:tcBorders>
@@ -236,13 +244,21 @@
                 <w:szCs w:val="24"/>
               </w:rPr>
             </w:pPr>
+            <w:r>
+              <w:rPr>
+                <w:rFonts w:asciiTheme="majorBidi" w:hAnsiTheme="majorBidi" w:cstheme="majorBidi"/>
+                <w:sz w:val="24"/>
+                <w:szCs w:val="24"/>
+              </w:rPr>
+              <w:t>{{time2}}</w:t>
+            </w:r>
           </w:p>
         </w:tc>
       </w:tr>
       <w:tr>
         <w:tc>
           <w:tcPr>
-            <w:tcW w:w="2071" w:type="dxa"/>
+            <w:tcW w:w="1784" w:type="dxa"/>
           </w:tcPr>
           <w:p>
             <w:pPr>
@@ -277,7 +293,7 @@
         </w:tc>
         <w:tc>
           <w:tcPr>
-            <w:tcW w:w="2735" w:type="dxa"/>
+            <w:tcW w:w="2668" w:type="dxa"/>
             <w:gridSpan w:val="7"/>
             <w:tcBorders>
               <w:top w:val="single" w:sz="4" w:space="0" w:color="000000" w:themeColor="text1"/>
@@ -293,11 +309,19 @@
                 <w:szCs w:val="24"/>
               </w:rPr>
             </w:pPr>
-          </w:p>
-        </w:tc>
-        <w:tc>
-          <w:tcPr>
-            <w:tcW w:w="1135" w:type="dxa"/>
+            <w:r>
+              <w:rPr>
+                <w:rFonts w:asciiTheme="majorBidi" w:hAnsiTheme="majorBidi" w:cstheme="majorBidi"/>
+                <w:sz w:val="24"/>
+                <w:szCs w:val="24"/>
+              </w:rPr>
+              <w:t>{{coordinate}}</w:t>
+            </w:r>
+          </w:p>
+        </w:tc>
+        <w:tc>
+          <w:tcPr>
+            <w:tcW w:w="1092" w:type="dxa"/>
             <w:gridSpan w:val="2"/>
           </w:tcPr>
           <w:p>
@@ -309,7 +333,6 @@
                 <w:szCs w:val="24"/>
               </w:rPr>
             </w:pPr>
-            <w:proofErr w:type="gramStart"/>
             <w:r>
               <w:rPr>
                 <w:rFonts w:asciiTheme="majorBidi" w:hAnsiTheme="majorBidi" w:cstheme="majorBidi"/>
@@ -321,12 +344,11 @@
               </w:rPr>
               <w:t>STATION :</w:t>
             </w:r>
-            <w:proofErr w:type="gramEnd"/>
-          </w:p>
-        </w:tc>
-        <w:tc>
-          <w:tcPr>
-            <w:tcW w:w="1260" w:type="dxa"/>
+          </w:p>
+        </w:tc>
+        <w:tc>
+          <w:tcPr>
+            <w:tcW w:w="1192" w:type="dxa"/>
             <w:gridSpan w:val="3"/>
             <w:tcBorders>
               <w:top w:val="single" w:sz="4" w:space="0" w:color="auto"/>
@@ -342,11 +364,19 @@
                 <w:szCs w:val="24"/>
               </w:rPr>
             </w:pPr>
-          </w:p>
-        </w:tc>
-        <w:tc>
-          <w:tcPr>
-            <w:tcW w:w="1871" w:type="dxa"/>
+            <w:r>
+              <w:rPr>
+                <w:rFonts w:asciiTheme="majorBidi" w:hAnsiTheme="majorBidi" w:cstheme="majorBidi"/>
+                <w:sz w:val="24"/>
+                <w:szCs w:val="24"/>
+              </w:rPr>
+              <w:t>{{station}}</w:t>
+            </w:r>
+          </w:p>
+        </w:tc>
+        <w:tc>
+          <w:tcPr>
+            <w:tcW w:w="1720" w:type="dxa"/>
             <w:gridSpan w:val="5"/>
           </w:tcPr>
           <w:p>
@@ -367,26 +397,13 @@
                 <w:sz w:val="24"/>
                 <w:szCs w:val="24"/>
               </w:rPr>
-              <w:t xml:space="preserve">LOCATION </w:t>
-            </w:r>
-            <w:proofErr w:type="gramStart"/>
-            <w:r>
-              <w:rPr>
-                <w:rFonts w:asciiTheme="majorBidi" w:hAnsiTheme="majorBidi" w:cstheme="majorBidi"/>
-                <w:b/>
-                <w:bCs/>
-                <w:color w:val="000000" w:themeColor="text1"/>
-                <w:sz w:val="24"/>
-                <w:szCs w:val="24"/>
-              </w:rPr>
-              <w:t>AREA :</w:t>
-            </w:r>
-            <w:proofErr w:type="gramEnd"/>
-          </w:p>
-        </w:tc>
-        <w:tc>
-          <w:tcPr>
-            <w:tcW w:w="1701" w:type="dxa"/>
+              <w:t>LOCATION AREA :</w:t>
+            </w:r>
+          </w:p>
+        </w:tc>
+        <w:tc>
+          <w:tcPr>
+            <w:tcW w:w="2317" w:type="dxa"/>
             <w:gridSpan w:val="6"/>
             <w:tcBorders>
               <w:bottom w:val="single" w:sz="4" w:space="0" w:color="auto"/>
@@ -401,13 +418,21 @@
                 <w:szCs w:val="24"/>
               </w:rPr>
             </w:pPr>
+            <w:r>
+              <w:rPr>
+                <w:rFonts w:asciiTheme="majorBidi" w:hAnsiTheme="majorBidi" w:cstheme="majorBidi"/>
+                <w:sz w:val="24"/>
+                <w:szCs w:val="24"/>
+              </w:rPr>
+              <w:t>{{location}}</w:t>
+            </w:r>
           </w:p>
         </w:tc>
       </w:tr>
       <w:tr>
         <w:tc>
           <w:tcPr>
-            <w:tcW w:w="2071" w:type="dxa"/>
+            <w:tcW w:w="1784" w:type="dxa"/>
           </w:tcPr>
           <w:p>
             <w:pPr>
@@ -420,7 +445,6 @@
                 <w:szCs w:val="32"/>
               </w:rPr>
             </w:pPr>
-            <w:proofErr w:type="gramStart"/>
             <w:r>
               <w:rPr>
                 <w:rFonts w:asciiTheme="majorBidi" w:hAnsiTheme="majorBidi" w:cstheme="majorBidi"/>
@@ -431,12 +455,11 @@
               </w:rPr>
               <w:t>APOSTLE :</w:t>
             </w:r>
-            <w:proofErr w:type="gramEnd"/>
-          </w:p>
-        </w:tc>
-        <w:tc>
-          <w:tcPr>
-            <w:tcW w:w="1367" w:type="dxa"/>
+          </w:p>
+        </w:tc>
+        <w:tc>
+          <w:tcPr>
+            <w:tcW w:w="1460" w:type="dxa"/>
             <w:gridSpan w:val="3"/>
             <w:tcBorders>
               <w:top w:val="single" w:sz="4" w:space="0" w:color="000000" w:themeColor="text1"/>
@@ -452,11 +475,19 @@
                 <w:szCs w:val="24"/>
               </w:rPr>
             </w:pPr>
-          </w:p>
-        </w:tc>
-        <w:tc>
-          <w:tcPr>
-            <w:tcW w:w="1368" w:type="dxa"/>
+            <w:r>
+              <w:rPr>
+                <w:rFonts w:asciiTheme="majorBidi" w:hAnsiTheme="majorBidi" w:cstheme="majorBidi"/>
+                <w:sz w:val="24"/>
+                <w:szCs w:val="24"/>
+              </w:rPr>
+              <w:t>{{apostles}}</w:t>
+            </w:r>
+          </w:p>
+        </w:tc>
+        <w:tc>
+          <w:tcPr>
+            <w:tcW w:w="1208" w:type="dxa"/>
             <w:gridSpan w:val="4"/>
             <w:tcBorders>
               <w:top w:val="single" w:sz="4" w:space="0" w:color="000000" w:themeColor="text1"/>
@@ -476,7 +507,7 @@
         </w:tc>
         <w:tc>
           <w:tcPr>
-            <w:tcW w:w="1135" w:type="dxa"/>
+            <w:tcW w:w="1092" w:type="dxa"/>
             <w:gridSpan w:val="2"/>
           </w:tcPr>
           <w:p>
@@ -508,9 +539,8 @@
                 <w:sz w:val="24"/>
                 <w:szCs w:val="32"/>
               </w:rPr>
-              <w:t xml:space="preserve"> </w:t>
-            </w:r>
-            <w:proofErr w:type="gramStart"/>
+              <w:t xml:space="preserve"> NO </w:t>
+            </w:r>
             <w:r>
               <w:rPr>
                 <w:rFonts w:asciiTheme="majorBidi" w:hAnsiTheme="majorBidi" w:cstheme="majorBidi"/>
@@ -520,25 +550,13 @@
                 <w:sz w:val="24"/>
                 <w:szCs w:val="32"/>
               </w:rPr>
-              <w:t xml:space="preserve">NO </w:t>
-            </w:r>
-            <w:r>
-              <w:rPr>
-                <w:rFonts w:asciiTheme="majorBidi" w:hAnsiTheme="majorBidi" w:cstheme="majorBidi"/>
-                <w:b/>
-                <w:bCs/>
-                <w:color w:val="000000" w:themeColor="text1"/>
-                <w:sz w:val="24"/>
-                <w:szCs w:val="32"/>
-              </w:rPr>
               <w:t>:</w:t>
             </w:r>
-            <w:proofErr w:type="gramEnd"/>
-          </w:p>
-        </w:tc>
-        <w:tc>
-          <w:tcPr>
-            <w:tcW w:w="1208" w:type="dxa"/>
+          </w:p>
+        </w:tc>
+        <w:tc>
+          <w:tcPr>
+            <w:tcW w:w="1141" w:type="dxa"/>
             <w:gridSpan w:val="2"/>
             <w:tcBorders>
               <w:bottom w:val="single" w:sz="4" w:space="0" w:color="auto"/>
@@ -553,11 +571,19 @@
                 <w:szCs w:val="24"/>
               </w:rPr>
             </w:pPr>
-          </w:p>
-        </w:tc>
-        <w:tc>
-          <w:tcPr>
-            <w:tcW w:w="1208" w:type="dxa"/>
+            <w:r>
+              <w:rPr>
+                <w:rFonts w:asciiTheme="majorBidi" w:hAnsiTheme="majorBidi" w:cstheme="majorBidi"/>
+                <w:sz w:val="24"/>
+                <w:szCs w:val="24"/>
+              </w:rPr>
+              <w:t>{{tpr1}}</w:t>
+            </w:r>
+          </w:p>
+        </w:tc>
+        <w:tc>
+          <w:tcPr>
+            <w:tcW w:w="1149" w:type="dxa"/>
             <w:gridSpan w:val="4"/>
             <w:tcBorders>
               <w:bottom w:val="single" w:sz="4" w:space="0" w:color="auto"/>
@@ -572,11 +598,19 @@
                 <w:szCs w:val="24"/>
               </w:rPr>
             </w:pPr>
-          </w:p>
-        </w:tc>
-        <w:tc>
-          <w:tcPr>
-            <w:tcW w:w="1208" w:type="dxa"/>
+            <w:r>
+              <w:rPr>
+                <w:rFonts w:asciiTheme="majorBidi" w:hAnsiTheme="majorBidi" w:cstheme="majorBidi"/>
+                <w:sz w:val="24"/>
+                <w:szCs w:val="24"/>
+              </w:rPr>
+              <w:t>{{tpr2}}</w:t>
+            </w:r>
+          </w:p>
+        </w:tc>
+        <w:tc>
+          <w:tcPr>
+            <w:tcW w:w="1448" w:type="dxa"/>
             <w:gridSpan w:val="4"/>
             <w:tcBorders>
               <w:bottom w:val="single" w:sz="4" w:space="0" w:color="auto"/>
@@ -591,11 +625,19 @@
                 <w:szCs w:val="24"/>
               </w:rPr>
             </w:pPr>
-          </w:p>
-        </w:tc>
-        <w:tc>
-          <w:tcPr>
-            <w:tcW w:w="1208" w:type="dxa"/>
+            <w:r>
+              <w:rPr>
+                <w:rFonts w:asciiTheme="majorBidi" w:hAnsiTheme="majorBidi" w:cstheme="majorBidi"/>
+                <w:sz w:val="24"/>
+                <w:szCs w:val="24"/>
+              </w:rPr>
+              <w:t>{{tpr3}}</w:t>
+            </w:r>
+          </w:p>
+        </w:tc>
+        <w:tc>
+          <w:tcPr>
+            <w:tcW w:w="1491" w:type="dxa"/>
             <w:gridSpan w:val="4"/>
             <w:tcBorders>
               <w:bottom w:val="single" w:sz="4" w:space="0" w:color="auto"/>
@@ -610,13 +652,21 @@
                 <w:szCs w:val="24"/>
               </w:rPr>
             </w:pPr>
+            <w:r>
+              <w:rPr>
+                <w:rFonts w:asciiTheme="majorBidi" w:hAnsiTheme="majorBidi" w:cstheme="majorBidi"/>
+                <w:sz w:val="24"/>
+                <w:szCs w:val="24"/>
+              </w:rPr>
+              <w:t>{{tpr4}}</w:t>
+            </w:r>
           </w:p>
         </w:tc>
       </w:tr>
       <w:tr>
         <w:tc>
           <w:tcPr>
-            <w:tcW w:w="2071" w:type="dxa"/>
+            <w:tcW w:w="1784" w:type="dxa"/>
           </w:tcPr>
           <w:p>
             <w:pPr>
@@ -635,25 +685,13 @@
                 <w:sz w:val="24"/>
                 <w:szCs w:val="32"/>
               </w:rPr>
-              <w:t xml:space="preserve">TEAM NAME </w:t>
-            </w:r>
-            <w:proofErr w:type="gramStart"/>
-            <w:r>
-              <w:rPr>
-                <w:rFonts w:asciiTheme="majorBidi" w:hAnsiTheme="majorBidi" w:cstheme="majorBidi"/>
-                <w:b/>
-                <w:bCs/>
-                <w:sz w:val="24"/>
-                <w:szCs w:val="32"/>
-              </w:rPr>
-              <w:t>LIST :</w:t>
-            </w:r>
-            <w:proofErr w:type="gramEnd"/>
-          </w:p>
-        </w:tc>
-        <w:tc>
-          <w:tcPr>
-            <w:tcW w:w="1243" w:type="dxa"/>
+              <w:t>TEAM NAME LIST :</w:t>
+            </w:r>
+          </w:p>
+        </w:tc>
+        <w:tc>
+          <w:tcPr>
+            <w:tcW w:w="1345" w:type="dxa"/>
             <w:gridSpan w:val="2"/>
             <w:tcBorders>
               <w:bottom w:val="single" w:sz="4" w:space="0" w:color="auto"/>
@@ -668,11 +706,19 @@
                 <w:szCs w:val="24"/>
               </w:rPr>
             </w:pPr>
-          </w:p>
-        </w:tc>
-        <w:tc>
-          <w:tcPr>
-            <w:tcW w:w="1243" w:type="dxa"/>
+            <w:r>
+              <w:rPr>
+                <w:rFonts w:asciiTheme="majorBidi" w:hAnsiTheme="majorBidi" w:cstheme="majorBidi"/>
+                <w:sz w:val="24"/>
+                <w:szCs w:val="24"/>
+              </w:rPr>
+              <w:t>{{person1}}</w:t>
+            </w:r>
+          </w:p>
+        </w:tc>
+        <w:tc>
+          <w:tcPr>
+            <w:tcW w:w="1149" w:type="dxa"/>
             <w:gridSpan w:val="4"/>
             <w:tcBorders>
               <w:bottom w:val="single" w:sz="4" w:space="0" w:color="auto"/>
@@ -687,11 +733,19 @@
                 <w:szCs w:val="24"/>
               </w:rPr>
             </w:pPr>
-          </w:p>
-        </w:tc>
-        <w:tc>
-          <w:tcPr>
-            <w:tcW w:w="1243" w:type="dxa"/>
+            <w:r>
+              <w:rPr>
+                <w:rFonts w:asciiTheme="majorBidi" w:hAnsiTheme="majorBidi" w:cstheme="majorBidi"/>
+                <w:sz w:val="24"/>
+                <w:szCs w:val="24"/>
+              </w:rPr>
+              <w:t>{{person2}}</w:t>
+            </w:r>
+          </w:p>
+        </w:tc>
+        <w:tc>
+          <w:tcPr>
+            <w:tcW w:w="1150" w:type="dxa"/>
             <w:gridSpan w:val="2"/>
             <w:tcBorders>
               <w:bottom w:val="single" w:sz="4" w:space="0" w:color="auto"/>
@@ -706,11 +760,19 @@
                 <w:szCs w:val="24"/>
               </w:rPr>
             </w:pPr>
-          </w:p>
-        </w:tc>
-        <w:tc>
-          <w:tcPr>
-            <w:tcW w:w="1243" w:type="dxa"/>
+            <w:r>
+              <w:rPr>
+                <w:rFonts w:asciiTheme="majorBidi" w:hAnsiTheme="majorBidi" w:cstheme="majorBidi"/>
+                <w:sz w:val="24"/>
+                <w:szCs w:val="24"/>
+              </w:rPr>
+              <w:t>{{person3}}</w:t>
+            </w:r>
+          </w:p>
+        </w:tc>
+        <w:tc>
+          <w:tcPr>
+            <w:tcW w:w="1161" w:type="dxa"/>
             <w:gridSpan w:val="2"/>
             <w:tcBorders>
               <w:bottom w:val="single" w:sz="4" w:space="0" w:color="auto"/>
@@ -725,11 +787,19 @@
                 <w:szCs w:val="24"/>
               </w:rPr>
             </w:pPr>
-          </w:p>
-        </w:tc>
-        <w:tc>
-          <w:tcPr>
-            <w:tcW w:w="1243" w:type="dxa"/>
+            <w:r>
+              <w:rPr>
+                <w:rFonts w:asciiTheme="majorBidi" w:hAnsiTheme="majorBidi" w:cstheme="majorBidi"/>
+                <w:sz w:val="24"/>
+                <w:szCs w:val="24"/>
+              </w:rPr>
+              <w:t>{{person4}}</w:t>
+            </w:r>
+          </w:p>
+        </w:tc>
+        <w:tc>
+          <w:tcPr>
+            <w:tcW w:w="1174" w:type="dxa"/>
             <w:gridSpan w:val="4"/>
             <w:tcBorders>
               <w:bottom w:val="single" w:sz="4" w:space="0" w:color="auto"/>
@@ -744,11 +814,19 @@
                 <w:szCs w:val="24"/>
               </w:rPr>
             </w:pPr>
-          </w:p>
-        </w:tc>
-        <w:tc>
-          <w:tcPr>
-            <w:tcW w:w="1243" w:type="dxa"/>
+            <w:r>
+              <w:rPr>
+                <w:rFonts w:asciiTheme="majorBidi" w:hAnsiTheme="majorBidi" w:cstheme="majorBidi"/>
+                <w:sz w:val="24"/>
+                <w:szCs w:val="24"/>
+              </w:rPr>
+              <w:t>{{person5}}</w:t>
+            </w:r>
+          </w:p>
+        </w:tc>
+        <w:tc>
+          <w:tcPr>
+            <w:tcW w:w="1451" w:type="dxa"/>
             <w:gridSpan w:val="4"/>
             <w:tcBorders>
               <w:bottom w:val="single" w:sz="4" w:space="0" w:color="auto"/>
@@ -763,11 +841,19 @@
                 <w:szCs w:val="24"/>
               </w:rPr>
             </w:pPr>
-          </w:p>
-        </w:tc>
-        <w:tc>
-          <w:tcPr>
-            <w:tcW w:w="1244" w:type="dxa"/>
+            <w:r>
+              <w:rPr>
+                <w:rFonts w:asciiTheme="majorBidi" w:hAnsiTheme="majorBidi" w:cstheme="majorBidi"/>
+                <w:sz w:val="24"/>
+                <w:szCs w:val="24"/>
+              </w:rPr>
+              <w:t>{{person6}}</w:t>
+            </w:r>
+          </w:p>
+        </w:tc>
+        <w:tc>
+          <w:tcPr>
+            <w:tcW w:w="1559" w:type="dxa"/>
             <w:gridSpan w:val="5"/>
             <w:tcBorders>
               <w:bottom w:val="single" w:sz="4" w:space="0" w:color="auto"/>
@@ -782,13 +868,21 @@
                 <w:szCs w:val="24"/>
               </w:rPr>
             </w:pPr>
+            <w:r>
+              <w:rPr>
+                <w:rFonts w:asciiTheme="majorBidi" w:hAnsiTheme="majorBidi" w:cstheme="majorBidi"/>
+                <w:sz w:val="24"/>
+                <w:szCs w:val="24"/>
+              </w:rPr>
+              <w:t>{{person7}}</w:t>
+            </w:r>
           </w:p>
         </w:tc>
       </w:tr>
       <w:tr>
         <w:tc>
           <w:tcPr>
-            <w:tcW w:w="2071" w:type="dxa"/>
+            <w:tcW w:w="1784" w:type="dxa"/>
           </w:tcPr>
           <w:p>
             <w:pPr>
@@ -808,26 +902,13 @@
                 <w:sz w:val="24"/>
                 <w:szCs w:val="24"/>
               </w:rPr>
-              <w:t xml:space="preserve">WORK ORDER </w:t>
-            </w:r>
-            <w:proofErr w:type="gramStart"/>
-            <w:r>
-              <w:rPr>
-                <w:rFonts w:asciiTheme="majorBidi" w:hAnsiTheme="majorBidi" w:cstheme="majorBidi"/>
-                <w:b/>
-                <w:bCs/>
-                <w:color w:val="000000" w:themeColor="text1"/>
-                <w:sz w:val="24"/>
-                <w:szCs w:val="24"/>
-              </w:rPr>
-              <w:t>NO :</w:t>
-            </w:r>
-            <w:proofErr w:type="gramEnd"/>
-          </w:p>
-        </w:tc>
-        <w:tc>
-          <w:tcPr>
-            <w:tcW w:w="1243" w:type="dxa"/>
+              <w:t>WORK ORDER NO :</w:t>
+            </w:r>
+          </w:p>
+        </w:tc>
+        <w:tc>
+          <w:tcPr>
+            <w:tcW w:w="1345" w:type="dxa"/>
             <w:gridSpan w:val="2"/>
             <w:tcBorders>
               <w:top w:val="single" w:sz="4" w:space="0" w:color="auto"/>
@@ -843,11 +924,19 @@
                 <w:szCs w:val="24"/>
               </w:rPr>
             </w:pPr>
-          </w:p>
-        </w:tc>
-        <w:tc>
-          <w:tcPr>
-            <w:tcW w:w="1243" w:type="dxa"/>
+            <w:r>
+              <w:rPr>
+                <w:rFonts w:asciiTheme="majorBidi" w:hAnsiTheme="majorBidi" w:cstheme="majorBidi"/>
+                <w:sz w:val="24"/>
+                <w:szCs w:val="24"/>
+              </w:rPr>
+              <w:t>{{work1}}</w:t>
+            </w:r>
+          </w:p>
+        </w:tc>
+        <w:tc>
+          <w:tcPr>
+            <w:tcW w:w="1149" w:type="dxa"/>
             <w:gridSpan w:val="4"/>
             <w:tcBorders>
               <w:top w:val="single" w:sz="4" w:space="0" w:color="auto"/>
@@ -863,11 +952,19 @@
                 <w:szCs w:val="24"/>
               </w:rPr>
             </w:pPr>
-          </w:p>
-        </w:tc>
-        <w:tc>
-          <w:tcPr>
-            <w:tcW w:w="1243" w:type="dxa"/>
+            <w:r>
+              <w:rPr>
+                <w:rFonts w:asciiTheme="majorBidi" w:hAnsiTheme="majorBidi" w:cstheme="majorBidi"/>
+                <w:sz w:val="24"/>
+                <w:szCs w:val="24"/>
+              </w:rPr>
+              <w:t>{{work2}}</w:t>
+            </w:r>
+          </w:p>
+        </w:tc>
+        <w:tc>
+          <w:tcPr>
+            <w:tcW w:w="1150" w:type="dxa"/>
             <w:gridSpan w:val="2"/>
             <w:tcBorders>
               <w:top w:val="single" w:sz="4" w:space="0" w:color="auto"/>
@@ -883,11 +980,19 @@
                 <w:szCs w:val="24"/>
               </w:rPr>
             </w:pPr>
-          </w:p>
-        </w:tc>
-        <w:tc>
-          <w:tcPr>
-            <w:tcW w:w="1243" w:type="dxa"/>
+            <w:r>
+              <w:rPr>
+                <w:rFonts w:asciiTheme="majorBidi" w:hAnsiTheme="majorBidi" w:cstheme="majorBidi"/>
+                <w:sz w:val="24"/>
+                <w:szCs w:val="24"/>
+              </w:rPr>
+              <w:t>{{work3}}</w:t>
+            </w:r>
+          </w:p>
+        </w:tc>
+        <w:tc>
+          <w:tcPr>
+            <w:tcW w:w="1161" w:type="dxa"/>
             <w:gridSpan w:val="2"/>
             <w:tcBorders>
               <w:top w:val="single" w:sz="4" w:space="0" w:color="auto"/>
@@ -903,11 +1008,19 @@
                 <w:szCs w:val="24"/>
               </w:rPr>
             </w:pPr>
-          </w:p>
-        </w:tc>
-        <w:tc>
-          <w:tcPr>
-            <w:tcW w:w="1243" w:type="dxa"/>
+            <w:r>
+              <w:rPr>
+                <w:rFonts w:asciiTheme="majorBidi" w:hAnsiTheme="majorBidi" w:cstheme="majorBidi"/>
+                <w:sz w:val="24"/>
+                <w:szCs w:val="24"/>
+              </w:rPr>
+              <w:t>{{work4}}</w:t>
+            </w:r>
+          </w:p>
+        </w:tc>
+        <w:tc>
+          <w:tcPr>
+            <w:tcW w:w="1174" w:type="dxa"/>
             <w:gridSpan w:val="4"/>
             <w:tcBorders>
               <w:top w:val="single" w:sz="4" w:space="0" w:color="auto"/>
@@ -923,11 +1036,19 @@
                 <w:szCs w:val="24"/>
               </w:rPr>
             </w:pPr>
-          </w:p>
-        </w:tc>
-        <w:tc>
-          <w:tcPr>
-            <w:tcW w:w="1243" w:type="dxa"/>
+            <w:r>
+              <w:rPr>
+                <w:rFonts w:asciiTheme="majorBidi" w:hAnsiTheme="majorBidi" w:cstheme="majorBidi"/>
+                <w:sz w:val="24"/>
+                <w:szCs w:val="24"/>
+              </w:rPr>
+              <w:t>{{work5}}</w:t>
+            </w:r>
+          </w:p>
+        </w:tc>
+        <w:tc>
+          <w:tcPr>
+            <w:tcW w:w="1451" w:type="dxa"/>
             <w:gridSpan w:val="4"/>
             <w:tcBorders>
               <w:top w:val="single" w:sz="4" w:space="0" w:color="auto"/>
@@ -943,11 +1064,19 @@
                 <w:szCs w:val="24"/>
               </w:rPr>
             </w:pPr>
-          </w:p>
-        </w:tc>
-        <w:tc>
-          <w:tcPr>
-            <w:tcW w:w="1244" w:type="dxa"/>
+            <w:r>
+              <w:rPr>
+                <w:rFonts w:asciiTheme="majorBidi" w:hAnsiTheme="majorBidi" w:cstheme="majorBidi"/>
+                <w:sz w:val="24"/>
+                <w:szCs w:val="24"/>
+              </w:rPr>
+              <w:t>{{work6}}</w:t>
+            </w:r>
+          </w:p>
+        </w:tc>
+        <w:tc>
+          <w:tcPr>
+            <w:tcW w:w="1559" w:type="dxa"/>
             <w:gridSpan w:val="5"/>
             <w:tcBorders>
               <w:top w:val="single" w:sz="4" w:space="0" w:color="auto"/>
@@ -963,13 +1092,21 @@
                 <w:szCs w:val="24"/>
               </w:rPr>
             </w:pPr>
+            <w:r>
+              <w:rPr>
+                <w:rFonts w:asciiTheme="majorBidi" w:hAnsiTheme="majorBidi" w:cstheme="majorBidi"/>
+                <w:sz w:val="24"/>
+                <w:szCs w:val="24"/>
+              </w:rPr>
+              <w:t>{{work7}}</w:t>
+            </w:r>
           </w:p>
         </w:tc>
       </w:tr>
       <w:tr>
         <w:tc>
           <w:tcPr>
-            <w:tcW w:w="2071" w:type="dxa"/>
+            <w:tcW w:w="1784" w:type="dxa"/>
           </w:tcPr>
           <w:p>
             <w:pPr>
@@ -994,7 +1131,6 @@
               </w:rPr>
               <w:t xml:space="preserve">WORK </w:t>
             </w:r>
-            <w:proofErr w:type="gramStart"/>
             <w:r>
               <w:rPr>
                 <w:rFonts w:asciiTheme="majorBidi" w:hAnsiTheme="majorBidi" w:cstheme="majorBidi"/>
@@ -1006,12 +1142,11 @@
               </w:rPr>
               <w:t>DESCRIPTION :</w:t>
             </w:r>
-            <w:proofErr w:type="gramEnd"/>
-          </w:p>
-        </w:tc>
-        <w:tc>
-          <w:tcPr>
-            <w:tcW w:w="8702" w:type="dxa"/>
+          </w:p>
+        </w:tc>
+        <w:tc>
+          <w:tcPr>
+            <w:tcW w:w="8989" w:type="dxa"/>
             <w:gridSpan w:val="23"/>
             <w:tcBorders>
               <w:top w:val="single" w:sz="4" w:space="0" w:color="auto"/>
@@ -1020,19 +1155,55 @@
           </w:tcPr>
           <w:p>
             <w:pPr>
-              <w:rPr>
-                <w:rFonts w:asciiTheme="majorBidi" w:hAnsiTheme="majorBidi" w:cstheme="majorBidi"/>
-                <w:sz w:val="24"/>
-                <w:szCs w:val="24"/>
-              </w:rPr>
-            </w:pPr>
+              <w:jc w:val="center"/>
+              <w:rPr>
+                <w:rFonts w:asciiTheme="majorBidi" w:hAnsiTheme="majorBidi" w:cstheme="majorBidi"/>
+                <w:sz w:val="24"/>
+                <w:szCs w:val="24"/>
+              </w:rPr>
+            </w:pPr>
+            <w:r>
+              <w:rPr>
+                <w:rFonts w:asciiTheme="majorBidi" w:hAnsiTheme="majorBidi" w:cstheme="majorBidi"/>
+                <w:sz w:val="24"/>
+                <w:szCs w:val="24"/>
+              </w:rPr>
+              <w:t>{{</w:t>
+            </w:r>
+            <w:proofErr w:type="spellStart"/>
+            <w:r>
+              <w:rPr>
+                <w:rFonts w:asciiTheme="majorBidi" w:hAnsiTheme="majorBidi" w:cstheme="majorBidi"/>
+                <w:sz w:val="24"/>
+                <w:szCs w:val="24"/>
+              </w:rPr>
+              <w:t>work_description</w:t>
+            </w:r>
+            <w:proofErr w:type="spellEnd"/>
+          </w:p>
+          <w:p>
+            <w:pPr>
+              <w:rPr>
+                <w:rFonts w:asciiTheme="majorBidi" w:hAnsiTheme="majorBidi" w:cstheme="majorBidi"/>
+                <w:sz w:val="24"/>
+                <w:szCs w:val="24"/>
+              </w:rPr>
+            </w:pPr>
+            <w:r>
+              <w:rPr>
+                <w:rFonts w:asciiTheme="majorBidi" w:hAnsiTheme="majorBidi" w:cstheme="majorBidi"/>
+                <w:sz w:val="24"/>
+                <w:szCs w:val="24"/>
+              </w:rPr>
+              <w:t>}}</w:t>
+            </w:r>
           </w:p>
         </w:tc>
       </w:tr>
       <w:tr>
         <w:tc>
           <w:tcPr>
-            <w:tcW w:w="2071" w:type="dxa"/>
+            <w:tcW w:w="1784" w:type="dxa"/>
             <w:vAlign w:val="bottom"/>
           </w:tcPr>
           <w:p>
@@ -1094,7 +1265,7 @@
         </w:tc>
         <w:tc>
           <w:tcPr>
-            <w:tcW w:w="717" w:type="dxa"/>
+            <w:tcW w:w="993" w:type="dxa"/>
             <w:tcBorders>
               <w:top w:val="single" w:sz="4" w:space="0" w:color="auto"/>
             </w:tcBorders>
@@ -1109,34 +1280,42 @@
                 <w:szCs w:val="24"/>
               </w:rPr>
             </w:pPr>
-            <w:sdt>
-              <w:sdtPr>
-                <w:rPr>
-                  <w:rFonts w:asciiTheme="majorBidi" w:hAnsiTheme="majorBidi" w:cstheme="majorBidi" w:hint="cs"/>
-                  <w:sz w:val="24"/>
-                  <w:szCs w:val="24"/>
-                  <w:cs/>
-                </w:rPr>
-                <w:id w:val="1891924091"/>
-                <w14:checkbox>
-                  <w14:checked w14:val="0"/>
-                  <w14:checkedState w14:val="0052" w14:font="Wingdings 2"/>
-                  <w14:uncheckedState w14:val="2610" w14:font="MS Gothic"/>
-                </w14:checkbox>
-              </w:sdtPr>
-              <w:sdtEndPr/>
-              <w:sdtContent>
-                <w:r>
-                  <w:rPr>
-                    <w:rFonts w:ascii="MS Gothic" w:eastAsia="MS Gothic" w:hAnsi="MS Gothic" w:cstheme="majorBidi" w:hint="eastAsia"/>
-                    <w:sz w:val="24"/>
-                    <w:szCs w:val="24"/>
-                    <w:cs/>
-                  </w:rPr>
-                  <w:t>☐</w:t>
-                </w:r>
-              </w:sdtContent>
-            </w:sdt>
+            <w:r>
+              <w:rPr>
+                <w:rFonts w:asciiTheme="majorBidi" w:hAnsiTheme="majorBidi" w:cstheme="majorBidi"/>
+                <w:sz w:val="24"/>
+                <w:szCs w:val="24"/>
+              </w:rPr>
+              <w:t>{{</w:t>
+            </w:r>
+            <w:proofErr w:type="spellStart"/>
+            <w:r>
+              <w:rPr>
+                <w:rFonts w:asciiTheme="majorBidi" w:hAnsiTheme="majorBidi" w:cstheme="majorBidi"/>
+                <w:sz w:val="24"/>
+                <w:szCs w:val="24"/>
+              </w:rPr>
+              <w:t>station_in</w:t>
+            </w:r>
+            <w:proofErr w:type="spellEnd"/>
+          </w:p>
+          <w:p>
+            <w:pPr>
+              <w:jc w:val="center"/>
+              <w:rPr>
+                <w:rFonts w:asciiTheme="majorBidi" w:hAnsiTheme="majorBidi" w:cstheme="majorBidi"/>
+                <w:sz w:val="24"/>
+                <w:szCs w:val="24"/>
+              </w:rPr>
+            </w:pPr>
+            <w:r>
+              <w:rPr>
+                <w:rFonts w:asciiTheme="majorBidi" w:hAnsiTheme="majorBidi" w:cstheme="majorBidi"/>
+                <w:sz w:val="24"/>
+                <w:szCs w:val="24"/>
+              </w:rPr>
+              <w:t>}}</w:t>
+            </w:r>
             <w:r>
               <w:rPr>
                 <w:rFonts w:asciiTheme="majorBidi" w:hAnsiTheme="majorBidi" w:cstheme="majorBidi" w:hint="cs"/>
@@ -1144,22 +1323,13 @@
                 <w:szCs w:val="24"/>
                 <w:cs/>
               </w:rPr>
-              <w:t xml:space="preserve">  </w:t>
-            </w:r>
-            <w:r>
-              <w:rPr>
-                <w:rFonts w:asciiTheme="majorBidi" w:hAnsiTheme="majorBidi" w:cstheme="majorBidi" w:hint="cs"/>
-                <w:sz w:val="24"/>
-                <w:szCs w:val="24"/>
-                <w:cs/>
-              </w:rPr>
               <w:t xml:space="preserve">เข้า </w:t>
             </w:r>
           </w:p>
         </w:tc>
         <w:tc>
           <w:tcPr>
-            <w:tcW w:w="1607" w:type="dxa"/>
+            <w:tcW w:w="1372" w:type="dxa"/>
             <w:gridSpan w:val="4"/>
             <w:tcBorders>
               <w:top w:val="single" w:sz="4" w:space="0" w:color="auto"/>
@@ -1174,34 +1344,41 @@
                 <w:szCs w:val="24"/>
               </w:rPr>
             </w:pPr>
-            <w:sdt>
-              <w:sdtPr>
-                <w:rPr>
-                  <w:rFonts w:asciiTheme="majorBidi" w:hAnsiTheme="majorBidi" w:cstheme="majorBidi" w:hint="cs"/>
-                  <w:sz w:val="24"/>
-                  <w:szCs w:val="24"/>
-                  <w:cs/>
-                </w:rPr>
-                <w:id w:val="1573308137"/>
-                <w14:checkbox>
-                  <w14:checked w14:val="0"/>
-                  <w14:checkedState w14:val="0052" w14:font="Wingdings 2"/>
-                  <w14:uncheckedState w14:val="2610" w14:font="MS Gothic"/>
-                </w14:checkbox>
-              </w:sdtPr>
-              <w:sdtEndPr/>
-              <w:sdtContent>
-                <w:r>
-                  <w:rPr>
-                    <w:rFonts w:ascii="MS Gothic" w:eastAsia="MS Gothic" w:hAnsi="MS Gothic" w:cstheme="majorBidi" w:hint="eastAsia"/>
-                    <w:sz w:val="24"/>
-                    <w:szCs w:val="24"/>
-                    <w:cs/>
-                  </w:rPr>
-                  <w:t>☐</w:t>
-                </w:r>
-              </w:sdtContent>
-            </w:sdt>
+            <w:r>
+              <w:rPr>
+                <w:rFonts w:asciiTheme="majorBidi" w:hAnsiTheme="majorBidi" w:cstheme="majorBidi"/>
+                <w:sz w:val="24"/>
+                <w:szCs w:val="24"/>
+              </w:rPr>
+              <w:t>{{</w:t>
+            </w:r>
+            <w:proofErr w:type="spellStart"/>
+            <w:r>
+              <w:rPr>
+                <w:rFonts w:asciiTheme="majorBidi" w:hAnsiTheme="majorBidi" w:cstheme="majorBidi"/>
+                <w:sz w:val="24"/>
+                <w:szCs w:val="24"/>
+              </w:rPr>
+              <w:t>station_out</w:t>
+            </w:r>
+            <w:proofErr w:type="spellEnd"/>
+          </w:p>
+          <w:p>
+            <w:pPr>
+              <w:rPr>
+                <w:rFonts w:asciiTheme="majorBidi" w:hAnsiTheme="majorBidi" w:cstheme="majorBidi"/>
+                <w:sz w:val="24"/>
+                <w:szCs w:val="24"/>
+              </w:rPr>
+            </w:pPr>
+            <w:r>
+              <w:rPr>
+                <w:rFonts w:asciiTheme="majorBidi" w:hAnsiTheme="majorBidi" w:cstheme="majorBidi"/>
+                <w:sz w:val="24"/>
+                <w:szCs w:val="24"/>
+              </w:rPr>
+              <w:t>}}</w:t>
+            </w:r>
             <w:r>
               <w:rPr>
                 <w:rFonts w:asciiTheme="majorBidi" w:hAnsiTheme="majorBidi" w:cstheme="majorBidi" w:hint="cs"/>
@@ -1209,22 +1386,13 @@
                 <w:szCs w:val="24"/>
                 <w:cs/>
               </w:rPr>
-              <w:t xml:space="preserve">  </w:t>
-            </w:r>
-            <w:r>
-              <w:rPr>
-                <w:rFonts w:asciiTheme="majorBidi" w:hAnsiTheme="majorBidi" w:cstheme="majorBidi" w:hint="cs"/>
-                <w:sz w:val="24"/>
-                <w:szCs w:val="24"/>
-                <w:cs/>
-              </w:rPr>
               <w:t>ออก</w:t>
             </w:r>
           </w:p>
         </w:tc>
         <w:tc>
           <w:tcPr>
-            <w:tcW w:w="1546" w:type="dxa"/>
+            <w:tcW w:w="1395" w:type="dxa"/>
             <w:gridSpan w:val="4"/>
             <w:tcBorders>
               <w:top w:val="single" w:sz="4" w:space="0" w:color="auto"/>
@@ -1267,7 +1435,7 @@
         </w:tc>
         <w:tc>
           <w:tcPr>
-            <w:tcW w:w="1561" w:type="dxa"/>
+            <w:tcW w:w="1490" w:type="dxa"/>
             <w:gridSpan w:val="4"/>
             <w:tcBorders>
               <w:top w:val="single" w:sz="4" w:space="0" w:color="auto"/>
@@ -1282,42 +1450,40 @@
                 <w:szCs w:val="24"/>
               </w:rPr>
             </w:pPr>
-            <w:sdt>
-              <w:sdtPr>
-                <w:rPr>
-                  <w:rFonts w:asciiTheme="majorBidi" w:hAnsiTheme="majorBidi" w:cstheme="majorBidi" w:hint="cs"/>
-                  <w:sz w:val="24"/>
-                  <w:szCs w:val="24"/>
-                  <w:cs/>
-                </w:rPr>
-                <w:id w:val="-339387685"/>
-                <w14:checkbox>
-                  <w14:checked w14:val="0"/>
-                  <w14:checkedState w14:val="0052" w14:font="Wingdings 2"/>
-                  <w14:uncheckedState w14:val="2610" w14:font="MS Gothic"/>
-                </w14:checkbox>
-              </w:sdtPr>
-              <w:sdtEndPr/>
-              <w:sdtContent>
-                <w:r>
-                  <w:rPr>
-                    <w:rFonts w:ascii="MS Gothic" w:eastAsia="MS Gothic" w:hAnsi="MS Gothic" w:cstheme="majorBidi" w:hint="eastAsia"/>
-                    <w:sz w:val="24"/>
-                    <w:szCs w:val="24"/>
-                    <w:cs/>
-                  </w:rPr>
-                  <w:t>☐</w:t>
-                </w:r>
-              </w:sdtContent>
-            </w:sdt>
-            <w:r>
-              <w:rPr>
-                <w:rFonts w:asciiTheme="majorBidi" w:hAnsiTheme="majorBidi" w:cstheme="majorBidi" w:hint="cs"/>
-                <w:sz w:val="24"/>
-                <w:szCs w:val="24"/>
-                <w:cs/>
-              </w:rPr>
-              <w:t xml:space="preserve"> </w:t>
+            <w:r>
+              <w:rPr>
+                <w:rFonts w:asciiTheme="majorBidi" w:hAnsiTheme="majorBidi" w:cstheme="majorBidi"/>
+                <w:sz w:val="24"/>
+                <w:szCs w:val="24"/>
+              </w:rPr>
+              <w:t>{{</w:t>
+            </w:r>
+            <w:proofErr w:type="spellStart"/>
+            <w:r>
+              <w:rPr>
+                <w:rFonts w:asciiTheme="majorBidi" w:hAnsiTheme="majorBidi" w:cstheme="majorBidi"/>
+                <w:sz w:val="24"/>
+                <w:szCs w:val="24"/>
+              </w:rPr>
+              <w:t>borrow_earthing</w:t>
+            </w:r>
+            <w:proofErr w:type="spellEnd"/>
+          </w:p>
+          <w:p>
+            <w:pPr>
+              <w:rPr>
+                <w:rFonts w:asciiTheme="majorBidi" w:hAnsiTheme="majorBidi" w:cstheme="majorBidi"/>
+                <w:sz w:val="24"/>
+                <w:szCs w:val="24"/>
+              </w:rPr>
+            </w:pPr>
+            <w:r>
+              <w:rPr>
+                <w:rFonts w:asciiTheme="majorBidi" w:hAnsiTheme="majorBidi" w:cstheme="majorBidi"/>
+                <w:sz w:val="24"/>
+                <w:szCs w:val="24"/>
+              </w:rPr>
+              <w:t>}}</w:t>
             </w:r>
             <w:r>
               <w:rPr>
@@ -1339,7 +1505,7 @@
         </w:tc>
         <w:tc>
           <w:tcPr>
-            <w:tcW w:w="1563" w:type="dxa"/>
+            <w:tcW w:w="1412" w:type="dxa"/>
             <w:gridSpan w:val="3"/>
             <w:tcBorders>
               <w:top w:val="single" w:sz="4" w:space="0" w:color="auto"/>
@@ -1354,42 +1520,40 @@
                 <w:szCs w:val="24"/>
               </w:rPr>
             </w:pPr>
-            <w:sdt>
-              <w:sdtPr>
-                <w:rPr>
-                  <w:rFonts w:asciiTheme="majorBidi" w:hAnsiTheme="majorBidi" w:cstheme="majorBidi" w:hint="cs"/>
-                  <w:sz w:val="24"/>
-                  <w:szCs w:val="24"/>
-                  <w:cs/>
-                </w:rPr>
-                <w:id w:val="1089728345"/>
-                <w14:checkbox>
-                  <w14:checked w14:val="0"/>
-                  <w14:checkedState w14:val="0052" w14:font="Wingdings 2"/>
-                  <w14:uncheckedState w14:val="2610" w14:font="MS Gothic"/>
-                </w14:checkbox>
-              </w:sdtPr>
-              <w:sdtEndPr/>
-              <w:sdtContent>
-                <w:r>
-                  <w:rPr>
-                    <w:rFonts w:ascii="MS Gothic" w:eastAsia="MS Gothic" w:hAnsi="MS Gothic" w:cstheme="majorBidi" w:hint="eastAsia"/>
-                    <w:sz w:val="24"/>
-                    <w:szCs w:val="24"/>
-                    <w:cs/>
-                  </w:rPr>
-                  <w:t>☐</w:t>
-                </w:r>
-              </w:sdtContent>
-            </w:sdt>
-            <w:r>
-              <w:rPr>
-                <w:rFonts w:asciiTheme="majorBidi" w:hAnsiTheme="majorBidi" w:cstheme="majorBidi" w:hint="cs"/>
-                <w:sz w:val="24"/>
-                <w:szCs w:val="24"/>
-                <w:cs/>
-              </w:rPr>
-              <w:t xml:space="preserve">  </w:t>
+            <w:r>
+              <w:rPr>
+                <w:rFonts w:asciiTheme="majorBidi" w:hAnsiTheme="majorBidi" w:cstheme="majorBidi"/>
+                <w:sz w:val="24"/>
+                <w:szCs w:val="24"/>
+              </w:rPr>
+              <w:t>{{</w:t>
+            </w:r>
+            <w:proofErr w:type="spellStart"/>
+            <w:r>
+              <w:rPr>
+                <w:rFonts w:asciiTheme="majorBidi" w:hAnsiTheme="majorBidi" w:cstheme="majorBidi"/>
+                <w:sz w:val="24"/>
+                <w:szCs w:val="24"/>
+              </w:rPr>
+              <w:t>borrow_voltage</w:t>
+            </w:r>
+            <w:proofErr w:type="spellEnd"/>
+          </w:p>
+          <w:p>
+            <w:pPr>
+              <w:rPr>
+                <w:rFonts w:asciiTheme="majorBidi" w:hAnsiTheme="majorBidi" w:cstheme="majorBidi"/>
+                <w:sz w:val="24"/>
+                <w:szCs w:val="24"/>
+              </w:rPr>
+            </w:pPr>
+            <w:r>
+              <w:rPr>
+                <w:rFonts w:asciiTheme="majorBidi" w:hAnsiTheme="majorBidi" w:cstheme="majorBidi"/>
+                <w:sz w:val="24"/>
+                <w:szCs w:val="24"/>
+              </w:rPr>
+              <w:t>}}</w:t>
             </w:r>
             <w:r>
               <w:rPr>
@@ -1411,7 +1575,7 @@
         </w:tc>
         <w:tc>
           <w:tcPr>
-            <w:tcW w:w="714" w:type="dxa"/>
+            <w:tcW w:w="1187" w:type="dxa"/>
             <w:gridSpan w:val="5"/>
             <w:tcBorders>
               <w:top w:val="single" w:sz="4" w:space="0" w:color="auto"/>
@@ -1426,34 +1590,41 @@
                 <w:szCs w:val="24"/>
               </w:rPr>
             </w:pPr>
-            <w:sdt>
-              <w:sdtPr>
-                <w:rPr>
-                  <w:rFonts w:asciiTheme="majorBidi" w:hAnsiTheme="majorBidi" w:cstheme="majorBidi" w:hint="cs"/>
-                  <w:sz w:val="24"/>
-                  <w:szCs w:val="24"/>
-                  <w:cs/>
-                </w:rPr>
-                <w:id w:val="-1489627188"/>
-                <w14:checkbox>
-                  <w14:checked w14:val="0"/>
-                  <w14:checkedState w14:val="0052" w14:font="Wingdings 2"/>
-                  <w14:uncheckedState w14:val="2610" w14:font="MS Gothic"/>
-                </w14:checkbox>
-              </w:sdtPr>
-              <w:sdtEndPr/>
-              <w:sdtContent>
-                <w:r>
-                  <w:rPr>
-                    <w:rFonts w:ascii="MS Gothic" w:eastAsia="MS Gothic" w:hAnsi="MS Gothic" w:cstheme="majorBidi" w:hint="eastAsia"/>
-                    <w:sz w:val="24"/>
-                    <w:szCs w:val="24"/>
-                    <w:cs/>
-                  </w:rPr>
-                  <w:t>☐</w:t>
-                </w:r>
-              </w:sdtContent>
-            </w:sdt>
+            <w:r>
+              <w:rPr>
+                <w:rFonts w:asciiTheme="majorBidi" w:hAnsiTheme="majorBidi" w:cstheme="majorBidi"/>
+                <w:sz w:val="24"/>
+                <w:szCs w:val="24"/>
+              </w:rPr>
+              <w:t>{{</w:t>
+            </w:r>
+            <w:proofErr w:type="spellStart"/>
+            <w:r>
+              <w:rPr>
+                <w:rFonts w:asciiTheme="majorBidi" w:hAnsiTheme="majorBidi" w:cstheme="majorBidi"/>
+                <w:sz w:val="24"/>
+                <w:szCs w:val="24"/>
+              </w:rPr>
+              <w:t>borrow_item</w:t>
+            </w:r>
+            <w:proofErr w:type="spellEnd"/>
+          </w:p>
+          <w:p>
+            <w:pPr>
+              <w:rPr>
+                <w:rFonts w:asciiTheme="majorBidi" w:hAnsiTheme="majorBidi" w:cstheme="majorBidi"/>
+                <w:sz w:val="24"/>
+                <w:szCs w:val="24"/>
+              </w:rPr>
+            </w:pPr>
+            <w:r>
+              <w:rPr>
+                <w:rFonts w:asciiTheme="majorBidi" w:hAnsiTheme="majorBidi" w:cstheme="majorBidi"/>
+                <w:sz w:val="24"/>
+                <w:szCs w:val="24"/>
+              </w:rPr>
+              <w:t>}}</w:t>
+            </w:r>
             <w:r>
               <w:rPr>
                 <w:rFonts w:asciiTheme="majorBidi" w:hAnsiTheme="majorBidi" w:cstheme="majorBidi" w:hint="cs"/>
@@ -1461,13 +1632,13 @@
                 <w:szCs w:val="24"/>
                 <w:cs/>
               </w:rPr>
-              <w:t xml:space="preserve">  ยืม</w:t>
-            </w:r>
-          </w:p>
-        </w:tc>
-        <w:tc>
-          <w:tcPr>
-            <w:tcW w:w="994" w:type="dxa"/>
+              <w:t>ยืม</w:t>
+            </w:r>
+          </w:p>
+        </w:tc>
+        <w:tc>
+          <w:tcPr>
+            <w:tcW w:w="1140" w:type="dxa"/>
             <w:gridSpan w:val="2"/>
             <w:tcBorders>
               <w:top w:val="single" w:sz="4" w:space="0" w:color="auto"/>
@@ -1482,34 +1653,41 @@
                 <w:szCs w:val="24"/>
               </w:rPr>
             </w:pPr>
-            <w:sdt>
-              <w:sdtPr>
-                <w:rPr>
-                  <w:rFonts w:asciiTheme="majorBidi" w:hAnsiTheme="majorBidi" w:cstheme="majorBidi" w:hint="cs"/>
-                  <w:sz w:val="24"/>
-                  <w:szCs w:val="24"/>
-                  <w:cs/>
-                </w:rPr>
-                <w:id w:val="669294328"/>
-                <w14:checkbox>
-                  <w14:checked w14:val="0"/>
-                  <w14:checkedState w14:val="0052" w14:font="Wingdings 2"/>
-                  <w14:uncheckedState w14:val="2610" w14:font="MS Gothic"/>
-                </w14:checkbox>
-              </w:sdtPr>
-              <w:sdtEndPr/>
-              <w:sdtContent>
-                <w:r>
-                  <w:rPr>
-                    <w:rFonts w:ascii="MS Gothic" w:eastAsia="MS Gothic" w:hAnsi="MS Gothic" w:cstheme="majorBidi" w:hint="eastAsia"/>
-                    <w:sz w:val="24"/>
-                    <w:szCs w:val="24"/>
-                    <w:cs/>
-                  </w:rPr>
-                  <w:t>☐</w:t>
-                </w:r>
-              </w:sdtContent>
-            </w:sdt>
+            <w:r>
+              <w:rPr>
+                <w:rFonts w:asciiTheme="majorBidi" w:hAnsiTheme="majorBidi" w:cstheme="majorBidi"/>
+                <w:sz w:val="24"/>
+                <w:szCs w:val="24"/>
+              </w:rPr>
+              <w:t>{{</w:t>
+            </w:r>
+            <w:proofErr w:type="spellStart"/>
+            <w:r>
+              <w:rPr>
+                <w:rFonts w:asciiTheme="majorBidi" w:hAnsiTheme="majorBidi" w:cstheme="majorBidi"/>
+                <w:sz w:val="24"/>
+                <w:szCs w:val="24"/>
+              </w:rPr>
+              <w:t>return_item</w:t>
+            </w:r>
+            <w:proofErr w:type="spellEnd"/>
+          </w:p>
+          <w:p>
+            <w:pPr>
+              <w:rPr>
+                <w:rFonts w:asciiTheme="majorBidi" w:hAnsiTheme="majorBidi" w:cstheme="majorBidi"/>
+                <w:sz w:val="24"/>
+                <w:szCs w:val="24"/>
+              </w:rPr>
+            </w:pPr>
+            <w:r>
+              <w:rPr>
+                <w:rFonts w:asciiTheme="majorBidi" w:hAnsiTheme="majorBidi" w:cstheme="majorBidi"/>
+                <w:sz w:val="24"/>
+                <w:szCs w:val="24"/>
+              </w:rPr>
+              <w:t>}}</w:t>
+            </w:r>
             <w:r>
               <w:rPr>
                 <w:rFonts w:asciiTheme="majorBidi" w:hAnsiTheme="majorBidi" w:cstheme="majorBidi" w:hint="cs"/>
@@ -1517,7 +1695,7 @@
                 <w:szCs w:val="24"/>
                 <w:cs/>
               </w:rPr>
-              <w:t xml:space="preserve">  คืน</w:t>
+              <w:t>คืน</w:t>
             </w:r>
           </w:p>
         </w:tc>
@@ -1525,7 +1703,7 @@
       <w:tr>
         <w:tc>
           <w:tcPr>
-            <w:tcW w:w="3671" w:type="dxa"/>
+            <w:tcW w:w="3452" w:type="dxa"/>
             <w:gridSpan w:val="5"/>
             <w:vAlign w:val="bottom"/>
           </w:tcPr>
@@ -1587,7 +1765,7 @@
         </w:tc>
         <w:tc>
           <w:tcPr>
-            <w:tcW w:w="724" w:type="dxa"/>
+            <w:tcW w:w="697" w:type="dxa"/>
             <w:vAlign w:val="bottom"/>
           </w:tcPr>
           <w:p>
@@ -1596,37 +1774,44 @@
                 <w:rFonts w:asciiTheme="majorBidi" w:hAnsiTheme="majorBidi" w:cstheme="majorBidi"/>
                 <w:sz w:val="24"/>
                 <w:szCs w:val="24"/>
+              </w:rPr>
+            </w:pPr>
+            <w:r>
+              <w:rPr>
+                <w:rFonts w:asciiTheme="majorBidi" w:hAnsiTheme="majorBidi" w:cstheme="majorBidi"/>
+                <w:sz w:val="24"/>
+                <w:szCs w:val="24"/>
+              </w:rPr>
+              <w:t>{{</w:t>
+            </w:r>
+            <w:proofErr w:type="spellStart"/>
+            <w:r>
+              <w:rPr>
+                <w:rFonts w:asciiTheme="majorBidi" w:hAnsiTheme="majorBidi" w:cstheme="majorBidi"/>
+                <w:sz w:val="24"/>
+                <w:szCs w:val="24"/>
+              </w:rPr>
+              <w:t>track_in</w:t>
+            </w:r>
+            <w:proofErr w:type="spellEnd"/>
+          </w:p>
+          <w:p>
+            <w:pPr>
+              <w:rPr>
+                <w:rFonts w:asciiTheme="majorBidi" w:hAnsiTheme="majorBidi" w:cstheme="majorBidi"/>
+                <w:sz w:val="24"/>
+                <w:szCs w:val="24"/>
                 <w:cs/>
               </w:rPr>
             </w:pPr>
-            <w:sdt>
-              <w:sdtPr>
-                <w:rPr>
-                  <w:rFonts w:asciiTheme="majorBidi" w:hAnsiTheme="majorBidi" w:cstheme="majorBidi" w:hint="cs"/>
-                  <w:sz w:val="24"/>
-                  <w:szCs w:val="24"/>
-                  <w:cs/>
-                </w:rPr>
-                <w:id w:val="-225458255"/>
-                <w14:checkbox>
-                  <w14:checked w14:val="0"/>
-                  <w14:checkedState w14:val="0052" w14:font="Wingdings 2"/>
-                  <w14:uncheckedState w14:val="2610" w14:font="MS Gothic"/>
-                </w14:checkbox>
-              </w:sdtPr>
-              <w:sdtEndPr/>
-              <w:sdtContent>
-                <w:r>
-                  <w:rPr>
-                    <w:rFonts w:ascii="MS Gothic" w:eastAsia="MS Gothic" w:hAnsi="MS Gothic" w:cstheme="majorBidi" w:hint="eastAsia"/>
-                    <w:sz w:val="24"/>
-                    <w:szCs w:val="24"/>
-                    <w:cs/>
-                  </w:rPr>
-                  <w:t>☐</w:t>
-                </w:r>
-              </w:sdtContent>
-            </w:sdt>
+            <w:r>
+              <w:rPr>
+                <w:rFonts w:asciiTheme="majorBidi" w:hAnsiTheme="majorBidi" w:cstheme="majorBidi"/>
+                <w:sz w:val="24"/>
+                <w:szCs w:val="24"/>
+              </w:rPr>
+              <w:t>}}</w:t>
+            </w:r>
             <w:r>
               <w:rPr>
                 <w:rFonts w:asciiTheme="majorBidi" w:hAnsiTheme="majorBidi" w:cstheme="majorBidi" w:hint="cs"/>
@@ -1634,22 +1819,13 @@
                 <w:szCs w:val="24"/>
                 <w:cs/>
               </w:rPr>
-              <w:t xml:space="preserve">  </w:t>
-            </w:r>
-            <w:r>
-              <w:rPr>
-                <w:rFonts w:asciiTheme="majorBidi" w:hAnsiTheme="majorBidi" w:cstheme="majorBidi" w:hint="cs"/>
-                <w:sz w:val="24"/>
-                <w:szCs w:val="24"/>
-                <w:cs/>
-              </w:rPr>
               <w:t>เข้า</w:t>
             </w:r>
           </w:p>
         </w:tc>
         <w:tc>
           <w:tcPr>
-            <w:tcW w:w="1546" w:type="dxa"/>
+            <w:tcW w:w="1395" w:type="dxa"/>
             <w:gridSpan w:val="4"/>
             <w:vAlign w:val="bottom"/>
           </w:tcPr>
@@ -1659,37 +1835,44 @@
                 <w:rFonts w:asciiTheme="majorBidi" w:hAnsiTheme="majorBidi" w:cstheme="majorBidi"/>
                 <w:sz w:val="24"/>
                 <w:szCs w:val="24"/>
+              </w:rPr>
+            </w:pPr>
+            <w:r>
+              <w:rPr>
+                <w:rFonts w:asciiTheme="majorBidi" w:hAnsiTheme="majorBidi" w:cstheme="majorBidi"/>
+                <w:sz w:val="24"/>
+                <w:szCs w:val="24"/>
+              </w:rPr>
+              <w:t>{{</w:t>
+            </w:r>
+            <w:proofErr w:type="spellStart"/>
+            <w:r>
+              <w:rPr>
+                <w:rFonts w:asciiTheme="majorBidi" w:hAnsiTheme="majorBidi" w:cstheme="majorBidi"/>
+                <w:sz w:val="24"/>
+                <w:szCs w:val="24"/>
+              </w:rPr>
+              <w:t>track_out</w:t>
+            </w:r>
+            <w:proofErr w:type="spellEnd"/>
+          </w:p>
+          <w:p>
+            <w:pPr>
+              <w:rPr>
+                <w:rFonts w:asciiTheme="majorBidi" w:hAnsiTheme="majorBidi" w:cstheme="majorBidi"/>
+                <w:sz w:val="24"/>
+                <w:szCs w:val="24"/>
                 <w:cs/>
               </w:rPr>
             </w:pPr>
-            <w:sdt>
-              <w:sdtPr>
-                <w:rPr>
-                  <w:rFonts w:asciiTheme="majorBidi" w:hAnsiTheme="majorBidi" w:cstheme="majorBidi" w:hint="cs"/>
-                  <w:sz w:val="24"/>
-                  <w:szCs w:val="24"/>
-                  <w:cs/>
-                </w:rPr>
-                <w:id w:val="-1522002419"/>
-                <w14:checkbox>
-                  <w14:checked w14:val="0"/>
-                  <w14:checkedState w14:val="0052" w14:font="Wingdings 2"/>
-                  <w14:uncheckedState w14:val="2610" w14:font="MS Gothic"/>
-                </w14:checkbox>
-              </w:sdtPr>
-              <w:sdtEndPr/>
-              <w:sdtContent>
-                <w:r>
-                  <w:rPr>
-                    <w:rFonts w:ascii="MS Gothic" w:eastAsia="MS Gothic" w:hAnsi="MS Gothic" w:cstheme="majorBidi" w:hint="eastAsia"/>
-                    <w:sz w:val="24"/>
-                    <w:szCs w:val="24"/>
-                    <w:cs/>
-                  </w:rPr>
-                  <w:t>☐</w:t>
-                </w:r>
-              </w:sdtContent>
-            </w:sdt>
+            <w:r>
+              <w:rPr>
+                <w:rFonts w:asciiTheme="majorBidi" w:hAnsiTheme="majorBidi" w:cstheme="majorBidi"/>
+                <w:sz w:val="24"/>
+                <w:szCs w:val="24"/>
+              </w:rPr>
+              <w:t>}}</w:t>
+            </w:r>
             <w:r>
               <w:rPr>
                 <w:rFonts w:asciiTheme="majorBidi" w:hAnsiTheme="majorBidi" w:cstheme="majorBidi" w:hint="cs"/>
@@ -1697,22 +1880,13 @@
                 <w:szCs w:val="24"/>
                 <w:cs/>
               </w:rPr>
-              <w:t xml:space="preserve">  </w:t>
-            </w:r>
-            <w:r>
-              <w:rPr>
-                <w:rFonts w:asciiTheme="majorBidi" w:hAnsiTheme="majorBidi" w:cstheme="majorBidi" w:hint="cs"/>
-                <w:sz w:val="24"/>
-                <w:szCs w:val="24"/>
-                <w:cs/>
-              </w:rPr>
               <w:t>ออก</w:t>
             </w:r>
           </w:p>
         </w:tc>
         <w:tc>
           <w:tcPr>
-            <w:tcW w:w="3131" w:type="dxa"/>
+            <w:tcW w:w="2912" w:type="dxa"/>
             <w:gridSpan w:val="8"/>
             <w:vAlign w:val="bottom"/>
           </w:tcPr>
@@ -1730,7 +1904,7 @@
         </w:tc>
         <w:tc>
           <w:tcPr>
-            <w:tcW w:w="707" w:type="dxa"/>
+            <w:tcW w:w="1177" w:type="dxa"/>
             <w:gridSpan w:val="4"/>
             <w:vAlign w:val="bottom"/>
           </w:tcPr>
@@ -1747,7 +1921,7 @@
         </w:tc>
         <w:tc>
           <w:tcPr>
-            <w:tcW w:w="994" w:type="dxa"/>
+            <w:tcW w:w="1140" w:type="dxa"/>
             <w:gridSpan w:val="2"/>
             <w:vAlign w:val="bottom"/>
           </w:tcPr>
@@ -1997,7 +2171,7 @@
           <w:p>
             <w:pPr>
               <w:rPr>
-                <w:rFonts w:asciiTheme="majorBidi" w:hAnsiTheme="majorBidi" w:cstheme="majorBidi"/>
+                <w:rFonts w:asciiTheme="majorBidi" w:hAnsiTheme="majorBidi" w:cstheme="majorBidi" w:hint="cs"/>
                 <w:sz w:val="24"/>
                 <w:szCs w:val="24"/>
                 <w:cs/>
@@ -2035,23 +2209,7 @@
                 <w:sz w:val="24"/>
                 <w:szCs w:val="24"/>
               </w:rPr>
-              <w:t>M</w:t>
-            </w:r>
-            <w:r>
-              <w:rPr>
-                <w:rFonts w:asciiTheme="majorBidi" w:hAnsiTheme="majorBidi" w:cstheme="majorBidi"/>
-                <w:sz w:val="24"/>
-                <w:szCs w:val="24"/>
-              </w:rPr>
-              <w:t>ITRAC PSDC</w:t>
-            </w:r>
-            <w:r>
-              <w:rPr>
-                <w:rFonts w:asciiTheme="majorBidi" w:hAnsiTheme="majorBidi" w:cstheme="majorBidi"/>
-                <w:sz w:val="24"/>
-                <w:szCs w:val="24"/>
-              </w:rPr>
-              <w:t xml:space="preserve"> </w:t>
+              <w:t xml:space="preserve">MITRAC PSDC </w:t>
             </w:r>
             <w:r>
               <w:rPr>
@@ -2072,51 +2230,47 @@
             </w:r>
           </w:p>
         </w:tc>
-        <w:sdt>
-          <w:sdtPr>
-            <w:rPr>
-              <w:rFonts w:asciiTheme="majorBidi" w:hAnsiTheme="majorBidi" w:cstheme="majorBidi"/>
-              <w:color w:val="FFFFFF" w:themeColor="background1"/>
-              <w:sz w:val="24"/>
-              <w:szCs w:val="24"/>
-            </w:rPr>
-            <w:id w:val="48505618"/>
-            <w14:checkbox>
-              <w14:checked w14:val="1"/>
-              <w14:checkedState w14:val="0050" w14:font="Wingdings 2"/>
-              <w14:uncheckedState w14:val="2610" w14:font="MS Gothic"/>
-            </w14:checkbox>
-          </w:sdtPr>
-          <w:sdtEndPr/>
-          <w:sdtContent>
-            <w:tc>
-              <w:tcPr>
-                <w:tcW w:w="709" w:type="dxa"/>
-                <w:vAlign w:val="center"/>
-              </w:tcPr>
-              <w:p>
-                <w:pPr>
-                  <w:jc w:val="center"/>
-                  <w:rPr>
-                    <w:rFonts w:asciiTheme="majorBidi" w:hAnsiTheme="majorBidi" w:cstheme="majorBidi"/>
-                    <w:color w:val="FFFFFF" w:themeColor="background1"/>
-                    <w:sz w:val="24"/>
-                    <w:szCs w:val="24"/>
-                  </w:rPr>
-                </w:pPr>
-                <w:r>
-                  <w:rPr>
-                    <w:rFonts w:asciiTheme="majorBidi" w:hAnsiTheme="majorBidi" w:cstheme="majorBidi"/>
-                    <w:color w:val="FFFFFF" w:themeColor="background1"/>
-                    <w:sz w:val="24"/>
-                    <w:szCs w:val="24"/>
-                  </w:rPr>
-                  <w:sym w:font="Wingdings 2" w:char="F050"/>
-                </w:r>
-              </w:p>
-            </w:tc>
-          </w:sdtContent>
-        </w:sdt>
+        <w:tc>
+          <w:tcPr>
+            <w:tcW w:w="709" w:type="dxa"/>
+            <w:vAlign w:val="center"/>
+          </w:tcPr>
+          <w:p>
+            <w:pPr>
+              <w:jc w:val="center"/>
+              <w:rPr>
+                <w:rFonts w:asciiTheme="majorBidi" w:hAnsiTheme="majorBidi" w:cstheme="majorBidi"/>
+                <w:color w:val="FFFFFF" w:themeColor="background1"/>
+                <w:sz w:val="24"/>
+                <w:szCs w:val="24"/>
+              </w:rPr>
+            </w:pPr>
+            <w:r>
+              <w:rPr>
+                <w:rFonts w:asciiTheme="majorBidi" w:hAnsiTheme="majorBidi" w:cstheme="majorBidi"/>
+                <w:sz w:val="24"/>
+                <w:szCs w:val="24"/>
+              </w:rPr>
+              <w:t>{{</w:t>
+            </w:r>
+            <w:r>
+              <w:rPr>
+                <w:rFonts w:asciiTheme="majorBidi" w:hAnsiTheme="majorBidi" w:cstheme="majorBidi"/>
+                <w:sz w:val="24"/>
+                <w:szCs w:val="24"/>
+              </w:rPr>
+              <w:t>result1</w:t>
+            </w:r>
+            <w:r>
+              <w:rPr>
+                <w:rFonts w:asciiTheme="majorBidi" w:hAnsiTheme="majorBidi" w:cstheme="majorBidi"/>
+                <w:sz w:val="24"/>
+                <w:szCs w:val="24"/>
+              </w:rPr>
+              <w:t>}}</w:t>
+            </w:r>
+          </w:p>
+        </w:tc>
         <w:tc>
           <w:tcPr>
             <w:tcW w:w="4677" w:type="dxa"/>
@@ -2129,6 +2283,27 @@
                 <w:szCs w:val="22"/>
               </w:rPr>
             </w:pPr>
+            <w:r>
+              <w:rPr>
+                <w:rFonts w:asciiTheme="majorBidi" w:hAnsiTheme="majorBidi" w:cstheme="majorBidi"/>
+                <w:szCs w:val="22"/>
+              </w:rPr>
+              <w:t>{{</w:t>
+            </w:r>
+            <w:r>
+              <w:rPr>
+                <w:rFonts w:asciiTheme="majorBidi" w:hAnsiTheme="majorBidi" w:cstheme="majorBidi"/>
+                <w:szCs w:val="22"/>
+              </w:rPr>
+              <w:t>remark1</w:t>
+            </w:r>
+            <w:r>
+              <w:rPr>
+                <w:rFonts w:asciiTheme="majorBidi" w:hAnsiTheme="majorBidi" w:cstheme="majorBidi"/>
+                <w:szCs w:val="22"/>
+              </w:rPr>
+              <w:t>}}</w:t>
+            </w:r>
           </w:p>
         </w:tc>
       </w:tr>
@@ -2197,16 +2372,7 @@
                 <w:szCs w:val="24"/>
                 <w:cs/>
               </w:rPr>
-              <w:t>ที่ประตู</w:t>
-            </w:r>
-            <w:r>
-              <w:rPr>
-                <w:rFonts w:asciiTheme="majorBidi" w:hAnsiTheme="majorBidi" w:cstheme="majorBidi" w:hint="cs"/>
-                <w:sz w:val="24"/>
-                <w:szCs w:val="24"/>
-                <w:cs/>
-              </w:rPr>
-              <w:t xml:space="preserve">ตู้ </w:t>
+              <w:t xml:space="preserve">ที่ประตูตู้ </w:t>
             </w:r>
             <w:r>
               <w:rPr>
@@ -2237,62 +2403,80 @@
             </w:r>
           </w:p>
         </w:tc>
-        <w:sdt>
-          <w:sdtPr>
-            <w:rPr>
-              <w:rFonts w:asciiTheme="majorBidi" w:hAnsiTheme="majorBidi" w:cstheme="majorBidi"/>
-              <w:color w:val="FFFFFF" w:themeColor="background1"/>
-              <w:sz w:val="24"/>
-              <w:szCs w:val="24"/>
-            </w:rPr>
-            <w:id w:val="-1648195956"/>
-            <w14:checkbox>
-              <w14:checked w14:val="1"/>
-              <w14:checkedState w14:val="0050" w14:font="Wingdings 2"/>
-              <w14:uncheckedState w14:val="2610" w14:font="MS Gothic"/>
-            </w14:checkbox>
-          </w:sdtPr>
-          <w:sdtEndPr/>
-          <w:sdtContent>
-            <w:tc>
-              <w:tcPr>
-                <w:tcW w:w="709" w:type="dxa"/>
-                <w:vAlign w:val="center"/>
-              </w:tcPr>
-              <w:p>
-                <w:pPr>
-                  <w:jc w:val="center"/>
-                  <w:rPr>
-                    <w:rFonts w:asciiTheme="majorBidi" w:hAnsiTheme="majorBidi" w:cstheme="majorBidi"/>
-                    <w:color w:val="FFFFFF" w:themeColor="background1"/>
-                    <w:sz w:val="24"/>
-                    <w:szCs w:val="24"/>
-                  </w:rPr>
-                </w:pPr>
-                <w:r>
-                  <w:rPr>
-                    <w:rFonts w:asciiTheme="majorBidi" w:hAnsiTheme="majorBidi" w:cstheme="majorBidi"/>
-                    <w:color w:val="FFFFFF" w:themeColor="background1"/>
-                    <w:sz w:val="24"/>
-                    <w:szCs w:val="24"/>
-                  </w:rPr>
-                  <w:sym w:font="Wingdings 2" w:char="F050"/>
-                </w:r>
-              </w:p>
-            </w:tc>
-          </w:sdtContent>
-        </w:sdt>
+        <w:tc>
+          <w:tcPr>
+            <w:tcW w:w="709" w:type="dxa"/>
+            <w:vAlign w:val="center"/>
+          </w:tcPr>
+          <w:p>
+            <w:pPr>
+              <w:jc w:val="center"/>
+              <w:rPr>
+                <w:rFonts w:asciiTheme="majorBidi" w:hAnsiTheme="majorBidi" w:cstheme="majorBidi"/>
+                <w:color w:val="FFFFFF" w:themeColor="background1"/>
+                <w:sz w:val="24"/>
+                <w:szCs w:val="24"/>
+              </w:rPr>
+            </w:pPr>
+            <w:r>
+              <w:rPr>
+                <w:rFonts w:asciiTheme="majorBidi" w:hAnsiTheme="majorBidi" w:cstheme="majorBidi"/>
+                <w:sz w:val="24"/>
+                <w:szCs w:val="24"/>
+              </w:rPr>
+              <w:t>{{</w:t>
+            </w:r>
+            <w:r>
+              <w:rPr>
+                <w:rFonts w:asciiTheme="majorBidi" w:hAnsiTheme="majorBidi" w:cstheme="majorBidi"/>
+                <w:sz w:val="24"/>
+                <w:szCs w:val="24"/>
+              </w:rPr>
+              <w:t>result</w:t>
+            </w:r>
+            <w:r>
+              <w:rPr>
+                <w:rFonts w:asciiTheme="majorBidi" w:hAnsiTheme="majorBidi" w:cstheme="majorBidi"/>
+                <w:sz w:val="24"/>
+                <w:szCs w:val="24"/>
+              </w:rPr>
+              <w:t>2}}</w:t>
+            </w:r>
+          </w:p>
+        </w:tc>
         <w:tc>
           <w:tcPr>
             <w:tcW w:w="4677" w:type="dxa"/>
-          </w:tcPr>
-          <w:p>
-            <w:pPr>
-              <w:rPr>
-                <w:rFonts w:asciiTheme="majorBidi" w:hAnsiTheme="majorBidi" w:cstheme="majorBidi"/>
-                <w:szCs w:val="22"/>
-              </w:rPr>
-            </w:pPr>
+            <w:vAlign w:val="center"/>
+          </w:tcPr>
+          <w:p>
+            <w:pPr>
+              <w:rPr>
+                <w:rFonts w:asciiTheme="majorBidi" w:hAnsiTheme="majorBidi" w:cstheme="majorBidi"/>
+                <w:szCs w:val="22"/>
+              </w:rPr>
+            </w:pPr>
+            <w:r>
+              <w:rPr>
+                <w:rFonts w:asciiTheme="majorBidi" w:hAnsiTheme="majorBidi" w:cstheme="majorBidi"/>
+                <w:szCs w:val="22"/>
+              </w:rPr>
+              <w:t>{{</w:t>
+            </w:r>
+            <w:r>
+              <w:rPr>
+                <w:rFonts w:asciiTheme="majorBidi" w:hAnsiTheme="majorBidi" w:cstheme="majorBidi"/>
+                <w:szCs w:val="22"/>
+              </w:rPr>
+              <w:t>remark</w:t>
+            </w:r>
+            <w:r>
+              <w:rPr>
+                <w:rFonts w:asciiTheme="majorBidi" w:hAnsiTheme="majorBidi" w:cstheme="majorBidi"/>
+                <w:szCs w:val="22"/>
+              </w:rPr>
+              <w:t>2}}</w:t>
+            </w:r>
           </w:p>
         </w:tc>
       </w:tr>
@@ -2348,62 +2532,77 @@
             </w:r>
           </w:p>
         </w:tc>
-        <w:sdt>
-          <w:sdtPr>
-            <w:rPr>
-              <w:rFonts w:asciiTheme="majorBidi" w:hAnsiTheme="majorBidi" w:cstheme="majorBidi"/>
-              <w:color w:val="FFFFFF" w:themeColor="background1"/>
-              <w:sz w:val="24"/>
-              <w:szCs w:val="24"/>
-            </w:rPr>
-            <w:id w:val="-615137820"/>
-            <w14:checkbox>
-              <w14:checked w14:val="0"/>
-              <w14:checkedState w14:val="0050" w14:font="Wingdings 2"/>
-              <w14:uncheckedState w14:val="2610" w14:font="MS Gothic"/>
-            </w14:checkbox>
-          </w:sdtPr>
-          <w:sdtEndPr/>
-          <w:sdtContent>
-            <w:tc>
-              <w:tcPr>
-                <w:tcW w:w="709" w:type="dxa"/>
-                <w:vAlign w:val="center"/>
-              </w:tcPr>
-              <w:p>
-                <w:pPr>
-                  <w:jc w:val="center"/>
-                  <w:rPr>
-                    <w:rFonts w:asciiTheme="majorBidi" w:hAnsiTheme="majorBidi" w:cstheme="majorBidi"/>
-                    <w:color w:val="FFFFFF" w:themeColor="background1"/>
-                    <w:sz w:val="24"/>
-                    <w:szCs w:val="24"/>
-                  </w:rPr>
-                </w:pPr>
-                <w:r>
-                  <w:rPr>
-                    <w:rFonts w:ascii="MS Gothic" w:eastAsia="MS Gothic" w:hAnsi="MS Gothic" w:cstheme="majorBidi" w:hint="eastAsia"/>
-                    <w:color w:val="FFFFFF" w:themeColor="background1"/>
-                    <w:sz w:val="24"/>
-                    <w:szCs w:val="24"/>
-                  </w:rPr>
-                  <w:t>☐</w:t>
-                </w:r>
-              </w:p>
-            </w:tc>
-          </w:sdtContent>
-        </w:sdt>
+        <w:tc>
+          <w:tcPr>
+            <w:tcW w:w="709" w:type="dxa"/>
+            <w:vAlign w:val="center"/>
+          </w:tcPr>
+          <w:p>
+            <w:pPr>
+              <w:jc w:val="center"/>
+              <w:rPr>
+                <w:rFonts w:asciiTheme="majorBidi" w:hAnsiTheme="majorBidi" w:cstheme="majorBidi"/>
+                <w:color w:val="FFFFFF" w:themeColor="background1"/>
+                <w:sz w:val="24"/>
+                <w:szCs w:val="24"/>
+              </w:rPr>
+            </w:pPr>
+            <w:r>
+              <w:rPr>
+                <w:rFonts w:asciiTheme="majorBidi" w:hAnsiTheme="majorBidi" w:cstheme="majorBidi"/>
+                <w:szCs w:val="22"/>
+              </w:rPr>
+              <w:t>{{</w:t>
+            </w:r>
+            <w:r>
+              <w:rPr>
+                <w:rFonts w:asciiTheme="majorBidi" w:hAnsiTheme="majorBidi" w:cstheme="majorBidi"/>
+                <w:szCs w:val="22"/>
+              </w:rPr>
+              <w:t>re</w:t>
+            </w:r>
+            <w:r>
+              <w:rPr>
+                <w:rFonts w:asciiTheme="majorBidi" w:hAnsiTheme="majorBidi" w:cstheme="majorBidi"/>
+                <w:szCs w:val="22"/>
+              </w:rPr>
+              <w:t>sult3}}</w:t>
+            </w:r>
+          </w:p>
+        </w:tc>
         <w:tc>
           <w:tcPr>
             <w:tcW w:w="4677" w:type="dxa"/>
-          </w:tcPr>
-          <w:p>
-            <w:pPr>
-              <w:rPr>
-                <w:rFonts w:asciiTheme="majorBidi" w:hAnsiTheme="majorBidi" w:cstheme="majorBidi"/>
-                <w:szCs w:val="22"/>
-              </w:rPr>
-            </w:pPr>
+            <w:vAlign w:val="center"/>
+          </w:tcPr>
+          <w:p>
+            <w:pPr>
+              <w:rPr>
+                <w:rFonts w:asciiTheme="majorBidi" w:hAnsiTheme="majorBidi" w:cstheme="majorBidi"/>
+                <w:szCs w:val="22"/>
+              </w:rPr>
+            </w:pPr>
+            <w:r>
+              <w:rPr>
+                <w:rFonts w:asciiTheme="majorBidi" w:hAnsiTheme="majorBidi" w:cstheme="majorBidi"/>
+                <w:szCs w:val="22"/>
+              </w:rPr>
+              <w:t>{{</w:t>
+            </w:r>
+            <w:r>
+              <w:rPr>
+                <w:rFonts w:asciiTheme="majorBidi" w:hAnsiTheme="majorBidi" w:cstheme="majorBidi"/>
+                <w:szCs w:val="22"/>
+              </w:rPr>
+              <w:t>remark</w:t>
+            </w:r>
+            <w:r>
+              <w:rPr>
+                <w:rFonts w:asciiTheme="majorBidi" w:hAnsiTheme="majorBidi" w:cstheme="majorBidi"/>
+                <w:szCs w:val="22"/>
+              </w:rPr>
+              <w:t>3}}</w:t>
+            </w:r>
           </w:p>
         </w:tc>
       </w:tr>
@@ -2458,51 +2657,44 @@
             </w:r>
           </w:p>
         </w:tc>
-        <w:sdt>
-          <w:sdtPr>
-            <w:rPr>
-              <w:rFonts w:asciiTheme="majorBidi" w:hAnsiTheme="majorBidi" w:cstheme="majorBidi"/>
-              <w:color w:val="FFFFFF" w:themeColor="background1"/>
-              <w:sz w:val="24"/>
-              <w:szCs w:val="24"/>
-            </w:rPr>
-            <w:id w:val="1381671962"/>
-            <w14:checkbox>
-              <w14:checked w14:val="0"/>
-              <w14:checkedState w14:val="0050" w14:font="Wingdings 2"/>
-              <w14:uncheckedState w14:val="2610" w14:font="MS Gothic"/>
-            </w14:checkbox>
-          </w:sdtPr>
-          <w:sdtEndPr/>
-          <w:sdtContent>
-            <w:tc>
-              <w:tcPr>
-                <w:tcW w:w="709" w:type="dxa"/>
-                <w:vAlign w:val="center"/>
-              </w:tcPr>
-              <w:p>
-                <w:pPr>
-                  <w:jc w:val="center"/>
-                  <w:rPr>
-                    <w:rFonts w:asciiTheme="majorBidi" w:hAnsiTheme="majorBidi" w:cstheme="majorBidi"/>
-                    <w:color w:val="FFFFFF" w:themeColor="background1"/>
-                    <w:sz w:val="24"/>
-                    <w:szCs w:val="24"/>
-                  </w:rPr>
-                </w:pPr>
-                <w:r>
-                  <w:rPr>
-                    <w:rFonts w:ascii="MS Gothic" w:eastAsia="MS Gothic" w:hAnsi="MS Gothic" w:cstheme="majorBidi" w:hint="eastAsia"/>
-                    <w:color w:val="FFFFFF" w:themeColor="background1"/>
-                    <w:sz w:val="24"/>
-                    <w:szCs w:val="24"/>
-                  </w:rPr>
-                  <w:t>☐</w:t>
-                </w:r>
-              </w:p>
-            </w:tc>
-          </w:sdtContent>
-        </w:sdt>
+        <w:tc>
+          <w:tcPr>
+            <w:tcW w:w="709" w:type="dxa"/>
+            <w:vAlign w:val="center"/>
+          </w:tcPr>
+          <w:p>
+            <w:pPr>
+              <w:jc w:val="center"/>
+              <w:rPr>
+                <w:rFonts w:asciiTheme="majorBidi" w:hAnsiTheme="majorBidi" w:cstheme="majorBidi"/>
+                <w:color w:val="FFFFFF" w:themeColor="background1"/>
+                <w:sz w:val="24"/>
+                <w:szCs w:val="24"/>
+              </w:rPr>
+            </w:pPr>
+            <w:r>
+              <w:rPr>
+                <w:rFonts w:asciiTheme="majorBidi" w:hAnsiTheme="majorBidi" w:cstheme="majorBidi"/>
+                <w:szCs w:val="22"/>
+              </w:rPr>
+              <w:t>{{</w:t>
+            </w:r>
+            <w:r>
+              <w:rPr>
+                <w:rFonts w:asciiTheme="majorBidi" w:hAnsiTheme="majorBidi" w:cstheme="majorBidi"/>
+                <w:szCs w:val="22"/>
+              </w:rPr>
+              <w:t>re</w:t>
+            </w:r>
+            <w:r>
+              <w:rPr>
+                <w:rFonts w:asciiTheme="majorBidi" w:hAnsiTheme="majorBidi" w:cstheme="majorBidi"/>
+                <w:szCs w:val="22"/>
+              </w:rPr>
+              <w:t>sult4}}</w:t>
+            </w:r>
+          </w:p>
+        </w:tc>
         <w:tc>
           <w:tcPr>
             <w:tcW w:w="4677" w:type="dxa"/>
@@ -2515,6 +2707,27 @@
                 <w:szCs w:val="22"/>
               </w:rPr>
             </w:pPr>
+            <w:r>
+              <w:rPr>
+                <w:rFonts w:asciiTheme="majorBidi" w:hAnsiTheme="majorBidi" w:cstheme="majorBidi"/>
+                <w:szCs w:val="22"/>
+              </w:rPr>
+              <w:t>{{</w:t>
+            </w:r>
+            <w:r>
+              <w:rPr>
+                <w:rFonts w:asciiTheme="majorBidi" w:hAnsiTheme="majorBidi" w:cstheme="majorBidi"/>
+                <w:szCs w:val="22"/>
+              </w:rPr>
+              <w:t>remark</w:t>
+            </w:r>
+            <w:r>
+              <w:rPr>
+                <w:rFonts w:asciiTheme="majorBidi" w:hAnsiTheme="majorBidi" w:cstheme="majorBidi"/>
+                <w:szCs w:val="22"/>
+              </w:rPr>
+              <w:t>4}}</w:t>
+            </w:r>
           </w:p>
         </w:tc>
       </w:tr>
@@ -2594,51 +2807,44 @@
             </w:r>
           </w:p>
         </w:tc>
-        <w:sdt>
-          <w:sdtPr>
-            <w:rPr>
-              <w:rFonts w:asciiTheme="majorBidi" w:hAnsiTheme="majorBidi" w:cstheme="majorBidi"/>
-              <w:color w:val="FFFFFF" w:themeColor="background1"/>
-              <w:sz w:val="24"/>
-              <w:szCs w:val="24"/>
-            </w:rPr>
-            <w:id w:val="1432541726"/>
-            <w14:checkbox>
-              <w14:checked w14:val="0"/>
-              <w14:checkedState w14:val="0050" w14:font="Wingdings 2"/>
-              <w14:uncheckedState w14:val="2610" w14:font="MS Gothic"/>
-            </w14:checkbox>
-          </w:sdtPr>
-          <w:sdtEndPr/>
-          <w:sdtContent>
-            <w:tc>
-              <w:tcPr>
-                <w:tcW w:w="709" w:type="dxa"/>
-                <w:vAlign w:val="center"/>
-              </w:tcPr>
-              <w:p>
-                <w:pPr>
-                  <w:jc w:val="center"/>
-                  <w:rPr>
-                    <w:rFonts w:asciiTheme="majorBidi" w:hAnsiTheme="majorBidi" w:cstheme="majorBidi"/>
-                    <w:color w:val="FFFFFF" w:themeColor="background1"/>
-                    <w:sz w:val="24"/>
-                    <w:szCs w:val="24"/>
-                  </w:rPr>
-                </w:pPr>
-                <w:r>
-                  <w:rPr>
-                    <w:rFonts w:ascii="MS Gothic" w:eastAsia="MS Gothic" w:hAnsi="MS Gothic" w:cstheme="majorBidi" w:hint="eastAsia"/>
-                    <w:color w:val="FFFFFF" w:themeColor="background1"/>
-                    <w:sz w:val="24"/>
-                    <w:szCs w:val="24"/>
-                  </w:rPr>
-                  <w:t>☐</w:t>
-                </w:r>
-              </w:p>
-            </w:tc>
-          </w:sdtContent>
-        </w:sdt>
+        <w:tc>
+          <w:tcPr>
+            <w:tcW w:w="709" w:type="dxa"/>
+            <w:vAlign w:val="center"/>
+          </w:tcPr>
+          <w:p>
+            <w:pPr>
+              <w:jc w:val="center"/>
+              <w:rPr>
+                <w:rFonts w:asciiTheme="majorBidi" w:hAnsiTheme="majorBidi" w:cstheme="majorBidi"/>
+                <w:color w:val="FFFFFF" w:themeColor="background1"/>
+                <w:sz w:val="24"/>
+                <w:szCs w:val="24"/>
+              </w:rPr>
+            </w:pPr>
+            <w:r>
+              <w:rPr>
+                <w:rFonts w:asciiTheme="majorBidi" w:hAnsiTheme="majorBidi" w:cstheme="majorBidi"/>
+                <w:szCs w:val="22"/>
+              </w:rPr>
+              <w:t>{{</w:t>
+            </w:r>
+            <w:r>
+              <w:rPr>
+                <w:rFonts w:asciiTheme="majorBidi" w:hAnsiTheme="majorBidi" w:cstheme="majorBidi"/>
+                <w:szCs w:val="22"/>
+              </w:rPr>
+              <w:t>re</w:t>
+            </w:r>
+            <w:r>
+              <w:rPr>
+                <w:rFonts w:asciiTheme="majorBidi" w:hAnsiTheme="majorBidi" w:cstheme="majorBidi"/>
+                <w:szCs w:val="22"/>
+              </w:rPr>
+              <w:t>sult5}}</w:t>
+            </w:r>
+          </w:p>
+        </w:tc>
         <w:tc>
           <w:tcPr>
             <w:tcW w:w="4677" w:type="dxa"/>
@@ -2651,6 +2857,27 @@
                 <w:szCs w:val="22"/>
               </w:rPr>
             </w:pPr>
+            <w:r>
+              <w:rPr>
+                <w:rFonts w:asciiTheme="majorBidi" w:hAnsiTheme="majorBidi" w:cstheme="majorBidi"/>
+                <w:szCs w:val="22"/>
+              </w:rPr>
+              <w:t>{{</w:t>
+            </w:r>
+            <w:r>
+              <w:rPr>
+                <w:rFonts w:asciiTheme="majorBidi" w:hAnsiTheme="majorBidi" w:cstheme="majorBidi"/>
+                <w:szCs w:val="22"/>
+              </w:rPr>
+              <w:t>remark</w:t>
+            </w:r>
+            <w:r>
+              <w:rPr>
+                <w:rFonts w:asciiTheme="majorBidi" w:hAnsiTheme="majorBidi" w:cstheme="majorBidi"/>
+                <w:szCs w:val="22"/>
+              </w:rPr>
+              <w:t>5}}</w:t>
+            </w:r>
           </w:p>
         </w:tc>
       </w:tr>
@@ -2767,7 +2994,6 @@
                   <w14:uncheckedState w14:val="2610" w14:font="MS Gothic"/>
                 </w14:checkbox>
               </w:sdtPr>
-              <w:sdtEndPr/>
               <w:sdtContent>
                 <w:r>
                   <w:rPr>
@@ -2801,7 +3027,6 @@
                   <w14:uncheckedState w14:val="2610" w14:font="MS Gothic"/>
                 </w14:checkbox>
               </w:sdtPr>
-              <w:sdtEndPr/>
               <w:sdtContent>
                 <w:r>
                   <w:rPr>
@@ -2835,7 +3060,6 @@
                   <w14:uncheckedState w14:val="2610" w14:font="MS Gothic"/>
                 </w14:checkbox>
               </w:sdtPr>
-              <w:sdtEndPr/>
               <w:sdtContent>
                 <w:r>
                   <w:rPr>
@@ -2869,7 +3093,6 @@
                   <w14:uncheckedState w14:val="2610" w14:font="MS Gothic"/>
                 </w14:checkbox>
               </w:sdtPr>
-              <w:sdtEndPr/>
               <w:sdtContent>
                 <w:r>
                   <w:rPr>
@@ -2921,7 +3144,6 @@
                   <w14:uncheckedState w14:val="2610" w14:font="MS Gothic"/>
                 </w14:checkbox>
               </w:sdtPr>
-              <w:sdtEndPr/>
               <w:sdtContent>
                 <w:r>
                   <w:rPr>
@@ -2955,7 +3177,6 @@
                   <w14:uncheckedState w14:val="2610" w14:font="MS Gothic"/>
                 </w14:checkbox>
               </w:sdtPr>
-              <w:sdtEndPr/>
               <w:sdtContent>
                 <w:r>
                   <w:rPr>
@@ -2989,7 +3210,6 @@
                   <w14:uncheckedState w14:val="2610" w14:font="MS Gothic"/>
                 </w14:checkbox>
               </w:sdtPr>
-              <w:sdtEndPr/>
               <w:sdtContent>
                 <w:r>
                   <w:rPr>
@@ -3011,51 +3231,44 @@
             </w:r>
           </w:p>
         </w:tc>
-        <w:sdt>
-          <w:sdtPr>
-            <w:rPr>
-              <w:rFonts w:asciiTheme="majorBidi" w:hAnsiTheme="majorBidi" w:cstheme="majorBidi"/>
-              <w:color w:val="FFFFFF" w:themeColor="background1"/>
-              <w:sz w:val="24"/>
-              <w:szCs w:val="24"/>
-            </w:rPr>
-            <w:id w:val="-1255745263"/>
-            <w14:checkbox>
-              <w14:checked w14:val="0"/>
-              <w14:checkedState w14:val="0050" w14:font="Wingdings 2"/>
-              <w14:uncheckedState w14:val="2610" w14:font="MS Gothic"/>
-            </w14:checkbox>
-          </w:sdtPr>
-          <w:sdtEndPr/>
-          <w:sdtContent>
-            <w:tc>
-              <w:tcPr>
-                <w:tcW w:w="709" w:type="dxa"/>
-                <w:vAlign w:val="center"/>
-              </w:tcPr>
-              <w:p>
-                <w:pPr>
-                  <w:jc w:val="center"/>
-                  <w:rPr>
-                    <w:rFonts w:asciiTheme="majorBidi" w:hAnsiTheme="majorBidi" w:cstheme="majorBidi"/>
-                    <w:color w:val="FFFFFF" w:themeColor="background1"/>
-                    <w:sz w:val="24"/>
-                    <w:szCs w:val="24"/>
-                  </w:rPr>
-                </w:pPr>
-                <w:r>
-                  <w:rPr>
-                    <w:rFonts w:ascii="MS Gothic" w:eastAsia="MS Gothic" w:hAnsi="MS Gothic" w:cstheme="majorBidi" w:hint="eastAsia"/>
-                    <w:color w:val="FFFFFF" w:themeColor="background1"/>
-                    <w:sz w:val="24"/>
-                    <w:szCs w:val="24"/>
-                  </w:rPr>
-                  <w:t>☐</w:t>
-                </w:r>
-              </w:p>
-            </w:tc>
-          </w:sdtContent>
-        </w:sdt>
+        <w:tc>
+          <w:tcPr>
+            <w:tcW w:w="709" w:type="dxa"/>
+            <w:vAlign w:val="center"/>
+          </w:tcPr>
+          <w:p>
+            <w:pPr>
+              <w:jc w:val="center"/>
+              <w:rPr>
+                <w:rFonts w:asciiTheme="majorBidi" w:hAnsiTheme="majorBidi" w:cstheme="majorBidi"/>
+                <w:color w:val="FFFFFF" w:themeColor="background1"/>
+                <w:sz w:val="24"/>
+                <w:szCs w:val="24"/>
+              </w:rPr>
+            </w:pPr>
+            <w:r>
+              <w:rPr>
+                <w:rFonts w:asciiTheme="majorBidi" w:hAnsiTheme="majorBidi" w:cstheme="majorBidi"/>
+                <w:szCs w:val="22"/>
+              </w:rPr>
+              <w:t>{{</w:t>
+            </w:r>
+            <w:r>
+              <w:rPr>
+                <w:rFonts w:asciiTheme="majorBidi" w:hAnsiTheme="majorBidi" w:cstheme="majorBidi"/>
+                <w:szCs w:val="22"/>
+              </w:rPr>
+              <w:t>re</w:t>
+            </w:r>
+            <w:r>
+              <w:rPr>
+                <w:rFonts w:asciiTheme="majorBidi" w:hAnsiTheme="majorBidi" w:cstheme="majorBidi"/>
+                <w:szCs w:val="22"/>
+              </w:rPr>
+              <w:t>sult6}}</w:t>
+            </w:r>
+          </w:p>
+        </w:tc>
         <w:tc>
           <w:tcPr>
             <w:tcW w:w="4677" w:type="dxa"/>
@@ -3068,6 +3281,27 @@
                 <w:szCs w:val="22"/>
               </w:rPr>
             </w:pPr>
+            <w:r>
+              <w:rPr>
+                <w:rFonts w:asciiTheme="majorBidi" w:hAnsiTheme="majorBidi" w:cstheme="majorBidi"/>
+                <w:szCs w:val="22"/>
+              </w:rPr>
+              <w:t>{{</w:t>
+            </w:r>
+            <w:r>
+              <w:rPr>
+                <w:rFonts w:asciiTheme="majorBidi" w:hAnsiTheme="majorBidi" w:cstheme="majorBidi"/>
+                <w:szCs w:val="22"/>
+              </w:rPr>
+              <w:t>remark</w:t>
+            </w:r>
+            <w:r>
+              <w:rPr>
+                <w:rFonts w:asciiTheme="majorBidi" w:hAnsiTheme="majorBidi" w:cstheme="majorBidi"/>
+                <w:szCs w:val="22"/>
+              </w:rPr>
+              <w:t>6}}</w:t>
+            </w:r>
           </w:p>
         </w:tc>
       </w:tr>
@@ -3184,7 +3418,6 @@
                   <w14:uncheckedState w14:val="2610" w14:font="MS Gothic"/>
                 </w14:checkbox>
               </w:sdtPr>
-              <w:sdtEndPr/>
               <w:sdtContent>
                 <w:r>
                   <w:rPr>
@@ -3218,7 +3451,6 @@
                   <w14:uncheckedState w14:val="2610" w14:font="MS Gothic"/>
                 </w14:checkbox>
               </w:sdtPr>
-              <w:sdtEndPr/>
               <w:sdtContent>
                 <w:r>
                   <w:rPr>
@@ -3252,7 +3484,6 @@
                   <w14:uncheckedState w14:val="2610" w14:font="MS Gothic"/>
                 </w14:checkbox>
               </w:sdtPr>
-              <w:sdtEndPr/>
               <w:sdtContent>
                 <w:r>
                   <w:rPr>
@@ -3286,7 +3517,6 @@
                   <w14:uncheckedState w14:val="2610" w14:font="MS Gothic"/>
                 </w14:checkbox>
               </w:sdtPr>
-              <w:sdtEndPr/>
               <w:sdtContent>
                 <w:r>
                   <w:rPr>
@@ -3338,7 +3568,6 @@
                   <w14:uncheckedState w14:val="2610" w14:font="MS Gothic"/>
                 </w14:checkbox>
               </w:sdtPr>
-              <w:sdtEndPr/>
               <w:sdtContent>
                 <w:r>
                   <w:rPr>
@@ -3372,7 +3601,6 @@
                   <w14:uncheckedState w14:val="2610" w14:font="MS Gothic"/>
                 </w14:checkbox>
               </w:sdtPr>
-              <w:sdtEndPr/>
               <w:sdtContent>
                 <w:r>
                   <w:rPr>
@@ -3406,7 +3634,6 @@
                   <w14:uncheckedState w14:val="2610" w14:font="MS Gothic"/>
                 </w14:checkbox>
               </w:sdtPr>
-              <w:sdtEndPr/>
               <w:sdtContent>
                 <w:r>
                   <w:rPr>
@@ -3428,51 +3655,44 @@
             </w:r>
           </w:p>
         </w:tc>
-        <w:sdt>
-          <w:sdtPr>
-            <w:rPr>
-              <w:rFonts w:asciiTheme="majorBidi" w:hAnsiTheme="majorBidi" w:cstheme="majorBidi"/>
-              <w:color w:val="FFFFFF" w:themeColor="background1"/>
-              <w:sz w:val="24"/>
-              <w:szCs w:val="24"/>
-            </w:rPr>
-            <w:id w:val="-966040635"/>
-            <w14:checkbox>
-              <w14:checked w14:val="0"/>
-              <w14:checkedState w14:val="0050" w14:font="Wingdings 2"/>
-              <w14:uncheckedState w14:val="2610" w14:font="MS Gothic"/>
-            </w14:checkbox>
-          </w:sdtPr>
-          <w:sdtEndPr/>
-          <w:sdtContent>
-            <w:tc>
-              <w:tcPr>
-                <w:tcW w:w="709" w:type="dxa"/>
-                <w:vAlign w:val="center"/>
-              </w:tcPr>
-              <w:p>
-                <w:pPr>
-                  <w:jc w:val="center"/>
-                  <w:rPr>
-                    <w:rFonts w:asciiTheme="majorBidi" w:hAnsiTheme="majorBidi" w:cstheme="majorBidi"/>
-                    <w:color w:val="FFFFFF" w:themeColor="background1"/>
-                    <w:sz w:val="24"/>
-                    <w:szCs w:val="24"/>
-                  </w:rPr>
-                </w:pPr>
-                <w:r>
-                  <w:rPr>
-                    <w:rFonts w:ascii="MS Gothic" w:eastAsia="MS Gothic" w:hAnsi="MS Gothic" w:cstheme="majorBidi" w:hint="eastAsia"/>
-                    <w:color w:val="FFFFFF" w:themeColor="background1"/>
-                    <w:sz w:val="24"/>
-                    <w:szCs w:val="24"/>
-                  </w:rPr>
-                  <w:t>☐</w:t>
-                </w:r>
-              </w:p>
-            </w:tc>
-          </w:sdtContent>
-        </w:sdt>
+        <w:tc>
+          <w:tcPr>
+            <w:tcW w:w="709" w:type="dxa"/>
+            <w:vAlign w:val="center"/>
+          </w:tcPr>
+          <w:p>
+            <w:pPr>
+              <w:jc w:val="center"/>
+              <w:rPr>
+                <w:rFonts w:asciiTheme="majorBidi" w:hAnsiTheme="majorBidi" w:cstheme="majorBidi"/>
+                <w:color w:val="FFFFFF" w:themeColor="background1"/>
+                <w:sz w:val="24"/>
+                <w:szCs w:val="24"/>
+              </w:rPr>
+            </w:pPr>
+            <w:r>
+              <w:rPr>
+                <w:rFonts w:asciiTheme="majorBidi" w:hAnsiTheme="majorBidi" w:cstheme="majorBidi"/>
+                <w:szCs w:val="22"/>
+              </w:rPr>
+              <w:t>{{</w:t>
+            </w:r>
+            <w:r>
+              <w:rPr>
+                <w:rFonts w:asciiTheme="majorBidi" w:hAnsiTheme="majorBidi" w:cstheme="majorBidi"/>
+                <w:szCs w:val="22"/>
+              </w:rPr>
+              <w:t>re</w:t>
+            </w:r>
+            <w:r>
+              <w:rPr>
+                <w:rFonts w:asciiTheme="majorBidi" w:hAnsiTheme="majorBidi" w:cstheme="majorBidi"/>
+                <w:szCs w:val="22"/>
+              </w:rPr>
+              <w:t>sult7}}</w:t>
+            </w:r>
+          </w:p>
+        </w:tc>
         <w:tc>
           <w:tcPr>
             <w:tcW w:w="4677" w:type="dxa"/>
@@ -3485,6 +3705,27 @@
                 <w:szCs w:val="22"/>
               </w:rPr>
             </w:pPr>
+            <w:r>
+              <w:rPr>
+                <w:rFonts w:asciiTheme="majorBidi" w:hAnsiTheme="majorBidi" w:cstheme="majorBidi"/>
+                <w:szCs w:val="22"/>
+              </w:rPr>
+              <w:t>{{</w:t>
+            </w:r>
+            <w:r>
+              <w:rPr>
+                <w:rFonts w:asciiTheme="majorBidi" w:hAnsiTheme="majorBidi" w:cstheme="majorBidi"/>
+                <w:szCs w:val="22"/>
+              </w:rPr>
+              <w:t>remark</w:t>
+            </w:r>
+            <w:r>
+              <w:rPr>
+                <w:rFonts w:asciiTheme="majorBidi" w:hAnsiTheme="majorBidi" w:cstheme="majorBidi"/>
+                <w:szCs w:val="22"/>
+              </w:rPr>
+              <w:t>7}}</w:t>
+            </w:r>
           </w:p>
         </w:tc>
       </w:tr>
@@ -3581,51 +3822,44 @@
             </w:r>
           </w:p>
         </w:tc>
-        <w:sdt>
-          <w:sdtPr>
-            <w:rPr>
-              <w:rFonts w:asciiTheme="majorBidi" w:hAnsiTheme="majorBidi" w:cstheme="majorBidi"/>
-              <w:color w:val="FFFFFF" w:themeColor="background1"/>
-              <w:sz w:val="24"/>
-              <w:szCs w:val="24"/>
-            </w:rPr>
-            <w:id w:val="-725218938"/>
-            <w14:checkbox>
-              <w14:checked w14:val="0"/>
-              <w14:checkedState w14:val="0050" w14:font="Wingdings 2"/>
-              <w14:uncheckedState w14:val="2610" w14:font="MS Gothic"/>
-            </w14:checkbox>
-          </w:sdtPr>
-          <w:sdtEndPr/>
-          <w:sdtContent>
-            <w:tc>
-              <w:tcPr>
-                <w:tcW w:w="709" w:type="dxa"/>
-                <w:vAlign w:val="center"/>
-              </w:tcPr>
-              <w:p>
-                <w:pPr>
-                  <w:jc w:val="center"/>
-                  <w:rPr>
-                    <w:rFonts w:asciiTheme="majorBidi" w:hAnsiTheme="majorBidi" w:cstheme="majorBidi"/>
-                    <w:color w:val="FFFFFF" w:themeColor="background1"/>
-                    <w:sz w:val="24"/>
-                    <w:szCs w:val="24"/>
-                  </w:rPr>
-                </w:pPr>
-                <w:r>
-                  <w:rPr>
-                    <w:rFonts w:ascii="MS Gothic" w:eastAsia="MS Gothic" w:hAnsi="MS Gothic" w:cstheme="majorBidi" w:hint="eastAsia"/>
-                    <w:color w:val="FFFFFF" w:themeColor="background1"/>
-                    <w:sz w:val="24"/>
-                    <w:szCs w:val="24"/>
-                  </w:rPr>
-                  <w:t>☐</w:t>
-                </w:r>
-              </w:p>
-            </w:tc>
-          </w:sdtContent>
-        </w:sdt>
+        <w:tc>
+          <w:tcPr>
+            <w:tcW w:w="709" w:type="dxa"/>
+            <w:vAlign w:val="center"/>
+          </w:tcPr>
+          <w:p>
+            <w:pPr>
+              <w:jc w:val="center"/>
+              <w:rPr>
+                <w:rFonts w:asciiTheme="majorBidi" w:hAnsiTheme="majorBidi" w:cstheme="majorBidi"/>
+                <w:color w:val="FFFFFF" w:themeColor="background1"/>
+                <w:sz w:val="24"/>
+                <w:szCs w:val="24"/>
+              </w:rPr>
+            </w:pPr>
+            <w:r>
+              <w:rPr>
+                <w:rFonts w:asciiTheme="majorBidi" w:hAnsiTheme="majorBidi" w:cstheme="majorBidi"/>
+                <w:szCs w:val="22"/>
+              </w:rPr>
+              <w:t>{{</w:t>
+            </w:r>
+            <w:r>
+              <w:rPr>
+                <w:rFonts w:asciiTheme="majorBidi" w:hAnsiTheme="majorBidi" w:cstheme="majorBidi"/>
+                <w:szCs w:val="22"/>
+              </w:rPr>
+              <w:t>re</w:t>
+            </w:r>
+            <w:r>
+              <w:rPr>
+                <w:rFonts w:asciiTheme="majorBidi" w:hAnsiTheme="majorBidi" w:cstheme="majorBidi"/>
+                <w:szCs w:val="22"/>
+              </w:rPr>
+              <w:t>sult8}}</w:t>
+            </w:r>
+          </w:p>
+        </w:tc>
         <w:tc>
           <w:tcPr>
             <w:tcW w:w="4677" w:type="dxa"/>
@@ -3638,6 +3872,27 @@
                 <w:szCs w:val="22"/>
               </w:rPr>
             </w:pPr>
+            <w:r>
+              <w:rPr>
+                <w:rFonts w:asciiTheme="majorBidi" w:hAnsiTheme="majorBidi" w:cstheme="majorBidi"/>
+                <w:szCs w:val="22"/>
+              </w:rPr>
+              <w:t>{{</w:t>
+            </w:r>
+            <w:r>
+              <w:rPr>
+                <w:rFonts w:asciiTheme="majorBidi" w:hAnsiTheme="majorBidi" w:cstheme="majorBidi"/>
+                <w:szCs w:val="22"/>
+              </w:rPr>
+              <w:t>remark</w:t>
+            </w:r>
+            <w:r>
+              <w:rPr>
+                <w:rFonts w:asciiTheme="majorBidi" w:hAnsiTheme="majorBidi" w:cstheme="majorBidi"/>
+                <w:szCs w:val="22"/>
+              </w:rPr>
+              <w:t>8}}</w:t>
+            </w:r>
           </w:p>
         </w:tc>
       </w:tr>
@@ -3696,15 +3951,7 @@
                 <w:sz w:val="24"/>
                 <w:szCs w:val="24"/>
               </w:rPr>
-              <w:t xml:space="preserve">Relay </w:t>
-            </w:r>
-            <w:r>
-              <w:rPr>
-                <w:rFonts w:asciiTheme="majorBidi" w:hAnsiTheme="majorBidi" w:cstheme="majorBidi"/>
-                <w:sz w:val="24"/>
-                <w:szCs w:val="24"/>
-              </w:rPr>
-              <w:t xml:space="preserve">MITRAC </w:t>
+              <w:t xml:space="preserve">Relay MITRAC </w:t>
             </w:r>
             <w:r>
               <w:rPr>
@@ -3717,51 +3964,44 @@
             </w:r>
           </w:p>
         </w:tc>
-        <w:sdt>
-          <w:sdtPr>
-            <w:rPr>
-              <w:rFonts w:asciiTheme="majorBidi" w:hAnsiTheme="majorBidi" w:cstheme="majorBidi"/>
-              <w:color w:val="FFFFFF" w:themeColor="background1"/>
-              <w:sz w:val="24"/>
-              <w:szCs w:val="24"/>
-            </w:rPr>
-            <w:id w:val="-448239409"/>
-            <w14:checkbox>
-              <w14:checked w14:val="0"/>
-              <w14:checkedState w14:val="0050" w14:font="Wingdings 2"/>
-              <w14:uncheckedState w14:val="2610" w14:font="MS Gothic"/>
-            </w14:checkbox>
-          </w:sdtPr>
-          <w:sdtEndPr/>
-          <w:sdtContent>
-            <w:tc>
-              <w:tcPr>
-                <w:tcW w:w="709" w:type="dxa"/>
-                <w:vAlign w:val="center"/>
-              </w:tcPr>
-              <w:p>
-                <w:pPr>
-                  <w:jc w:val="center"/>
-                  <w:rPr>
-                    <w:rFonts w:asciiTheme="majorBidi" w:hAnsiTheme="majorBidi" w:cstheme="majorBidi"/>
-                    <w:color w:val="FFFFFF" w:themeColor="background1"/>
-                    <w:sz w:val="24"/>
-                    <w:szCs w:val="24"/>
-                  </w:rPr>
-                </w:pPr>
-                <w:r>
-                  <w:rPr>
-                    <w:rFonts w:ascii="MS Gothic" w:eastAsia="MS Gothic" w:hAnsi="MS Gothic" w:cstheme="majorBidi" w:hint="eastAsia"/>
-                    <w:color w:val="FFFFFF" w:themeColor="background1"/>
-                    <w:sz w:val="24"/>
-                    <w:szCs w:val="24"/>
-                  </w:rPr>
-                  <w:t>☐</w:t>
-                </w:r>
-              </w:p>
-            </w:tc>
-          </w:sdtContent>
-        </w:sdt>
+        <w:tc>
+          <w:tcPr>
+            <w:tcW w:w="709" w:type="dxa"/>
+            <w:vAlign w:val="center"/>
+          </w:tcPr>
+          <w:p>
+            <w:pPr>
+              <w:jc w:val="center"/>
+              <w:rPr>
+                <w:rFonts w:asciiTheme="majorBidi" w:hAnsiTheme="majorBidi" w:cstheme="majorBidi"/>
+                <w:color w:val="FFFFFF" w:themeColor="background1"/>
+                <w:sz w:val="24"/>
+                <w:szCs w:val="24"/>
+              </w:rPr>
+            </w:pPr>
+            <w:r>
+              <w:rPr>
+                <w:rFonts w:asciiTheme="majorBidi" w:hAnsiTheme="majorBidi" w:cstheme="majorBidi"/>
+                <w:szCs w:val="22"/>
+              </w:rPr>
+              <w:t>{{</w:t>
+            </w:r>
+            <w:r>
+              <w:rPr>
+                <w:rFonts w:asciiTheme="majorBidi" w:hAnsiTheme="majorBidi" w:cstheme="majorBidi"/>
+                <w:szCs w:val="22"/>
+              </w:rPr>
+              <w:t>re</w:t>
+            </w:r>
+            <w:r>
+              <w:rPr>
+                <w:rFonts w:asciiTheme="majorBidi" w:hAnsiTheme="majorBidi" w:cstheme="majorBidi"/>
+                <w:szCs w:val="22"/>
+              </w:rPr>
+              <w:t>sult9}}</w:t>
+            </w:r>
+          </w:p>
+        </w:tc>
         <w:tc>
           <w:tcPr>
             <w:tcW w:w="4677" w:type="dxa"/>
@@ -3774,6 +4014,27 @@
                 <w:szCs w:val="22"/>
               </w:rPr>
             </w:pPr>
+            <w:r>
+              <w:rPr>
+                <w:rFonts w:asciiTheme="majorBidi" w:hAnsiTheme="majorBidi" w:cstheme="majorBidi"/>
+                <w:szCs w:val="22"/>
+              </w:rPr>
+              <w:t>{{</w:t>
+            </w:r>
+            <w:r>
+              <w:rPr>
+                <w:rFonts w:asciiTheme="majorBidi" w:hAnsiTheme="majorBidi" w:cstheme="majorBidi"/>
+                <w:szCs w:val="22"/>
+              </w:rPr>
+              <w:t>remark</w:t>
+            </w:r>
+            <w:r>
+              <w:rPr>
+                <w:rFonts w:asciiTheme="majorBidi" w:hAnsiTheme="majorBidi" w:cstheme="majorBidi"/>
+                <w:szCs w:val="22"/>
+              </w:rPr>
+              <w:t>9}}</w:t>
+            </w:r>
           </w:p>
         </w:tc>
       </w:tr>
@@ -3866,63 +4127,48 @@
                 <w:sz w:val="24"/>
                 <w:szCs w:val="24"/>
               </w:rPr>
-              <w:t xml:space="preserve">Relay </w:t>
-            </w:r>
-            <w:r>
-              <w:rPr>
-                <w:rFonts w:asciiTheme="majorBidi" w:hAnsiTheme="majorBidi" w:cstheme="majorBidi"/>
-                <w:sz w:val="24"/>
-                <w:szCs w:val="24"/>
-              </w:rPr>
-              <w:t>MITRAC</w:t>
-            </w:r>
-          </w:p>
-        </w:tc>
-        <w:sdt>
-          <w:sdtPr>
-            <w:rPr>
-              <w:rFonts w:asciiTheme="majorBidi" w:hAnsiTheme="majorBidi" w:cstheme="majorBidi"/>
-              <w:color w:val="FFFFFF" w:themeColor="background1"/>
-              <w:sz w:val="24"/>
-              <w:szCs w:val="24"/>
-            </w:rPr>
-            <w:id w:val="1074093193"/>
-            <w14:checkbox>
-              <w14:checked w14:val="0"/>
-              <w14:checkedState w14:val="0050" w14:font="Wingdings 2"/>
-              <w14:uncheckedState w14:val="2610" w14:font="MS Gothic"/>
-            </w14:checkbox>
-          </w:sdtPr>
-          <w:sdtEndPr/>
-          <w:sdtContent>
-            <w:tc>
-              <w:tcPr>
-                <w:tcW w:w="709" w:type="dxa"/>
-                <w:vAlign w:val="center"/>
-              </w:tcPr>
-              <w:p>
-                <w:pPr>
-                  <w:jc w:val="center"/>
-                  <w:rPr>
-                    <w:rFonts w:asciiTheme="majorBidi" w:hAnsiTheme="majorBidi" w:cstheme="majorBidi"/>
-                    <w:color w:val="FFFFFF" w:themeColor="background1"/>
-                    <w:sz w:val="24"/>
-                    <w:szCs w:val="24"/>
-                  </w:rPr>
-                </w:pPr>
-                <w:r>
-                  <w:rPr>
-                    <w:rFonts w:ascii="MS Gothic" w:eastAsia="MS Gothic" w:hAnsi="MS Gothic" w:cstheme="majorBidi" w:hint="eastAsia"/>
-                    <w:color w:val="FFFFFF" w:themeColor="background1"/>
-                    <w:sz w:val="24"/>
-                    <w:szCs w:val="24"/>
-                  </w:rPr>
-                  <w:t>☐</w:t>
-                </w:r>
-              </w:p>
-            </w:tc>
-          </w:sdtContent>
-        </w:sdt>
+              <w:t>Relay MITRAC</w:t>
+            </w:r>
+          </w:p>
+        </w:tc>
+        <w:tc>
+          <w:tcPr>
+            <w:tcW w:w="709" w:type="dxa"/>
+            <w:vAlign w:val="center"/>
+          </w:tcPr>
+          <w:p>
+            <w:pPr>
+              <w:jc w:val="center"/>
+              <w:rPr>
+                <w:rFonts w:asciiTheme="majorBidi" w:hAnsiTheme="majorBidi" w:cstheme="majorBidi"/>
+                <w:color w:val="FFFFFF" w:themeColor="background1"/>
+                <w:sz w:val="24"/>
+                <w:szCs w:val="24"/>
+              </w:rPr>
+            </w:pPr>
+            <w:r>
+              <w:rPr>
+                <w:rFonts w:asciiTheme="majorBidi" w:hAnsiTheme="majorBidi" w:cstheme="majorBidi"/>
+                <w:szCs w:val="22"/>
+              </w:rPr>
+              <w:t>{{</w:t>
+            </w:r>
+            <w:r>
+              <w:rPr>
+                <w:rFonts w:asciiTheme="majorBidi" w:hAnsiTheme="majorBidi" w:cstheme="majorBidi"/>
+                <w:szCs w:val="22"/>
+              </w:rPr>
+              <w:t>re</w:t>
+            </w:r>
+            <w:r>
+              <w:rPr>
+                <w:rFonts w:asciiTheme="majorBidi" w:hAnsiTheme="majorBidi" w:cstheme="majorBidi"/>
+                <w:szCs w:val="22"/>
+              </w:rPr>
+              <w:t>sult10}}</w:t>
+            </w:r>
+          </w:p>
+        </w:tc>
         <w:tc>
           <w:tcPr>
             <w:tcW w:w="4677" w:type="dxa"/>
@@ -3935,6 +4181,27 @@
                 <w:szCs w:val="22"/>
               </w:rPr>
             </w:pPr>
+            <w:r>
+              <w:rPr>
+                <w:rFonts w:asciiTheme="majorBidi" w:hAnsiTheme="majorBidi" w:cstheme="majorBidi"/>
+                <w:szCs w:val="22"/>
+              </w:rPr>
+              <w:t>{{</w:t>
+            </w:r>
+            <w:r>
+              <w:rPr>
+                <w:rFonts w:asciiTheme="majorBidi" w:hAnsiTheme="majorBidi" w:cstheme="majorBidi"/>
+                <w:szCs w:val="22"/>
+              </w:rPr>
+              <w:t>remark</w:t>
+            </w:r>
+            <w:r>
+              <w:rPr>
+                <w:rFonts w:asciiTheme="majorBidi" w:hAnsiTheme="majorBidi" w:cstheme="majorBidi"/>
+                <w:szCs w:val="22"/>
+              </w:rPr>
+              <w:t>10}}</w:t>
+            </w:r>
           </w:p>
         </w:tc>
       </w:tr>
@@ -4049,51 +4316,44 @@
             </w:r>
           </w:p>
         </w:tc>
-        <w:sdt>
-          <w:sdtPr>
-            <w:rPr>
-              <w:rFonts w:asciiTheme="majorBidi" w:hAnsiTheme="majorBidi" w:cstheme="majorBidi"/>
-              <w:color w:val="FFFFFF" w:themeColor="background1"/>
-              <w:sz w:val="24"/>
-              <w:szCs w:val="24"/>
-            </w:rPr>
-            <w:id w:val="-1194372391"/>
-            <w14:checkbox>
-              <w14:checked w14:val="0"/>
-              <w14:checkedState w14:val="0050" w14:font="Wingdings 2"/>
-              <w14:uncheckedState w14:val="2610" w14:font="MS Gothic"/>
-            </w14:checkbox>
-          </w:sdtPr>
-          <w:sdtEndPr/>
-          <w:sdtContent>
-            <w:tc>
-              <w:tcPr>
-                <w:tcW w:w="709" w:type="dxa"/>
-                <w:vAlign w:val="center"/>
-              </w:tcPr>
-              <w:p>
-                <w:pPr>
-                  <w:jc w:val="center"/>
-                  <w:rPr>
-                    <w:rFonts w:asciiTheme="majorBidi" w:hAnsiTheme="majorBidi" w:cstheme="majorBidi"/>
-                    <w:color w:val="FFFFFF" w:themeColor="background1"/>
-                    <w:sz w:val="24"/>
-                    <w:szCs w:val="24"/>
-                  </w:rPr>
-                </w:pPr>
-                <w:r>
-                  <w:rPr>
-                    <w:rFonts w:ascii="MS Gothic" w:eastAsia="MS Gothic" w:hAnsi="MS Gothic" w:cstheme="majorBidi" w:hint="eastAsia"/>
-                    <w:color w:val="FFFFFF" w:themeColor="background1"/>
-                    <w:sz w:val="24"/>
-                    <w:szCs w:val="24"/>
-                  </w:rPr>
-                  <w:t>☐</w:t>
-                </w:r>
-              </w:p>
-            </w:tc>
-          </w:sdtContent>
-        </w:sdt>
+        <w:tc>
+          <w:tcPr>
+            <w:tcW w:w="709" w:type="dxa"/>
+            <w:vAlign w:val="center"/>
+          </w:tcPr>
+          <w:p>
+            <w:pPr>
+              <w:jc w:val="center"/>
+              <w:rPr>
+                <w:rFonts w:asciiTheme="majorBidi" w:hAnsiTheme="majorBidi" w:cstheme="majorBidi"/>
+                <w:color w:val="FFFFFF" w:themeColor="background1"/>
+                <w:sz w:val="24"/>
+                <w:szCs w:val="24"/>
+              </w:rPr>
+            </w:pPr>
+            <w:r>
+              <w:rPr>
+                <w:rFonts w:asciiTheme="majorBidi" w:hAnsiTheme="majorBidi" w:cstheme="majorBidi"/>
+                <w:szCs w:val="22"/>
+              </w:rPr>
+              <w:t>{{</w:t>
+            </w:r>
+            <w:r>
+              <w:rPr>
+                <w:rFonts w:asciiTheme="majorBidi" w:hAnsiTheme="majorBidi" w:cstheme="majorBidi"/>
+                <w:szCs w:val="22"/>
+              </w:rPr>
+              <w:t>re</w:t>
+            </w:r>
+            <w:r>
+              <w:rPr>
+                <w:rFonts w:asciiTheme="majorBidi" w:hAnsiTheme="majorBidi" w:cstheme="majorBidi"/>
+                <w:szCs w:val="22"/>
+              </w:rPr>
+              <w:t>sult11}}</w:t>
+            </w:r>
+          </w:p>
+        </w:tc>
         <w:tc>
           <w:tcPr>
             <w:tcW w:w="4677" w:type="dxa"/>
@@ -4106,6 +4366,27 @@
                 <w:szCs w:val="22"/>
               </w:rPr>
             </w:pPr>
+            <w:r>
+              <w:rPr>
+                <w:rFonts w:asciiTheme="majorBidi" w:hAnsiTheme="majorBidi" w:cstheme="majorBidi"/>
+                <w:szCs w:val="22"/>
+              </w:rPr>
+              <w:t>{{</w:t>
+            </w:r>
+            <w:r>
+              <w:rPr>
+                <w:rFonts w:asciiTheme="majorBidi" w:hAnsiTheme="majorBidi" w:cstheme="majorBidi"/>
+                <w:szCs w:val="22"/>
+              </w:rPr>
+              <w:t>remark</w:t>
+            </w:r>
+            <w:r>
+              <w:rPr>
+                <w:rFonts w:asciiTheme="majorBidi" w:hAnsiTheme="majorBidi" w:cstheme="majorBidi"/>
+                <w:szCs w:val="22"/>
+              </w:rPr>
+              <w:t>11}}</w:t>
+            </w:r>
           </w:p>
         </w:tc>
       </w:tr>
@@ -4184,51 +4465,44 @@
             </w:r>
           </w:p>
         </w:tc>
-        <w:sdt>
-          <w:sdtPr>
-            <w:rPr>
-              <w:rFonts w:asciiTheme="majorBidi" w:hAnsiTheme="majorBidi" w:cstheme="majorBidi"/>
-              <w:color w:val="FFFFFF" w:themeColor="background1"/>
-              <w:sz w:val="24"/>
-              <w:szCs w:val="24"/>
-            </w:rPr>
-            <w:id w:val="960609789"/>
-            <w14:checkbox>
-              <w14:checked w14:val="0"/>
-              <w14:checkedState w14:val="0050" w14:font="Wingdings 2"/>
-              <w14:uncheckedState w14:val="2610" w14:font="MS Gothic"/>
-            </w14:checkbox>
-          </w:sdtPr>
-          <w:sdtEndPr/>
-          <w:sdtContent>
-            <w:tc>
-              <w:tcPr>
-                <w:tcW w:w="709" w:type="dxa"/>
-                <w:vAlign w:val="center"/>
-              </w:tcPr>
-              <w:p>
-                <w:pPr>
-                  <w:jc w:val="center"/>
-                  <w:rPr>
-                    <w:rFonts w:asciiTheme="majorBidi" w:hAnsiTheme="majorBidi" w:cstheme="majorBidi"/>
-                    <w:color w:val="FFFFFF" w:themeColor="background1"/>
-                    <w:sz w:val="24"/>
-                    <w:szCs w:val="24"/>
-                  </w:rPr>
-                </w:pPr>
-                <w:r>
-                  <w:rPr>
-                    <w:rFonts w:ascii="MS Gothic" w:eastAsia="MS Gothic" w:hAnsi="MS Gothic" w:cstheme="majorBidi" w:hint="eastAsia"/>
-                    <w:color w:val="FFFFFF" w:themeColor="background1"/>
-                    <w:sz w:val="24"/>
-                    <w:szCs w:val="24"/>
-                  </w:rPr>
-                  <w:t>☐</w:t>
-                </w:r>
-              </w:p>
-            </w:tc>
-          </w:sdtContent>
-        </w:sdt>
+        <w:tc>
+          <w:tcPr>
+            <w:tcW w:w="709" w:type="dxa"/>
+            <w:vAlign w:val="center"/>
+          </w:tcPr>
+          <w:p>
+            <w:pPr>
+              <w:jc w:val="center"/>
+              <w:rPr>
+                <w:rFonts w:asciiTheme="majorBidi" w:hAnsiTheme="majorBidi" w:cstheme="majorBidi"/>
+                <w:color w:val="FFFFFF" w:themeColor="background1"/>
+                <w:sz w:val="24"/>
+                <w:szCs w:val="24"/>
+              </w:rPr>
+            </w:pPr>
+            <w:r>
+              <w:rPr>
+                <w:rFonts w:asciiTheme="majorBidi" w:hAnsiTheme="majorBidi" w:cstheme="majorBidi"/>
+                <w:szCs w:val="22"/>
+              </w:rPr>
+              <w:t>{{</w:t>
+            </w:r>
+            <w:r>
+              <w:rPr>
+                <w:rFonts w:asciiTheme="majorBidi" w:hAnsiTheme="majorBidi" w:cstheme="majorBidi"/>
+                <w:szCs w:val="22"/>
+              </w:rPr>
+              <w:t>re</w:t>
+            </w:r>
+            <w:r>
+              <w:rPr>
+                <w:rFonts w:asciiTheme="majorBidi" w:hAnsiTheme="majorBidi" w:cstheme="majorBidi"/>
+                <w:szCs w:val="22"/>
+              </w:rPr>
+              <w:t>sult12}}</w:t>
+            </w:r>
+          </w:p>
+        </w:tc>
         <w:tc>
           <w:tcPr>
             <w:tcW w:w="4677" w:type="dxa"/>
@@ -4241,6 +4515,27 @@
                 <w:szCs w:val="22"/>
               </w:rPr>
             </w:pPr>
+            <w:r>
+              <w:rPr>
+                <w:rFonts w:asciiTheme="majorBidi" w:hAnsiTheme="majorBidi" w:cstheme="majorBidi"/>
+                <w:szCs w:val="22"/>
+              </w:rPr>
+              <w:t>{{</w:t>
+            </w:r>
+            <w:r>
+              <w:rPr>
+                <w:rFonts w:asciiTheme="majorBidi" w:hAnsiTheme="majorBidi" w:cstheme="majorBidi"/>
+                <w:szCs w:val="22"/>
+              </w:rPr>
+              <w:t>remark</w:t>
+            </w:r>
+            <w:r>
+              <w:rPr>
+                <w:rFonts w:asciiTheme="majorBidi" w:hAnsiTheme="majorBidi" w:cstheme="majorBidi"/>
+                <w:szCs w:val="22"/>
+              </w:rPr>
+              <w:t>12}}</w:t>
+            </w:r>
           </w:p>
         </w:tc>
       </w:tr>
@@ -4337,51 +4632,44 @@
             </w:r>
           </w:p>
         </w:tc>
-        <w:sdt>
-          <w:sdtPr>
-            <w:rPr>
-              <w:rFonts w:asciiTheme="majorBidi" w:hAnsiTheme="majorBidi" w:cstheme="majorBidi"/>
-              <w:color w:val="FFFFFF" w:themeColor="background1"/>
-              <w:sz w:val="24"/>
-              <w:szCs w:val="24"/>
-            </w:rPr>
-            <w:id w:val="-559483011"/>
-            <w14:checkbox>
-              <w14:checked w14:val="0"/>
-              <w14:checkedState w14:val="0050" w14:font="Wingdings 2"/>
-              <w14:uncheckedState w14:val="2610" w14:font="MS Gothic"/>
-            </w14:checkbox>
-          </w:sdtPr>
-          <w:sdtEndPr/>
-          <w:sdtContent>
-            <w:tc>
-              <w:tcPr>
-                <w:tcW w:w="709" w:type="dxa"/>
-                <w:vAlign w:val="center"/>
-              </w:tcPr>
-              <w:p>
-                <w:pPr>
-                  <w:jc w:val="center"/>
-                  <w:rPr>
-                    <w:rFonts w:asciiTheme="majorBidi" w:hAnsiTheme="majorBidi" w:cstheme="majorBidi"/>
-                    <w:color w:val="FFFFFF" w:themeColor="background1"/>
-                    <w:sz w:val="24"/>
-                    <w:szCs w:val="24"/>
-                  </w:rPr>
-                </w:pPr>
-                <w:r>
-                  <w:rPr>
-                    <w:rFonts w:ascii="MS Gothic" w:eastAsia="MS Gothic" w:hAnsi="MS Gothic" w:cstheme="majorBidi" w:hint="eastAsia"/>
-                    <w:color w:val="FFFFFF" w:themeColor="background1"/>
-                    <w:sz w:val="24"/>
-                    <w:szCs w:val="24"/>
-                  </w:rPr>
-                  <w:t>☐</w:t>
-                </w:r>
-              </w:p>
-            </w:tc>
-          </w:sdtContent>
-        </w:sdt>
+        <w:tc>
+          <w:tcPr>
+            <w:tcW w:w="709" w:type="dxa"/>
+            <w:vAlign w:val="center"/>
+          </w:tcPr>
+          <w:p>
+            <w:pPr>
+              <w:jc w:val="center"/>
+              <w:rPr>
+                <w:rFonts w:asciiTheme="majorBidi" w:hAnsiTheme="majorBidi" w:cstheme="majorBidi"/>
+                <w:color w:val="FFFFFF" w:themeColor="background1"/>
+                <w:sz w:val="24"/>
+                <w:szCs w:val="24"/>
+              </w:rPr>
+            </w:pPr>
+            <w:r>
+              <w:rPr>
+                <w:rFonts w:asciiTheme="majorBidi" w:hAnsiTheme="majorBidi" w:cstheme="majorBidi"/>
+                <w:szCs w:val="22"/>
+              </w:rPr>
+              <w:t>{{</w:t>
+            </w:r>
+            <w:r>
+              <w:rPr>
+                <w:rFonts w:asciiTheme="majorBidi" w:hAnsiTheme="majorBidi" w:cstheme="majorBidi"/>
+                <w:szCs w:val="22"/>
+              </w:rPr>
+              <w:t>re</w:t>
+            </w:r>
+            <w:r>
+              <w:rPr>
+                <w:rFonts w:asciiTheme="majorBidi" w:hAnsiTheme="majorBidi" w:cstheme="majorBidi"/>
+                <w:szCs w:val="22"/>
+              </w:rPr>
+              <w:t>sult13}}</w:t>
+            </w:r>
+          </w:p>
+        </w:tc>
         <w:tc>
           <w:tcPr>
             <w:tcW w:w="4677" w:type="dxa"/>
@@ -4394,6 +4682,27 @@
                 <w:szCs w:val="22"/>
               </w:rPr>
             </w:pPr>
+            <w:r>
+              <w:rPr>
+                <w:rFonts w:asciiTheme="majorBidi" w:hAnsiTheme="majorBidi" w:cstheme="majorBidi"/>
+                <w:szCs w:val="22"/>
+              </w:rPr>
+              <w:t>{{</w:t>
+            </w:r>
+            <w:r>
+              <w:rPr>
+                <w:rFonts w:asciiTheme="majorBidi" w:hAnsiTheme="majorBidi" w:cstheme="majorBidi"/>
+                <w:szCs w:val="22"/>
+              </w:rPr>
+              <w:t>remark</w:t>
+            </w:r>
+            <w:r>
+              <w:rPr>
+                <w:rFonts w:asciiTheme="majorBidi" w:hAnsiTheme="majorBidi" w:cstheme="majorBidi"/>
+                <w:szCs w:val="22"/>
+              </w:rPr>
+              <w:t>13}}</w:t>
+            </w:r>
           </w:p>
         </w:tc>
       </w:tr>
@@ -4419,6 +4728,7 @@
                 <w:sz w:val="24"/>
                 <w:szCs w:val="24"/>
               </w:rPr>
+              <w:lastRenderedPageBreak/>
               <w:t>14.</w:t>
             </w:r>
           </w:p>
@@ -4447,51 +4757,44 @@
             </w:r>
           </w:p>
         </w:tc>
-        <w:sdt>
-          <w:sdtPr>
-            <w:rPr>
-              <w:rFonts w:asciiTheme="majorBidi" w:hAnsiTheme="majorBidi" w:cstheme="majorBidi"/>
-              <w:color w:val="FFFFFF" w:themeColor="background1"/>
-              <w:sz w:val="24"/>
-              <w:szCs w:val="24"/>
-            </w:rPr>
-            <w:id w:val="1381977368"/>
-            <w14:checkbox>
-              <w14:checked w14:val="0"/>
-              <w14:checkedState w14:val="0050" w14:font="Wingdings 2"/>
-              <w14:uncheckedState w14:val="2610" w14:font="MS Gothic"/>
-            </w14:checkbox>
-          </w:sdtPr>
-          <w:sdtEndPr/>
-          <w:sdtContent>
-            <w:tc>
-              <w:tcPr>
-                <w:tcW w:w="709" w:type="dxa"/>
-                <w:vAlign w:val="center"/>
-              </w:tcPr>
-              <w:p>
-                <w:pPr>
-                  <w:jc w:val="center"/>
-                  <w:rPr>
-                    <w:rFonts w:asciiTheme="majorBidi" w:hAnsiTheme="majorBidi" w:cstheme="majorBidi"/>
-                    <w:color w:val="FFFFFF" w:themeColor="background1"/>
-                    <w:sz w:val="24"/>
-                    <w:szCs w:val="24"/>
-                  </w:rPr>
-                </w:pPr>
-                <w:r>
-                  <w:rPr>
-                    <w:rFonts w:ascii="MS Gothic" w:eastAsia="MS Gothic" w:hAnsi="MS Gothic" w:cstheme="majorBidi" w:hint="eastAsia"/>
-                    <w:color w:val="FFFFFF" w:themeColor="background1"/>
-                    <w:sz w:val="24"/>
-                    <w:szCs w:val="24"/>
-                  </w:rPr>
-                  <w:t>☐</w:t>
-                </w:r>
-              </w:p>
-            </w:tc>
-          </w:sdtContent>
-        </w:sdt>
+        <w:tc>
+          <w:tcPr>
+            <w:tcW w:w="709" w:type="dxa"/>
+            <w:vAlign w:val="center"/>
+          </w:tcPr>
+          <w:p>
+            <w:pPr>
+              <w:jc w:val="center"/>
+              <w:rPr>
+                <w:rFonts w:asciiTheme="majorBidi" w:hAnsiTheme="majorBidi" w:cstheme="majorBidi"/>
+                <w:color w:val="FFFFFF" w:themeColor="background1"/>
+                <w:sz w:val="24"/>
+                <w:szCs w:val="24"/>
+              </w:rPr>
+            </w:pPr>
+            <w:r>
+              <w:rPr>
+                <w:rFonts w:asciiTheme="majorBidi" w:hAnsiTheme="majorBidi" w:cstheme="majorBidi"/>
+                <w:szCs w:val="22"/>
+              </w:rPr>
+              <w:t>{{</w:t>
+            </w:r>
+            <w:r>
+              <w:rPr>
+                <w:rFonts w:asciiTheme="majorBidi" w:hAnsiTheme="majorBidi" w:cstheme="majorBidi"/>
+                <w:szCs w:val="22"/>
+              </w:rPr>
+              <w:t>re</w:t>
+            </w:r>
+            <w:r>
+              <w:rPr>
+                <w:rFonts w:asciiTheme="majorBidi" w:hAnsiTheme="majorBidi" w:cstheme="majorBidi"/>
+                <w:szCs w:val="22"/>
+              </w:rPr>
+              <w:t>sult14}}</w:t>
+            </w:r>
+          </w:p>
+        </w:tc>
         <w:tc>
           <w:tcPr>
             <w:tcW w:w="4677" w:type="dxa"/>
@@ -4504,6 +4807,27 @@
                 <w:szCs w:val="22"/>
               </w:rPr>
             </w:pPr>
+            <w:r>
+              <w:rPr>
+                <w:rFonts w:asciiTheme="majorBidi" w:hAnsiTheme="majorBidi" w:cstheme="majorBidi"/>
+                <w:szCs w:val="22"/>
+              </w:rPr>
+              <w:t>{{</w:t>
+            </w:r>
+            <w:r>
+              <w:rPr>
+                <w:rFonts w:asciiTheme="majorBidi" w:hAnsiTheme="majorBidi" w:cstheme="majorBidi"/>
+                <w:szCs w:val="22"/>
+              </w:rPr>
+              <w:t>remark</w:t>
+            </w:r>
+            <w:r>
+              <w:rPr>
+                <w:rFonts w:asciiTheme="majorBidi" w:hAnsiTheme="majorBidi" w:cstheme="majorBidi"/>
+                <w:szCs w:val="22"/>
+              </w:rPr>
+              <w:t>14}}</w:t>
+            </w:r>
           </w:p>
         </w:tc>
       </w:tr>
@@ -4637,12 +4961,12 @@
         <w:tblLook w:val="04A0" w:firstRow="1" w:lastRow="0" w:firstColumn="1" w:lastColumn="0" w:noHBand="0" w:noVBand="1"/>
       </w:tblPr>
       <w:tblGrid>
-        <w:gridCol w:w="1013"/>
-        <w:gridCol w:w="1250"/>
+        <w:gridCol w:w="989"/>
+        <w:gridCol w:w="1174"/>
         <w:gridCol w:w="1418"/>
-        <w:gridCol w:w="1417"/>
-        <w:gridCol w:w="1571"/>
-        <w:gridCol w:w="4006"/>
+        <w:gridCol w:w="1542"/>
+        <w:gridCol w:w="1929"/>
+        <w:gridCol w:w="3623"/>
       </w:tblGrid>
       <w:tr>
         <w:tc>
@@ -4885,41 +5209,37 @@
                 <w:szCs w:val="24"/>
               </w:rPr>
             </w:pPr>
-            <w:sdt>
-              <w:sdtPr>
-                <w:rPr>
-                  <w:rFonts w:asciiTheme="majorBidi" w:hAnsiTheme="majorBidi" w:cstheme="majorBidi" w:hint="cs"/>
-                  <w:sz w:val="24"/>
-                  <w:szCs w:val="24"/>
-                  <w:cs/>
-                </w:rPr>
-                <w:id w:val="1986503670"/>
-                <w14:checkbox>
-                  <w14:checked w14:val="0"/>
-                  <w14:checkedState w14:val="0052" w14:font="Wingdings 2"/>
-                  <w14:uncheckedState w14:val="2610" w14:font="MS Gothic"/>
-                </w14:checkbox>
-              </w:sdtPr>
-              <w:sdtEndPr/>
-              <w:sdtContent>
-                <w:r>
-                  <w:rPr>
-                    <w:rFonts w:ascii="MS Gothic" w:eastAsia="MS Gothic" w:hAnsi="MS Gothic" w:cstheme="majorBidi" w:hint="eastAsia"/>
-                    <w:sz w:val="24"/>
-                    <w:szCs w:val="24"/>
-                    <w:cs/>
-                  </w:rPr>
-                  <w:t>☐</w:t>
-                </w:r>
-              </w:sdtContent>
-            </w:sdt>
-            <w:r>
-              <w:rPr>
-                <w:rFonts w:ascii="Angsana New" w:hAnsi="Angsana New" w:cs="Angsana New"/>
-                <w:sz w:val="24"/>
-                <w:szCs w:val="24"/>
-              </w:rPr>
-              <w:t xml:space="preserve">  ON</w:t>
+            <w:r>
+              <w:rPr>
+                <w:rFonts w:asciiTheme="majorBidi" w:hAnsiTheme="majorBidi" w:cstheme="majorBidi"/>
+                <w:sz w:val="24"/>
+                <w:szCs w:val="24"/>
+              </w:rPr>
+              <w:t>{{POW</w:t>
+            </w:r>
+            <w:r>
+              <w:rPr>
+                <w:rFonts w:asciiTheme="majorBidi" w:hAnsiTheme="majorBidi" w:cstheme="majorBidi"/>
+                <w:sz w:val="24"/>
+                <w:szCs w:val="24"/>
+              </w:rPr>
+              <w:t>_ON</w:t>
+            </w:r>
+            <w:r>
+              <w:rPr>
+                <w:rFonts w:asciiTheme="majorBidi" w:hAnsiTheme="majorBidi" w:cstheme="majorBidi"/>
+                <w:sz w:val="24"/>
+                <w:szCs w:val="24"/>
+              </w:rPr>
+              <w:t>}}</w:t>
+            </w:r>
+            <w:r>
+              <w:rPr>
+                <w:rFonts w:ascii="Angsana New" w:hAnsi="Angsana New" w:cs="Angsana New"/>
+                <w:sz w:val="24"/>
+                <w:szCs w:val="24"/>
+              </w:rPr>
+              <w:t>ON</w:t>
             </w:r>
           </w:p>
         </w:tc>
@@ -4937,41 +5257,21 @@
                 <w:szCs w:val="24"/>
               </w:rPr>
             </w:pPr>
-            <w:sdt>
-              <w:sdtPr>
-                <w:rPr>
-                  <w:rFonts w:asciiTheme="majorBidi" w:hAnsiTheme="majorBidi" w:cstheme="majorBidi" w:hint="cs"/>
-                  <w:sz w:val="24"/>
-                  <w:szCs w:val="24"/>
-                  <w:cs/>
-                </w:rPr>
-                <w:id w:val="2019730632"/>
-                <w14:checkbox>
-                  <w14:checked w14:val="0"/>
-                  <w14:checkedState w14:val="0052" w14:font="Wingdings 2"/>
-                  <w14:uncheckedState w14:val="2610" w14:font="MS Gothic"/>
-                </w14:checkbox>
-              </w:sdtPr>
-              <w:sdtEndPr/>
-              <w:sdtContent>
-                <w:r>
-                  <w:rPr>
-                    <w:rFonts w:ascii="MS Gothic" w:eastAsia="MS Gothic" w:hAnsi="MS Gothic" w:cstheme="majorBidi" w:hint="eastAsia"/>
-                    <w:sz w:val="24"/>
-                    <w:szCs w:val="24"/>
-                    <w:cs/>
-                  </w:rPr>
-                  <w:t>☐</w:t>
-                </w:r>
-              </w:sdtContent>
-            </w:sdt>
-            <w:r>
-              <w:rPr>
-                <w:rFonts w:ascii="Angsana New" w:hAnsi="Angsana New" w:cs="Angsana New"/>
-                <w:sz w:val="24"/>
-                <w:szCs w:val="24"/>
-              </w:rPr>
-              <w:t xml:space="preserve">  OFF</w:t>
+            <w:r>
+              <w:rPr>
+                <w:rFonts w:asciiTheme="majorBidi" w:hAnsiTheme="majorBidi" w:cstheme="majorBidi"/>
+                <w:sz w:val="24"/>
+                <w:szCs w:val="24"/>
+              </w:rPr>
+              <w:t>{{POW_OFF}}</w:t>
+            </w:r>
+            <w:r>
+              <w:rPr>
+                <w:rFonts w:ascii="Angsana New" w:hAnsi="Angsana New" w:cs="Angsana New"/>
+                <w:sz w:val="24"/>
+                <w:szCs w:val="24"/>
+              </w:rPr>
+              <w:t>OFF</w:t>
             </w:r>
           </w:p>
         </w:tc>
@@ -4989,42 +5289,13 @@
                 <w:szCs w:val="24"/>
               </w:rPr>
             </w:pPr>
-            <w:sdt>
-              <w:sdtPr>
-                <w:rPr>
-                  <w:rFonts w:asciiTheme="majorBidi" w:hAnsiTheme="majorBidi" w:cstheme="majorBidi" w:hint="cs"/>
-                  <w:sz w:val="24"/>
-                  <w:szCs w:val="24"/>
-                  <w:cs/>
-                </w:rPr>
-                <w:id w:val="14197004"/>
-                <w14:checkbox>
-                  <w14:checked w14:val="0"/>
-                  <w14:checkedState w14:val="0052" w14:font="Wingdings 2"/>
-                  <w14:uncheckedState w14:val="2610" w14:font="MS Gothic"/>
-                </w14:checkbox>
-              </w:sdtPr>
-              <w:sdtEndPr/>
-              <w:sdtContent>
-                <w:r>
-                  <w:rPr>
-                    <w:rFonts w:ascii="MS Gothic" w:eastAsia="MS Gothic" w:hAnsi="MS Gothic" w:cstheme="majorBidi" w:hint="eastAsia"/>
-                    <w:sz w:val="24"/>
-                    <w:szCs w:val="24"/>
-                    <w:cs/>
-                  </w:rPr>
-                  <w:t>☐</w:t>
-                </w:r>
-              </w:sdtContent>
-            </w:sdt>
-            <w:r>
-              <w:rPr>
-                <w:rFonts w:asciiTheme="majorBidi" w:hAnsiTheme="majorBidi" w:cstheme="majorBidi" w:hint="cs"/>
-                <w:sz w:val="24"/>
-                <w:szCs w:val="24"/>
-                <w:cs/>
-              </w:rPr>
-              <w:t xml:space="preserve">  </w:t>
+            <w:r>
+              <w:rPr>
+                <w:rFonts w:asciiTheme="majorBidi" w:hAnsiTheme="majorBidi" w:cstheme="majorBidi"/>
+                <w:sz w:val="24"/>
+                <w:szCs w:val="24"/>
+              </w:rPr>
+              <w:t>{{POW_BLINK}}</w:t>
             </w:r>
             <w:r>
               <w:rPr>
@@ -5048,6 +5319,32 @@
                 <w:szCs w:val="24"/>
               </w:rPr>
             </w:pPr>
+            <w:r>
+              <w:rPr>
+                <w:rFonts w:ascii="Angsana New" w:hAnsi="Angsana New" w:cs="Angsana New"/>
+                <w:sz w:val="24"/>
+                <w:szCs w:val="24"/>
+              </w:rPr>
+              <w:t>{{</w:t>
+            </w:r>
+            <w:proofErr w:type="spellStart"/>
+            <w:r>
+              <w:rPr>
+                <w:rFonts w:ascii="Angsana New" w:hAnsi="Angsana New" w:cs="Angsana New"/>
+                <w:sz w:val="24"/>
+                <w:szCs w:val="24"/>
+              </w:rPr>
+              <w:t>POW_remark</w:t>
+            </w:r>
+            <w:proofErr w:type="spellEnd"/>
+            <w:r>
+              <w:rPr>
+                <w:rFonts w:ascii="Angsana New" w:hAnsi="Angsana New" w:cs="Angsana New"/>
+                <w:sz w:val="24"/>
+                <w:szCs w:val="24"/>
+              </w:rPr>
+              <w:t>}}</w:t>
+            </w:r>
           </w:p>
         </w:tc>
       </w:tr>
@@ -5117,41 +5414,21 @@
                 <w:szCs w:val="24"/>
               </w:rPr>
             </w:pPr>
-            <w:sdt>
-              <w:sdtPr>
-                <w:rPr>
-                  <w:rFonts w:asciiTheme="majorBidi" w:hAnsiTheme="majorBidi" w:cstheme="majorBidi" w:hint="cs"/>
-                  <w:sz w:val="24"/>
-                  <w:szCs w:val="24"/>
-                  <w:cs/>
-                </w:rPr>
-                <w:id w:val="-1709403698"/>
-                <w14:checkbox>
-                  <w14:checked w14:val="0"/>
-                  <w14:checkedState w14:val="0052" w14:font="Wingdings 2"/>
-                  <w14:uncheckedState w14:val="2610" w14:font="MS Gothic"/>
-                </w14:checkbox>
-              </w:sdtPr>
-              <w:sdtEndPr/>
-              <w:sdtContent>
-                <w:r>
-                  <w:rPr>
-                    <w:rFonts w:ascii="MS Gothic" w:eastAsia="MS Gothic" w:hAnsi="MS Gothic" w:cstheme="majorBidi" w:hint="eastAsia"/>
-                    <w:sz w:val="24"/>
-                    <w:szCs w:val="24"/>
-                    <w:cs/>
-                  </w:rPr>
-                  <w:t>☐</w:t>
-                </w:r>
-              </w:sdtContent>
-            </w:sdt>
-            <w:r>
-              <w:rPr>
-                <w:rFonts w:ascii="Angsana New" w:hAnsi="Angsana New" w:cs="Angsana New"/>
-                <w:sz w:val="24"/>
-                <w:szCs w:val="24"/>
-              </w:rPr>
-              <w:t xml:space="preserve">  ON</w:t>
+            <w:r>
+              <w:rPr>
+                <w:rFonts w:asciiTheme="majorBidi" w:hAnsiTheme="majorBidi" w:cstheme="majorBidi"/>
+                <w:sz w:val="24"/>
+                <w:szCs w:val="24"/>
+              </w:rPr>
+              <w:t>{{ERR_ON}}</w:t>
+            </w:r>
+            <w:r>
+              <w:rPr>
+                <w:rFonts w:ascii="Angsana New" w:hAnsi="Angsana New" w:cs="Angsana New"/>
+                <w:sz w:val="24"/>
+                <w:szCs w:val="24"/>
+              </w:rPr>
+              <w:t>ON</w:t>
             </w:r>
           </w:p>
         </w:tc>
@@ -5169,41 +5446,21 @@
                 <w:szCs w:val="24"/>
               </w:rPr>
             </w:pPr>
-            <w:sdt>
-              <w:sdtPr>
-                <w:rPr>
-                  <w:rFonts w:asciiTheme="majorBidi" w:hAnsiTheme="majorBidi" w:cstheme="majorBidi" w:hint="cs"/>
-                  <w:sz w:val="24"/>
-                  <w:szCs w:val="24"/>
-                  <w:cs/>
-                </w:rPr>
-                <w:id w:val="-670025334"/>
-                <w14:checkbox>
-                  <w14:checked w14:val="0"/>
-                  <w14:checkedState w14:val="0052" w14:font="Wingdings 2"/>
-                  <w14:uncheckedState w14:val="2610" w14:font="MS Gothic"/>
-                </w14:checkbox>
-              </w:sdtPr>
-              <w:sdtEndPr/>
-              <w:sdtContent>
-                <w:r>
-                  <w:rPr>
-                    <w:rFonts w:ascii="MS Gothic" w:eastAsia="MS Gothic" w:hAnsi="MS Gothic" w:cstheme="majorBidi" w:hint="eastAsia"/>
-                    <w:sz w:val="24"/>
-                    <w:szCs w:val="24"/>
-                    <w:cs/>
-                  </w:rPr>
-                  <w:t>☐</w:t>
-                </w:r>
-              </w:sdtContent>
-            </w:sdt>
-            <w:r>
-              <w:rPr>
-                <w:rFonts w:ascii="Angsana New" w:hAnsi="Angsana New" w:cs="Angsana New"/>
-                <w:sz w:val="24"/>
-                <w:szCs w:val="24"/>
-              </w:rPr>
-              <w:t xml:space="preserve">  OFF</w:t>
+            <w:r>
+              <w:rPr>
+                <w:rFonts w:asciiTheme="majorBidi" w:hAnsiTheme="majorBidi" w:cstheme="majorBidi"/>
+                <w:sz w:val="24"/>
+                <w:szCs w:val="24"/>
+              </w:rPr>
+              <w:t>{{ERR_OFF}}</w:t>
+            </w:r>
+            <w:r>
+              <w:rPr>
+                <w:rFonts w:ascii="Angsana New" w:hAnsi="Angsana New" w:cs="Angsana New"/>
+                <w:sz w:val="24"/>
+                <w:szCs w:val="24"/>
+              </w:rPr>
+              <w:t>OFF</w:t>
             </w:r>
           </w:p>
         </w:tc>
@@ -5221,42 +5478,13 @@
                 <w:szCs w:val="24"/>
               </w:rPr>
             </w:pPr>
-            <w:sdt>
-              <w:sdtPr>
-                <w:rPr>
-                  <w:rFonts w:asciiTheme="majorBidi" w:hAnsiTheme="majorBidi" w:cstheme="majorBidi" w:hint="cs"/>
-                  <w:sz w:val="24"/>
-                  <w:szCs w:val="24"/>
-                  <w:cs/>
-                </w:rPr>
-                <w:id w:val="-1566173345"/>
-                <w14:checkbox>
-                  <w14:checked w14:val="0"/>
-                  <w14:checkedState w14:val="0052" w14:font="Wingdings 2"/>
-                  <w14:uncheckedState w14:val="2610" w14:font="MS Gothic"/>
-                </w14:checkbox>
-              </w:sdtPr>
-              <w:sdtEndPr/>
-              <w:sdtContent>
-                <w:r>
-                  <w:rPr>
-                    <w:rFonts w:ascii="MS Gothic" w:eastAsia="MS Gothic" w:hAnsi="MS Gothic" w:cstheme="majorBidi" w:hint="eastAsia"/>
-                    <w:sz w:val="24"/>
-                    <w:szCs w:val="24"/>
-                    <w:cs/>
-                  </w:rPr>
-                  <w:t>☐</w:t>
-                </w:r>
-              </w:sdtContent>
-            </w:sdt>
-            <w:r>
-              <w:rPr>
-                <w:rFonts w:asciiTheme="majorBidi" w:hAnsiTheme="majorBidi" w:cstheme="majorBidi" w:hint="cs"/>
-                <w:sz w:val="24"/>
-                <w:szCs w:val="24"/>
-                <w:cs/>
-              </w:rPr>
-              <w:t xml:space="preserve">  </w:t>
+            <w:r>
+              <w:rPr>
+                <w:rFonts w:asciiTheme="majorBidi" w:hAnsiTheme="majorBidi" w:cstheme="majorBidi"/>
+                <w:sz w:val="24"/>
+                <w:szCs w:val="24"/>
+              </w:rPr>
+              <w:t>{{ERR_BLINK}}</w:t>
             </w:r>
             <w:r>
               <w:rPr>
@@ -5280,6 +5508,32 @@
                 <w:szCs w:val="24"/>
               </w:rPr>
             </w:pPr>
+            <w:r>
+              <w:rPr>
+                <w:rFonts w:ascii="Angsana New" w:hAnsi="Angsana New" w:cs="Angsana New"/>
+                <w:sz w:val="24"/>
+                <w:szCs w:val="24"/>
+              </w:rPr>
+              <w:t>{{</w:t>
+            </w:r>
+            <w:proofErr w:type="spellStart"/>
+            <w:r>
+              <w:rPr>
+                <w:rFonts w:ascii="Angsana New" w:hAnsi="Angsana New" w:cs="Angsana New"/>
+                <w:sz w:val="24"/>
+                <w:szCs w:val="24"/>
+              </w:rPr>
+              <w:t>ERR_remark</w:t>
+            </w:r>
+            <w:proofErr w:type="spellEnd"/>
+            <w:r>
+              <w:rPr>
+                <w:rFonts w:ascii="Angsana New" w:hAnsi="Angsana New" w:cs="Angsana New"/>
+                <w:sz w:val="24"/>
+                <w:szCs w:val="24"/>
+              </w:rPr>
+              <w:t>}}</w:t>
+            </w:r>
           </w:p>
         </w:tc>
       </w:tr>
@@ -5349,41 +5603,21 @@
                 <w:szCs w:val="24"/>
               </w:rPr>
             </w:pPr>
-            <w:sdt>
-              <w:sdtPr>
-                <w:rPr>
-                  <w:rFonts w:asciiTheme="majorBidi" w:hAnsiTheme="majorBidi" w:cstheme="majorBidi" w:hint="cs"/>
-                  <w:sz w:val="24"/>
-                  <w:szCs w:val="24"/>
-                  <w:cs/>
-                </w:rPr>
-                <w:id w:val="-315114227"/>
-                <w14:checkbox>
-                  <w14:checked w14:val="0"/>
-                  <w14:checkedState w14:val="0052" w14:font="Wingdings 2"/>
-                  <w14:uncheckedState w14:val="2610" w14:font="MS Gothic"/>
-                </w14:checkbox>
-              </w:sdtPr>
-              <w:sdtEndPr/>
-              <w:sdtContent>
-                <w:r>
-                  <w:rPr>
-                    <w:rFonts w:ascii="MS Gothic" w:eastAsia="MS Gothic" w:hAnsi="MS Gothic" w:cstheme="majorBidi" w:hint="eastAsia"/>
-                    <w:sz w:val="24"/>
-                    <w:szCs w:val="24"/>
-                    <w:cs/>
-                  </w:rPr>
-                  <w:t>☐</w:t>
-                </w:r>
-              </w:sdtContent>
-            </w:sdt>
-            <w:r>
-              <w:rPr>
-                <w:rFonts w:ascii="Angsana New" w:hAnsi="Angsana New" w:cs="Angsana New"/>
-                <w:sz w:val="24"/>
-                <w:szCs w:val="24"/>
-              </w:rPr>
-              <w:t xml:space="preserve">  ON</w:t>
+            <w:r>
+              <w:rPr>
+                <w:rFonts w:asciiTheme="majorBidi" w:hAnsiTheme="majorBidi" w:cstheme="majorBidi"/>
+                <w:sz w:val="24"/>
+                <w:szCs w:val="24"/>
+              </w:rPr>
+              <w:t>{{TX_ON}}</w:t>
+            </w:r>
+            <w:r>
+              <w:rPr>
+                <w:rFonts w:ascii="Angsana New" w:hAnsi="Angsana New" w:cs="Angsana New"/>
+                <w:sz w:val="24"/>
+                <w:szCs w:val="24"/>
+              </w:rPr>
+              <w:t>ON</w:t>
             </w:r>
           </w:p>
         </w:tc>
@@ -5401,41 +5635,21 @@
                 <w:szCs w:val="24"/>
               </w:rPr>
             </w:pPr>
-            <w:sdt>
-              <w:sdtPr>
-                <w:rPr>
-                  <w:rFonts w:asciiTheme="majorBidi" w:hAnsiTheme="majorBidi" w:cstheme="majorBidi" w:hint="cs"/>
-                  <w:sz w:val="24"/>
-                  <w:szCs w:val="24"/>
-                  <w:cs/>
-                </w:rPr>
-                <w:id w:val="39712186"/>
-                <w14:checkbox>
-                  <w14:checked w14:val="0"/>
-                  <w14:checkedState w14:val="0052" w14:font="Wingdings 2"/>
-                  <w14:uncheckedState w14:val="2610" w14:font="MS Gothic"/>
-                </w14:checkbox>
-              </w:sdtPr>
-              <w:sdtEndPr/>
-              <w:sdtContent>
-                <w:r>
-                  <w:rPr>
-                    <w:rFonts w:ascii="MS Gothic" w:eastAsia="MS Gothic" w:hAnsi="MS Gothic" w:cstheme="majorBidi" w:hint="eastAsia"/>
-                    <w:sz w:val="24"/>
-                    <w:szCs w:val="24"/>
-                    <w:cs/>
-                  </w:rPr>
-                  <w:t>☐</w:t>
-                </w:r>
-              </w:sdtContent>
-            </w:sdt>
-            <w:r>
-              <w:rPr>
-                <w:rFonts w:ascii="Angsana New" w:hAnsi="Angsana New" w:cs="Angsana New"/>
-                <w:sz w:val="24"/>
-                <w:szCs w:val="24"/>
-              </w:rPr>
-              <w:t xml:space="preserve">  OFF</w:t>
+            <w:r>
+              <w:rPr>
+                <w:rFonts w:asciiTheme="majorBidi" w:hAnsiTheme="majorBidi" w:cstheme="majorBidi"/>
+                <w:sz w:val="24"/>
+                <w:szCs w:val="24"/>
+              </w:rPr>
+              <w:t>{{TX_OFF}}</w:t>
+            </w:r>
+            <w:r>
+              <w:rPr>
+                <w:rFonts w:ascii="Angsana New" w:hAnsi="Angsana New" w:cs="Angsana New"/>
+                <w:sz w:val="24"/>
+                <w:szCs w:val="24"/>
+              </w:rPr>
+              <w:t>OFF</w:t>
             </w:r>
           </w:p>
         </w:tc>
@@ -5453,42 +5667,13 @@
                 <w:szCs w:val="24"/>
               </w:rPr>
             </w:pPr>
-            <w:sdt>
-              <w:sdtPr>
-                <w:rPr>
-                  <w:rFonts w:asciiTheme="majorBidi" w:hAnsiTheme="majorBidi" w:cstheme="majorBidi" w:hint="cs"/>
-                  <w:sz w:val="24"/>
-                  <w:szCs w:val="24"/>
-                  <w:cs/>
-                </w:rPr>
-                <w:id w:val="1040242090"/>
-                <w14:checkbox>
-                  <w14:checked w14:val="0"/>
-                  <w14:checkedState w14:val="0052" w14:font="Wingdings 2"/>
-                  <w14:uncheckedState w14:val="2610" w14:font="MS Gothic"/>
-                </w14:checkbox>
-              </w:sdtPr>
-              <w:sdtEndPr/>
-              <w:sdtContent>
-                <w:r>
-                  <w:rPr>
-                    <w:rFonts w:ascii="MS Gothic" w:eastAsia="MS Gothic" w:hAnsi="MS Gothic" w:cstheme="majorBidi" w:hint="eastAsia"/>
-                    <w:sz w:val="24"/>
-                    <w:szCs w:val="24"/>
-                    <w:cs/>
-                  </w:rPr>
-                  <w:t>☐</w:t>
-                </w:r>
-              </w:sdtContent>
-            </w:sdt>
-            <w:r>
-              <w:rPr>
-                <w:rFonts w:asciiTheme="majorBidi" w:hAnsiTheme="majorBidi" w:cstheme="majorBidi" w:hint="cs"/>
-                <w:sz w:val="24"/>
-                <w:szCs w:val="24"/>
-                <w:cs/>
-              </w:rPr>
-              <w:t xml:space="preserve">  </w:t>
+            <w:r>
+              <w:rPr>
+                <w:rFonts w:asciiTheme="majorBidi" w:hAnsiTheme="majorBidi" w:cstheme="majorBidi"/>
+                <w:sz w:val="24"/>
+                <w:szCs w:val="24"/>
+              </w:rPr>
+              <w:t>{{TX_BLINK}}</w:t>
             </w:r>
             <w:r>
               <w:rPr>
@@ -5512,6 +5697,32 @@
                 <w:szCs w:val="24"/>
               </w:rPr>
             </w:pPr>
+            <w:r>
+              <w:rPr>
+                <w:rFonts w:ascii="Angsana New" w:hAnsi="Angsana New" w:cs="Angsana New"/>
+                <w:sz w:val="24"/>
+                <w:szCs w:val="24"/>
+              </w:rPr>
+              <w:t>{{</w:t>
+            </w:r>
+            <w:proofErr w:type="spellStart"/>
+            <w:r>
+              <w:rPr>
+                <w:rFonts w:ascii="Angsana New" w:hAnsi="Angsana New" w:cs="Angsana New"/>
+                <w:sz w:val="24"/>
+                <w:szCs w:val="24"/>
+              </w:rPr>
+              <w:t>TX_remark</w:t>
+            </w:r>
+            <w:proofErr w:type="spellEnd"/>
+            <w:r>
+              <w:rPr>
+                <w:rFonts w:ascii="Angsana New" w:hAnsi="Angsana New" w:cs="Angsana New"/>
+                <w:sz w:val="24"/>
+                <w:szCs w:val="24"/>
+              </w:rPr>
+              <w:t>}}</w:t>
+            </w:r>
           </w:p>
         </w:tc>
       </w:tr>
@@ -5581,41 +5792,21 @@
                 <w:szCs w:val="24"/>
               </w:rPr>
             </w:pPr>
-            <w:sdt>
-              <w:sdtPr>
-                <w:rPr>
-                  <w:rFonts w:asciiTheme="majorBidi" w:hAnsiTheme="majorBidi" w:cstheme="majorBidi" w:hint="cs"/>
-                  <w:sz w:val="24"/>
-                  <w:szCs w:val="24"/>
-                  <w:cs/>
-                </w:rPr>
-                <w:id w:val="1148717999"/>
-                <w14:checkbox>
-                  <w14:checked w14:val="0"/>
-                  <w14:checkedState w14:val="0052" w14:font="Wingdings 2"/>
-                  <w14:uncheckedState w14:val="2610" w14:font="MS Gothic"/>
-                </w14:checkbox>
-              </w:sdtPr>
-              <w:sdtEndPr/>
-              <w:sdtContent>
-                <w:r>
-                  <w:rPr>
-                    <w:rFonts w:ascii="MS Gothic" w:eastAsia="MS Gothic" w:hAnsi="MS Gothic" w:cstheme="majorBidi" w:hint="eastAsia"/>
-                    <w:sz w:val="24"/>
-                    <w:szCs w:val="24"/>
-                    <w:cs/>
-                  </w:rPr>
-                  <w:t>☐</w:t>
-                </w:r>
-              </w:sdtContent>
-            </w:sdt>
-            <w:r>
-              <w:rPr>
-                <w:rFonts w:ascii="Angsana New" w:hAnsi="Angsana New" w:cs="Angsana New"/>
-                <w:sz w:val="24"/>
-                <w:szCs w:val="24"/>
-              </w:rPr>
-              <w:t xml:space="preserve">  ON</w:t>
+            <w:r>
+              <w:rPr>
+                <w:rFonts w:asciiTheme="majorBidi" w:hAnsiTheme="majorBidi" w:cstheme="majorBidi"/>
+                <w:sz w:val="24"/>
+                <w:szCs w:val="24"/>
+              </w:rPr>
+              <w:t>{{RX_ON}}</w:t>
+            </w:r>
+            <w:r>
+              <w:rPr>
+                <w:rFonts w:ascii="Angsana New" w:hAnsi="Angsana New" w:cs="Angsana New"/>
+                <w:sz w:val="24"/>
+                <w:szCs w:val="24"/>
+              </w:rPr>
+              <w:t>ON</w:t>
             </w:r>
           </w:p>
         </w:tc>
@@ -5633,41 +5824,21 @@
                 <w:szCs w:val="24"/>
               </w:rPr>
             </w:pPr>
-            <w:sdt>
-              <w:sdtPr>
-                <w:rPr>
-                  <w:rFonts w:asciiTheme="majorBidi" w:hAnsiTheme="majorBidi" w:cstheme="majorBidi" w:hint="cs"/>
-                  <w:sz w:val="24"/>
-                  <w:szCs w:val="24"/>
-                  <w:cs/>
-                </w:rPr>
-                <w:id w:val="-1847623315"/>
-                <w14:checkbox>
-                  <w14:checked w14:val="0"/>
-                  <w14:checkedState w14:val="0052" w14:font="Wingdings 2"/>
-                  <w14:uncheckedState w14:val="2610" w14:font="MS Gothic"/>
-                </w14:checkbox>
-              </w:sdtPr>
-              <w:sdtEndPr/>
-              <w:sdtContent>
-                <w:r>
-                  <w:rPr>
-                    <w:rFonts w:ascii="MS Gothic" w:eastAsia="MS Gothic" w:hAnsi="MS Gothic" w:cstheme="majorBidi" w:hint="eastAsia"/>
-                    <w:sz w:val="24"/>
-                    <w:szCs w:val="24"/>
-                    <w:cs/>
-                  </w:rPr>
-                  <w:t>☐</w:t>
-                </w:r>
-              </w:sdtContent>
-            </w:sdt>
-            <w:r>
-              <w:rPr>
-                <w:rFonts w:ascii="Angsana New" w:hAnsi="Angsana New" w:cs="Angsana New"/>
-                <w:sz w:val="24"/>
-                <w:szCs w:val="24"/>
-              </w:rPr>
-              <w:t xml:space="preserve">  OFF</w:t>
+            <w:r>
+              <w:rPr>
+                <w:rFonts w:asciiTheme="majorBidi" w:hAnsiTheme="majorBidi" w:cstheme="majorBidi"/>
+                <w:sz w:val="24"/>
+                <w:szCs w:val="24"/>
+              </w:rPr>
+              <w:t>{{RX_OFF}}</w:t>
+            </w:r>
+            <w:r>
+              <w:rPr>
+                <w:rFonts w:ascii="Angsana New" w:hAnsi="Angsana New" w:cs="Angsana New"/>
+                <w:sz w:val="24"/>
+                <w:szCs w:val="24"/>
+              </w:rPr>
+              <w:t>OFF</w:t>
             </w:r>
           </w:p>
         </w:tc>
@@ -5685,42 +5856,13 @@
                 <w:szCs w:val="24"/>
               </w:rPr>
             </w:pPr>
-            <w:sdt>
-              <w:sdtPr>
-                <w:rPr>
-                  <w:rFonts w:asciiTheme="majorBidi" w:hAnsiTheme="majorBidi" w:cstheme="majorBidi" w:hint="cs"/>
-                  <w:sz w:val="24"/>
-                  <w:szCs w:val="24"/>
-                  <w:cs/>
-                </w:rPr>
-                <w:id w:val="-1927489671"/>
-                <w14:checkbox>
-                  <w14:checked w14:val="0"/>
-                  <w14:checkedState w14:val="0052" w14:font="Wingdings 2"/>
-                  <w14:uncheckedState w14:val="2610" w14:font="MS Gothic"/>
-                </w14:checkbox>
-              </w:sdtPr>
-              <w:sdtEndPr/>
-              <w:sdtContent>
-                <w:r>
-                  <w:rPr>
-                    <w:rFonts w:ascii="MS Gothic" w:eastAsia="MS Gothic" w:hAnsi="MS Gothic" w:cstheme="majorBidi" w:hint="eastAsia"/>
-                    <w:sz w:val="24"/>
-                    <w:szCs w:val="24"/>
-                    <w:cs/>
-                  </w:rPr>
-                  <w:t>☐</w:t>
-                </w:r>
-              </w:sdtContent>
-            </w:sdt>
-            <w:r>
-              <w:rPr>
-                <w:rFonts w:asciiTheme="majorBidi" w:hAnsiTheme="majorBidi" w:cstheme="majorBidi" w:hint="cs"/>
-                <w:sz w:val="24"/>
-                <w:szCs w:val="24"/>
-                <w:cs/>
-              </w:rPr>
-              <w:t xml:space="preserve">  </w:t>
+            <w:r>
+              <w:rPr>
+                <w:rFonts w:asciiTheme="majorBidi" w:hAnsiTheme="majorBidi" w:cstheme="majorBidi"/>
+                <w:sz w:val="24"/>
+                <w:szCs w:val="24"/>
+              </w:rPr>
+              <w:t>{{RX_BLINK}}</w:t>
             </w:r>
             <w:r>
               <w:rPr>
@@ -5744,6 +5886,32 @@
                 <w:szCs w:val="24"/>
               </w:rPr>
             </w:pPr>
+            <w:r>
+              <w:rPr>
+                <w:rFonts w:ascii="Angsana New" w:hAnsi="Angsana New" w:cs="Angsana New"/>
+                <w:sz w:val="24"/>
+                <w:szCs w:val="24"/>
+              </w:rPr>
+              <w:t>{{</w:t>
+            </w:r>
+            <w:proofErr w:type="spellStart"/>
+            <w:r>
+              <w:rPr>
+                <w:rFonts w:ascii="Angsana New" w:hAnsi="Angsana New" w:cs="Angsana New"/>
+                <w:sz w:val="24"/>
+                <w:szCs w:val="24"/>
+              </w:rPr>
+              <w:t>RX_remark</w:t>
+            </w:r>
+            <w:proofErr w:type="spellEnd"/>
+            <w:r>
+              <w:rPr>
+                <w:rFonts w:ascii="Angsana New" w:hAnsi="Angsana New" w:cs="Angsana New"/>
+                <w:sz w:val="24"/>
+                <w:szCs w:val="24"/>
+              </w:rPr>
+              <w:t>}}</w:t>
+            </w:r>
           </w:p>
         </w:tc>
       </w:tr>
@@ -5813,41 +5981,21 @@
                 <w:szCs w:val="24"/>
               </w:rPr>
             </w:pPr>
-            <w:sdt>
-              <w:sdtPr>
-                <w:rPr>
-                  <w:rFonts w:asciiTheme="majorBidi" w:hAnsiTheme="majorBidi" w:cstheme="majorBidi" w:hint="cs"/>
-                  <w:sz w:val="24"/>
-                  <w:szCs w:val="24"/>
-                  <w:cs/>
-                </w:rPr>
-                <w:id w:val="-1376850188"/>
-                <w14:checkbox>
-                  <w14:checked w14:val="0"/>
-                  <w14:checkedState w14:val="0052" w14:font="Wingdings 2"/>
-                  <w14:uncheckedState w14:val="2610" w14:font="MS Gothic"/>
-                </w14:checkbox>
-              </w:sdtPr>
-              <w:sdtEndPr/>
-              <w:sdtContent>
-                <w:r>
-                  <w:rPr>
-                    <w:rFonts w:ascii="MS Gothic" w:eastAsia="MS Gothic" w:hAnsi="MS Gothic" w:cstheme="majorBidi" w:hint="eastAsia"/>
-                    <w:sz w:val="24"/>
-                    <w:szCs w:val="24"/>
-                    <w:cs/>
-                  </w:rPr>
-                  <w:t>☐</w:t>
-                </w:r>
-              </w:sdtContent>
-            </w:sdt>
-            <w:r>
-              <w:rPr>
-                <w:rFonts w:ascii="Angsana New" w:hAnsi="Angsana New" w:cs="Angsana New"/>
-                <w:sz w:val="24"/>
-                <w:szCs w:val="24"/>
-              </w:rPr>
-              <w:t xml:space="preserve">  ON</w:t>
+            <w:r>
+              <w:rPr>
+                <w:rFonts w:asciiTheme="majorBidi" w:hAnsiTheme="majorBidi" w:cstheme="majorBidi"/>
+                <w:sz w:val="24"/>
+                <w:szCs w:val="24"/>
+              </w:rPr>
+              <w:t>{{MVB_ON}}</w:t>
+            </w:r>
+            <w:r>
+              <w:rPr>
+                <w:rFonts w:ascii="Angsana New" w:hAnsi="Angsana New" w:cs="Angsana New"/>
+                <w:sz w:val="24"/>
+                <w:szCs w:val="24"/>
+              </w:rPr>
+              <w:t>ON</w:t>
             </w:r>
           </w:p>
         </w:tc>
@@ -5865,41 +6013,21 @@
                 <w:szCs w:val="24"/>
               </w:rPr>
             </w:pPr>
-            <w:sdt>
-              <w:sdtPr>
-                <w:rPr>
-                  <w:rFonts w:asciiTheme="majorBidi" w:hAnsiTheme="majorBidi" w:cstheme="majorBidi" w:hint="cs"/>
-                  <w:sz w:val="24"/>
-                  <w:szCs w:val="24"/>
-                  <w:cs/>
-                </w:rPr>
-                <w:id w:val="2048331776"/>
-                <w14:checkbox>
-                  <w14:checked w14:val="0"/>
-                  <w14:checkedState w14:val="0052" w14:font="Wingdings 2"/>
-                  <w14:uncheckedState w14:val="2610" w14:font="MS Gothic"/>
-                </w14:checkbox>
-              </w:sdtPr>
-              <w:sdtEndPr/>
-              <w:sdtContent>
-                <w:r>
-                  <w:rPr>
-                    <w:rFonts w:ascii="MS Gothic" w:eastAsia="MS Gothic" w:hAnsi="MS Gothic" w:cstheme="majorBidi" w:hint="eastAsia"/>
-                    <w:sz w:val="24"/>
-                    <w:szCs w:val="24"/>
-                    <w:cs/>
-                  </w:rPr>
-                  <w:t>☐</w:t>
-                </w:r>
-              </w:sdtContent>
-            </w:sdt>
-            <w:r>
-              <w:rPr>
-                <w:rFonts w:ascii="Angsana New" w:hAnsi="Angsana New" w:cs="Angsana New"/>
-                <w:sz w:val="24"/>
-                <w:szCs w:val="24"/>
-              </w:rPr>
-              <w:t xml:space="preserve">  OFF</w:t>
+            <w:r>
+              <w:rPr>
+                <w:rFonts w:asciiTheme="majorBidi" w:hAnsiTheme="majorBidi" w:cstheme="majorBidi"/>
+                <w:sz w:val="24"/>
+                <w:szCs w:val="24"/>
+              </w:rPr>
+              <w:t>{{MVB_OFF}}</w:t>
+            </w:r>
+            <w:r>
+              <w:rPr>
+                <w:rFonts w:ascii="Angsana New" w:hAnsi="Angsana New" w:cs="Angsana New"/>
+                <w:sz w:val="24"/>
+                <w:szCs w:val="24"/>
+              </w:rPr>
+              <w:t>OFF</w:t>
             </w:r>
           </w:p>
         </w:tc>
@@ -5917,42 +6045,13 @@
                 <w:szCs w:val="24"/>
               </w:rPr>
             </w:pPr>
-            <w:sdt>
-              <w:sdtPr>
-                <w:rPr>
-                  <w:rFonts w:asciiTheme="majorBidi" w:hAnsiTheme="majorBidi" w:cstheme="majorBidi" w:hint="cs"/>
-                  <w:sz w:val="24"/>
-                  <w:szCs w:val="24"/>
-                  <w:cs/>
-                </w:rPr>
-                <w:id w:val="585812471"/>
-                <w14:checkbox>
-                  <w14:checked w14:val="0"/>
-                  <w14:checkedState w14:val="0052" w14:font="Wingdings 2"/>
-                  <w14:uncheckedState w14:val="2610" w14:font="MS Gothic"/>
-                </w14:checkbox>
-              </w:sdtPr>
-              <w:sdtEndPr/>
-              <w:sdtContent>
-                <w:r>
-                  <w:rPr>
-                    <w:rFonts w:ascii="MS Gothic" w:eastAsia="MS Gothic" w:hAnsi="MS Gothic" w:cstheme="majorBidi" w:hint="eastAsia"/>
-                    <w:sz w:val="24"/>
-                    <w:szCs w:val="24"/>
-                    <w:cs/>
-                  </w:rPr>
-                  <w:t>☐</w:t>
-                </w:r>
-              </w:sdtContent>
-            </w:sdt>
-            <w:r>
-              <w:rPr>
-                <w:rFonts w:asciiTheme="majorBidi" w:hAnsiTheme="majorBidi" w:cstheme="majorBidi" w:hint="cs"/>
-                <w:sz w:val="24"/>
-                <w:szCs w:val="24"/>
-                <w:cs/>
-              </w:rPr>
-              <w:t xml:space="preserve">  </w:t>
+            <w:r>
+              <w:rPr>
+                <w:rFonts w:asciiTheme="majorBidi" w:hAnsiTheme="majorBidi" w:cstheme="majorBidi"/>
+                <w:sz w:val="24"/>
+                <w:szCs w:val="24"/>
+              </w:rPr>
+              <w:t>{{MVB_BLINK}}</w:t>
             </w:r>
             <w:r>
               <w:rPr>
@@ -5976,6 +6075,32 @@
                 <w:szCs w:val="24"/>
               </w:rPr>
             </w:pPr>
+            <w:r>
+              <w:rPr>
+                <w:rFonts w:ascii="Angsana New" w:hAnsi="Angsana New" w:cs="Angsana New"/>
+                <w:sz w:val="24"/>
+                <w:szCs w:val="24"/>
+              </w:rPr>
+              <w:t>{{</w:t>
+            </w:r>
+            <w:proofErr w:type="spellStart"/>
+            <w:r>
+              <w:rPr>
+                <w:rFonts w:ascii="Angsana New" w:hAnsi="Angsana New" w:cs="Angsana New"/>
+                <w:sz w:val="24"/>
+                <w:szCs w:val="24"/>
+              </w:rPr>
+              <w:t>MVB_remark</w:t>
+            </w:r>
+            <w:proofErr w:type="spellEnd"/>
+            <w:r>
+              <w:rPr>
+                <w:rFonts w:ascii="Angsana New" w:hAnsi="Angsana New" w:cs="Angsana New"/>
+                <w:sz w:val="24"/>
+                <w:szCs w:val="24"/>
+              </w:rPr>
+              <w:t>}}</w:t>
+            </w:r>
           </w:p>
         </w:tc>
       </w:tr>
@@ -6045,41 +6170,21 @@
                 <w:szCs w:val="24"/>
               </w:rPr>
             </w:pPr>
-            <w:sdt>
-              <w:sdtPr>
-                <w:rPr>
-                  <w:rFonts w:asciiTheme="majorBidi" w:hAnsiTheme="majorBidi" w:cstheme="majorBidi" w:hint="cs"/>
-                  <w:sz w:val="24"/>
-                  <w:szCs w:val="24"/>
-                  <w:cs/>
-                </w:rPr>
-                <w:id w:val="2145688439"/>
-                <w14:checkbox>
-                  <w14:checked w14:val="0"/>
-                  <w14:checkedState w14:val="0052" w14:font="Wingdings 2"/>
-                  <w14:uncheckedState w14:val="2610" w14:font="MS Gothic"/>
-                </w14:checkbox>
-              </w:sdtPr>
-              <w:sdtEndPr/>
-              <w:sdtContent>
-                <w:r>
-                  <w:rPr>
-                    <w:rFonts w:ascii="MS Gothic" w:eastAsia="MS Gothic" w:hAnsi="MS Gothic" w:cstheme="majorBidi" w:hint="eastAsia"/>
-                    <w:sz w:val="24"/>
-                    <w:szCs w:val="24"/>
-                    <w:cs/>
-                  </w:rPr>
-                  <w:t>☐</w:t>
-                </w:r>
-              </w:sdtContent>
-            </w:sdt>
-            <w:r>
-              <w:rPr>
-                <w:rFonts w:ascii="Angsana New" w:hAnsi="Angsana New" w:cs="Angsana New"/>
-                <w:sz w:val="24"/>
-                <w:szCs w:val="24"/>
-              </w:rPr>
-              <w:t xml:space="preserve">  ON</w:t>
+            <w:r>
+              <w:rPr>
+                <w:rFonts w:asciiTheme="majorBidi" w:hAnsiTheme="majorBidi" w:cstheme="majorBidi"/>
+                <w:sz w:val="24"/>
+                <w:szCs w:val="24"/>
+              </w:rPr>
+              <w:t>{{SC_ON}}</w:t>
+            </w:r>
+            <w:r>
+              <w:rPr>
+                <w:rFonts w:ascii="Angsana New" w:hAnsi="Angsana New" w:cs="Angsana New"/>
+                <w:sz w:val="24"/>
+                <w:szCs w:val="24"/>
+              </w:rPr>
+              <w:t>ON</w:t>
             </w:r>
           </w:p>
         </w:tc>
@@ -6097,41 +6202,21 @@
                 <w:szCs w:val="24"/>
               </w:rPr>
             </w:pPr>
-            <w:sdt>
-              <w:sdtPr>
-                <w:rPr>
-                  <w:rFonts w:asciiTheme="majorBidi" w:hAnsiTheme="majorBidi" w:cstheme="majorBidi" w:hint="cs"/>
-                  <w:sz w:val="24"/>
-                  <w:szCs w:val="24"/>
-                  <w:cs/>
-                </w:rPr>
-                <w:id w:val="-1836759933"/>
-                <w14:checkbox>
-                  <w14:checked w14:val="0"/>
-                  <w14:checkedState w14:val="0052" w14:font="Wingdings 2"/>
-                  <w14:uncheckedState w14:val="2610" w14:font="MS Gothic"/>
-                </w14:checkbox>
-              </w:sdtPr>
-              <w:sdtEndPr/>
-              <w:sdtContent>
-                <w:r>
-                  <w:rPr>
-                    <w:rFonts w:ascii="MS Gothic" w:eastAsia="MS Gothic" w:hAnsi="MS Gothic" w:cstheme="majorBidi" w:hint="eastAsia"/>
-                    <w:sz w:val="24"/>
-                    <w:szCs w:val="24"/>
-                    <w:cs/>
-                  </w:rPr>
-                  <w:t>☐</w:t>
-                </w:r>
-              </w:sdtContent>
-            </w:sdt>
-            <w:r>
-              <w:rPr>
-                <w:rFonts w:ascii="Angsana New" w:hAnsi="Angsana New" w:cs="Angsana New"/>
-                <w:sz w:val="24"/>
-                <w:szCs w:val="24"/>
-              </w:rPr>
-              <w:t xml:space="preserve">  OFF</w:t>
+            <w:r>
+              <w:rPr>
+                <w:rFonts w:asciiTheme="majorBidi" w:hAnsiTheme="majorBidi" w:cstheme="majorBidi"/>
+                <w:sz w:val="24"/>
+                <w:szCs w:val="24"/>
+              </w:rPr>
+              <w:t>{{SC_OFF}}</w:t>
+            </w:r>
+            <w:r>
+              <w:rPr>
+                <w:rFonts w:ascii="Angsana New" w:hAnsi="Angsana New" w:cs="Angsana New"/>
+                <w:sz w:val="24"/>
+                <w:szCs w:val="24"/>
+              </w:rPr>
+              <w:t>OFF</w:t>
             </w:r>
           </w:p>
         </w:tc>
@@ -6149,42 +6234,13 @@
                 <w:szCs w:val="24"/>
               </w:rPr>
             </w:pPr>
-            <w:sdt>
-              <w:sdtPr>
-                <w:rPr>
-                  <w:rFonts w:asciiTheme="majorBidi" w:hAnsiTheme="majorBidi" w:cstheme="majorBidi" w:hint="cs"/>
-                  <w:sz w:val="24"/>
-                  <w:szCs w:val="24"/>
-                  <w:cs/>
-                </w:rPr>
-                <w:id w:val="-1459019397"/>
-                <w14:checkbox>
-                  <w14:checked w14:val="0"/>
-                  <w14:checkedState w14:val="0052" w14:font="Wingdings 2"/>
-                  <w14:uncheckedState w14:val="2610" w14:font="MS Gothic"/>
-                </w14:checkbox>
-              </w:sdtPr>
-              <w:sdtEndPr/>
-              <w:sdtContent>
-                <w:r>
-                  <w:rPr>
-                    <w:rFonts w:ascii="MS Gothic" w:eastAsia="MS Gothic" w:hAnsi="MS Gothic" w:cstheme="majorBidi" w:hint="eastAsia"/>
-                    <w:sz w:val="24"/>
-                    <w:szCs w:val="24"/>
-                    <w:cs/>
-                  </w:rPr>
-                  <w:t>☐</w:t>
-                </w:r>
-              </w:sdtContent>
-            </w:sdt>
-            <w:r>
-              <w:rPr>
-                <w:rFonts w:asciiTheme="majorBidi" w:hAnsiTheme="majorBidi" w:cstheme="majorBidi" w:hint="cs"/>
-                <w:sz w:val="24"/>
-                <w:szCs w:val="24"/>
-                <w:cs/>
-              </w:rPr>
-              <w:t xml:space="preserve">  </w:t>
+            <w:r>
+              <w:rPr>
+                <w:rFonts w:asciiTheme="majorBidi" w:hAnsiTheme="majorBidi" w:cstheme="majorBidi"/>
+                <w:sz w:val="24"/>
+                <w:szCs w:val="24"/>
+              </w:rPr>
+              <w:t>{{SC_BLINK}}</w:t>
             </w:r>
             <w:r>
               <w:rPr>
@@ -6208,6 +6264,32 @@
                 <w:szCs w:val="24"/>
               </w:rPr>
             </w:pPr>
+            <w:r>
+              <w:rPr>
+                <w:rFonts w:ascii="Angsana New" w:hAnsi="Angsana New" w:cs="Angsana New"/>
+                <w:sz w:val="24"/>
+                <w:szCs w:val="24"/>
+              </w:rPr>
+              <w:t>{{</w:t>
+            </w:r>
+            <w:proofErr w:type="spellStart"/>
+            <w:r>
+              <w:rPr>
+                <w:rFonts w:ascii="Angsana New" w:hAnsi="Angsana New" w:cs="Angsana New"/>
+                <w:sz w:val="24"/>
+                <w:szCs w:val="24"/>
+              </w:rPr>
+              <w:t>SC_remark</w:t>
+            </w:r>
+            <w:proofErr w:type="spellEnd"/>
+            <w:r>
+              <w:rPr>
+                <w:rFonts w:ascii="Angsana New" w:hAnsi="Angsana New" w:cs="Angsana New"/>
+                <w:sz w:val="24"/>
+                <w:szCs w:val="24"/>
+              </w:rPr>
+              <w:t>}}</w:t>
+            </w:r>
           </w:p>
         </w:tc>
       </w:tr>
@@ -6277,41 +6359,21 @@
                 <w:szCs w:val="24"/>
               </w:rPr>
             </w:pPr>
-            <w:sdt>
-              <w:sdtPr>
-                <w:rPr>
-                  <w:rFonts w:asciiTheme="majorBidi" w:hAnsiTheme="majorBidi" w:cstheme="majorBidi" w:hint="cs"/>
-                  <w:sz w:val="24"/>
-                  <w:szCs w:val="24"/>
-                  <w:cs/>
-                </w:rPr>
-                <w:id w:val="-1407298025"/>
-                <w14:checkbox>
-                  <w14:checked w14:val="0"/>
-                  <w14:checkedState w14:val="0052" w14:font="Wingdings 2"/>
-                  <w14:uncheckedState w14:val="2610" w14:font="MS Gothic"/>
-                </w14:checkbox>
-              </w:sdtPr>
-              <w:sdtEndPr/>
-              <w:sdtContent>
-                <w:r>
-                  <w:rPr>
-                    <w:rFonts w:ascii="MS Gothic" w:eastAsia="MS Gothic" w:hAnsi="MS Gothic" w:cstheme="majorBidi" w:hint="eastAsia"/>
-                    <w:sz w:val="24"/>
-                    <w:szCs w:val="24"/>
-                    <w:cs/>
-                  </w:rPr>
-                  <w:t>☐</w:t>
-                </w:r>
-              </w:sdtContent>
-            </w:sdt>
-            <w:r>
-              <w:rPr>
-                <w:rFonts w:ascii="Angsana New" w:hAnsi="Angsana New" w:cs="Angsana New"/>
-                <w:sz w:val="24"/>
-                <w:szCs w:val="24"/>
-              </w:rPr>
-              <w:t xml:space="preserve">  ON</w:t>
+            <w:r>
+              <w:rPr>
+                <w:rFonts w:asciiTheme="majorBidi" w:hAnsiTheme="majorBidi" w:cstheme="majorBidi"/>
+                <w:sz w:val="24"/>
+                <w:szCs w:val="24"/>
+              </w:rPr>
+              <w:t>{{WA_ON}}</w:t>
+            </w:r>
+            <w:r>
+              <w:rPr>
+                <w:rFonts w:ascii="Angsana New" w:hAnsi="Angsana New" w:cs="Angsana New"/>
+                <w:sz w:val="24"/>
+                <w:szCs w:val="24"/>
+              </w:rPr>
+              <w:t>ON</w:t>
             </w:r>
           </w:p>
         </w:tc>
@@ -6329,41 +6391,21 @@
                 <w:szCs w:val="24"/>
               </w:rPr>
             </w:pPr>
-            <w:sdt>
-              <w:sdtPr>
-                <w:rPr>
-                  <w:rFonts w:asciiTheme="majorBidi" w:hAnsiTheme="majorBidi" w:cstheme="majorBidi" w:hint="cs"/>
-                  <w:sz w:val="24"/>
-                  <w:szCs w:val="24"/>
-                  <w:cs/>
-                </w:rPr>
-                <w:id w:val="-74983464"/>
-                <w14:checkbox>
-                  <w14:checked w14:val="0"/>
-                  <w14:checkedState w14:val="0052" w14:font="Wingdings 2"/>
-                  <w14:uncheckedState w14:val="2610" w14:font="MS Gothic"/>
-                </w14:checkbox>
-              </w:sdtPr>
-              <w:sdtEndPr/>
-              <w:sdtContent>
-                <w:r>
-                  <w:rPr>
-                    <w:rFonts w:ascii="MS Gothic" w:eastAsia="MS Gothic" w:hAnsi="MS Gothic" w:cstheme="majorBidi" w:hint="eastAsia"/>
-                    <w:sz w:val="24"/>
-                    <w:szCs w:val="24"/>
-                    <w:cs/>
-                  </w:rPr>
-                  <w:t>☐</w:t>
-                </w:r>
-              </w:sdtContent>
-            </w:sdt>
-            <w:r>
-              <w:rPr>
-                <w:rFonts w:ascii="Angsana New" w:hAnsi="Angsana New" w:cs="Angsana New"/>
-                <w:sz w:val="24"/>
-                <w:szCs w:val="24"/>
-              </w:rPr>
-              <w:t xml:space="preserve">  OFF</w:t>
+            <w:r>
+              <w:rPr>
+                <w:rFonts w:asciiTheme="majorBidi" w:hAnsiTheme="majorBidi" w:cstheme="majorBidi"/>
+                <w:sz w:val="24"/>
+                <w:szCs w:val="24"/>
+              </w:rPr>
+              <w:t>{{WA_OFF}}</w:t>
+            </w:r>
+            <w:r>
+              <w:rPr>
+                <w:rFonts w:ascii="Angsana New" w:hAnsi="Angsana New" w:cs="Angsana New"/>
+                <w:sz w:val="24"/>
+                <w:szCs w:val="24"/>
+              </w:rPr>
+              <w:t>OFF</w:t>
             </w:r>
           </w:p>
         </w:tc>
@@ -6381,42 +6423,13 @@
                 <w:szCs w:val="24"/>
               </w:rPr>
             </w:pPr>
-            <w:sdt>
-              <w:sdtPr>
-                <w:rPr>
-                  <w:rFonts w:asciiTheme="majorBidi" w:hAnsiTheme="majorBidi" w:cstheme="majorBidi" w:hint="cs"/>
-                  <w:sz w:val="24"/>
-                  <w:szCs w:val="24"/>
-                  <w:cs/>
-                </w:rPr>
-                <w:id w:val="-415633630"/>
-                <w14:checkbox>
-                  <w14:checked w14:val="0"/>
-                  <w14:checkedState w14:val="0052" w14:font="Wingdings 2"/>
-                  <w14:uncheckedState w14:val="2610" w14:font="MS Gothic"/>
-                </w14:checkbox>
-              </w:sdtPr>
-              <w:sdtEndPr/>
-              <w:sdtContent>
-                <w:r>
-                  <w:rPr>
-                    <w:rFonts w:ascii="MS Gothic" w:eastAsia="MS Gothic" w:hAnsi="MS Gothic" w:cstheme="majorBidi" w:hint="eastAsia"/>
-                    <w:sz w:val="24"/>
-                    <w:szCs w:val="24"/>
-                    <w:cs/>
-                  </w:rPr>
-                  <w:t>☐</w:t>
-                </w:r>
-              </w:sdtContent>
-            </w:sdt>
-            <w:r>
-              <w:rPr>
-                <w:rFonts w:asciiTheme="majorBidi" w:hAnsiTheme="majorBidi" w:cstheme="majorBidi" w:hint="cs"/>
-                <w:sz w:val="24"/>
-                <w:szCs w:val="24"/>
-                <w:cs/>
-              </w:rPr>
-              <w:t xml:space="preserve">  </w:t>
+            <w:r>
+              <w:rPr>
+                <w:rFonts w:asciiTheme="majorBidi" w:hAnsiTheme="majorBidi" w:cstheme="majorBidi"/>
+                <w:sz w:val="24"/>
+                <w:szCs w:val="24"/>
+              </w:rPr>
+              <w:t>{{WA_BLINK}}</w:t>
             </w:r>
             <w:r>
               <w:rPr>
@@ -6440,6 +6453,32 @@
                 <w:szCs w:val="24"/>
               </w:rPr>
             </w:pPr>
+            <w:r>
+              <w:rPr>
+                <w:rFonts w:ascii="Angsana New" w:hAnsi="Angsana New" w:cs="Angsana New"/>
+                <w:sz w:val="24"/>
+                <w:szCs w:val="24"/>
+              </w:rPr>
+              <w:t>{{</w:t>
+            </w:r>
+            <w:proofErr w:type="spellStart"/>
+            <w:r>
+              <w:rPr>
+                <w:rFonts w:ascii="Angsana New" w:hAnsi="Angsana New" w:cs="Angsana New"/>
+                <w:sz w:val="24"/>
+                <w:szCs w:val="24"/>
+              </w:rPr>
+              <w:t>WA_remark</w:t>
+            </w:r>
+            <w:proofErr w:type="spellEnd"/>
+            <w:r>
+              <w:rPr>
+                <w:rFonts w:ascii="Angsana New" w:hAnsi="Angsana New" w:cs="Angsana New"/>
+                <w:sz w:val="24"/>
+                <w:szCs w:val="24"/>
+              </w:rPr>
+              <w:t>}}</w:t>
+            </w:r>
           </w:p>
         </w:tc>
       </w:tr>
@@ -6509,41 +6548,21 @@
                 <w:szCs w:val="24"/>
               </w:rPr>
             </w:pPr>
-            <w:sdt>
-              <w:sdtPr>
-                <w:rPr>
-                  <w:rFonts w:asciiTheme="majorBidi" w:hAnsiTheme="majorBidi" w:cstheme="majorBidi" w:hint="cs"/>
-                  <w:sz w:val="24"/>
-                  <w:szCs w:val="24"/>
-                  <w:cs/>
-                </w:rPr>
-                <w:id w:val="1167518384"/>
-                <w14:checkbox>
-                  <w14:checked w14:val="0"/>
-                  <w14:checkedState w14:val="0052" w14:font="Wingdings 2"/>
-                  <w14:uncheckedState w14:val="2610" w14:font="MS Gothic"/>
-                </w14:checkbox>
-              </w:sdtPr>
-              <w:sdtEndPr/>
-              <w:sdtContent>
-                <w:r>
-                  <w:rPr>
-                    <w:rFonts w:ascii="MS Gothic" w:eastAsia="MS Gothic" w:hAnsi="MS Gothic" w:cstheme="majorBidi" w:hint="eastAsia"/>
-                    <w:sz w:val="24"/>
-                    <w:szCs w:val="24"/>
-                    <w:cs/>
-                  </w:rPr>
-                  <w:t>☐</w:t>
-                </w:r>
-              </w:sdtContent>
-            </w:sdt>
-            <w:r>
-              <w:rPr>
-                <w:rFonts w:ascii="Angsana New" w:hAnsi="Angsana New" w:cs="Angsana New"/>
-                <w:sz w:val="24"/>
-                <w:szCs w:val="24"/>
-              </w:rPr>
-              <w:t xml:space="preserve">  ON</w:t>
+            <w:r>
+              <w:rPr>
+                <w:rFonts w:asciiTheme="majorBidi" w:hAnsiTheme="majorBidi" w:cstheme="majorBidi"/>
+                <w:sz w:val="24"/>
+                <w:szCs w:val="24"/>
+              </w:rPr>
+              <w:t>{{RTS_ON}}</w:t>
+            </w:r>
+            <w:r>
+              <w:rPr>
+                <w:rFonts w:ascii="Angsana New" w:hAnsi="Angsana New" w:cs="Angsana New"/>
+                <w:sz w:val="24"/>
+                <w:szCs w:val="24"/>
+              </w:rPr>
+              <w:t>ON</w:t>
             </w:r>
           </w:p>
         </w:tc>
@@ -6561,41 +6580,21 @@
                 <w:szCs w:val="24"/>
               </w:rPr>
             </w:pPr>
-            <w:sdt>
-              <w:sdtPr>
-                <w:rPr>
-                  <w:rFonts w:asciiTheme="majorBidi" w:hAnsiTheme="majorBidi" w:cstheme="majorBidi" w:hint="cs"/>
-                  <w:sz w:val="24"/>
-                  <w:szCs w:val="24"/>
-                  <w:cs/>
-                </w:rPr>
-                <w:id w:val="-1151601438"/>
-                <w14:checkbox>
-                  <w14:checked w14:val="0"/>
-                  <w14:checkedState w14:val="0052" w14:font="Wingdings 2"/>
-                  <w14:uncheckedState w14:val="2610" w14:font="MS Gothic"/>
-                </w14:checkbox>
-              </w:sdtPr>
-              <w:sdtEndPr/>
-              <w:sdtContent>
-                <w:r>
-                  <w:rPr>
-                    <w:rFonts w:ascii="MS Gothic" w:eastAsia="MS Gothic" w:hAnsi="MS Gothic" w:cstheme="majorBidi" w:hint="eastAsia"/>
-                    <w:sz w:val="24"/>
-                    <w:szCs w:val="24"/>
-                    <w:cs/>
-                  </w:rPr>
-                  <w:t>☐</w:t>
-                </w:r>
-              </w:sdtContent>
-            </w:sdt>
-            <w:r>
-              <w:rPr>
-                <w:rFonts w:ascii="Angsana New" w:hAnsi="Angsana New" w:cs="Angsana New"/>
-                <w:sz w:val="24"/>
-                <w:szCs w:val="24"/>
-              </w:rPr>
-              <w:t xml:space="preserve">  OFF</w:t>
+            <w:r>
+              <w:rPr>
+                <w:rFonts w:asciiTheme="majorBidi" w:hAnsiTheme="majorBidi" w:cstheme="majorBidi"/>
+                <w:sz w:val="24"/>
+                <w:szCs w:val="24"/>
+              </w:rPr>
+              <w:t>{{RTS_OFF}}</w:t>
+            </w:r>
+            <w:r>
+              <w:rPr>
+                <w:rFonts w:ascii="Angsana New" w:hAnsi="Angsana New" w:cs="Angsana New"/>
+                <w:sz w:val="24"/>
+                <w:szCs w:val="24"/>
+              </w:rPr>
+              <w:t>OFF</w:t>
             </w:r>
           </w:p>
         </w:tc>
@@ -6613,42 +6612,13 @@
                 <w:szCs w:val="24"/>
               </w:rPr>
             </w:pPr>
-            <w:sdt>
-              <w:sdtPr>
-                <w:rPr>
-                  <w:rFonts w:asciiTheme="majorBidi" w:hAnsiTheme="majorBidi" w:cstheme="majorBidi" w:hint="cs"/>
-                  <w:sz w:val="24"/>
-                  <w:szCs w:val="24"/>
-                  <w:cs/>
-                </w:rPr>
-                <w:id w:val="-84083318"/>
-                <w14:checkbox>
-                  <w14:checked w14:val="0"/>
-                  <w14:checkedState w14:val="0052" w14:font="Wingdings 2"/>
-                  <w14:uncheckedState w14:val="2610" w14:font="MS Gothic"/>
-                </w14:checkbox>
-              </w:sdtPr>
-              <w:sdtEndPr/>
-              <w:sdtContent>
-                <w:r>
-                  <w:rPr>
-                    <w:rFonts w:ascii="MS Gothic" w:eastAsia="MS Gothic" w:hAnsi="MS Gothic" w:cstheme="majorBidi" w:hint="eastAsia"/>
-                    <w:sz w:val="24"/>
-                    <w:szCs w:val="24"/>
-                    <w:cs/>
-                  </w:rPr>
-                  <w:t>☐</w:t>
-                </w:r>
-              </w:sdtContent>
-            </w:sdt>
-            <w:r>
-              <w:rPr>
-                <w:rFonts w:asciiTheme="majorBidi" w:hAnsiTheme="majorBidi" w:cstheme="majorBidi" w:hint="cs"/>
-                <w:sz w:val="24"/>
-                <w:szCs w:val="24"/>
-                <w:cs/>
-              </w:rPr>
-              <w:t xml:space="preserve">  </w:t>
+            <w:r>
+              <w:rPr>
+                <w:rFonts w:asciiTheme="majorBidi" w:hAnsiTheme="majorBidi" w:cstheme="majorBidi"/>
+                <w:sz w:val="24"/>
+                <w:szCs w:val="24"/>
+              </w:rPr>
+              <w:t>{{RTS_BLINK}}</w:t>
             </w:r>
             <w:r>
               <w:rPr>
@@ -6672,6 +6642,32 @@
                 <w:szCs w:val="24"/>
               </w:rPr>
             </w:pPr>
+            <w:r>
+              <w:rPr>
+                <w:rFonts w:ascii="Angsana New" w:hAnsi="Angsana New" w:cs="Angsana New"/>
+                <w:sz w:val="24"/>
+                <w:szCs w:val="24"/>
+              </w:rPr>
+              <w:t>{{</w:t>
+            </w:r>
+            <w:proofErr w:type="spellStart"/>
+            <w:r>
+              <w:rPr>
+                <w:rFonts w:ascii="Angsana New" w:hAnsi="Angsana New" w:cs="Angsana New"/>
+                <w:sz w:val="24"/>
+                <w:szCs w:val="24"/>
+              </w:rPr>
+              <w:t>RTS_remark</w:t>
+            </w:r>
+            <w:proofErr w:type="spellEnd"/>
+            <w:r>
+              <w:rPr>
+                <w:rFonts w:ascii="Angsana New" w:hAnsi="Angsana New" w:cs="Angsana New"/>
+                <w:sz w:val="24"/>
+                <w:szCs w:val="24"/>
+              </w:rPr>
+              <w:t>}}</w:t>
+            </w:r>
           </w:p>
         </w:tc>
       </w:tr>
@@ -6740,7 +6736,7 @@
     <w:tbl>
       <w:tblPr>
         <w:tblStyle w:val="TableGrid"/>
-        <w:tblW w:w="0" w:type="auto"/>
+        <w:tblW w:w="10762" w:type="dxa"/>
         <w:tblBorders>
           <w:top w:val="none" w:sz="0" w:space="0" w:color="auto"/>
           <w:left w:val="none" w:sz="0" w:space="0" w:color="auto"/>
@@ -6770,6 +6766,30 @@
                 <w:szCs w:val="24"/>
               </w:rPr>
             </w:pPr>
+            <w:r>
+              <w:rPr>
+                <w:rFonts w:asciiTheme="majorBidi" w:hAnsiTheme="majorBidi" w:cstheme="majorBidi"/>
+                <w:sz w:val="24"/>
+                <w:szCs w:val="24"/>
+              </w:rPr>
+              <w:t>{{</w:t>
+            </w:r>
+            <w:r>
+              <w:rPr>
+                <w:rFonts w:asciiTheme="majorBidi" w:hAnsiTheme="majorBidi" w:cstheme="majorBidi"/>
+                <w:sz w:val="24"/>
+                <w:szCs w:val="24"/>
+              </w:rPr>
+              <w:t>other_issue_1</w:t>
+            </w:r>
+            <w:r>
+              <w:rPr>
+                <w:rFonts w:asciiTheme="majorBidi" w:hAnsiTheme="majorBidi" w:cstheme="majorBidi"/>
+                <w:sz w:val="24"/>
+                <w:szCs w:val="24"/>
+              </w:rPr>
+              <w:t>}}</w:t>
+            </w:r>
           </w:p>
         </w:tc>
       </w:tr>
@@ -6790,6 +6810,30 @@
                 <w:szCs w:val="24"/>
               </w:rPr>
             </w:pPr>
+            <w:r>
+              <w:rPr>
+                <w:rFonts w:asciiTheme="majorBidi" w:hAnsiTheme="majorBidi" w:cstheme="majorBidi"/>
+                <w:sz w:val="24"/>
+                <w:szCs w:val="24"/>
+              </w:rPr>
+              <w:t>{{</w:t>
+            </w:r>
+            <w:r>
+              <w:rPr>
+                <w:rFonts w:asciiTheme="majorBidi" w:hAnsiTheme="majorBidi" w:cstheme="majorBidi"/>
+                <w:sz w:val="24"/>
+                <w:szCs w:val="24"/>
+              </w:rPr>
+              <w:t>other_issue_</w:t>
+            </w:r>
+            <w:r>
+              <w:rPr>
+                <w:rFonts w:asciiTheme="majorBidi" w:hAnsiTheme="majorBidi" w:cstheme="majorBidi"/>
+                <w:sz w:val="24"/>
+                <w:szCs w:val="24"/>
+              </w:rPr>
+              <w:t>2}}</w:t>
+            </w:r>
           </w:p>
         </w:tc>
       </w:tr>
@@ -6810,6 +6854,30 @@
                 <w:szCs w:val="24"/>
               </w:rPr>
             </w:pPr>
+            <w:r>
+              <w:rPr>
+                <w:rFonts w:asciiTheme="majorBidi" w:hAnsiTheme="majorBidi" w:cstheme="majorBidi"/>
+                <w:sz w:val="24"/>
+                <w:szCs w:val="24"/>
+              </w:rPr>
+              <w:t>{{</w:t>
+            </w:r>
+            <w:r>
+              <w:rPr>
+                <w:rFonts w:asciiTheme="majorBidi" w:hAnsiTheme="majorBidi" w:cstheme="majorBidi"/>
+                <w:sz w:val="24"/>
+                <w:szCs w:val="24"/>
+              </w:rPr>
+              <w:t>other_issue_</w:t>
+            </w:r>
+            <w:r>
+              <w:rPr>
+                <w:rFonts w:asciiTheme="majorBidi" w:hAnsiTheme="majorBidi" w:cstheme="majorBidi"/>
+                <w:sz w:val="24"/>
+                <w:szCs w:val="24"/>
+              </w:rPr>
+              <w:t>3}}</w:t>
+            </w:r>
           </w:p>
         </w:tc>
       </w:tr>
@@ -6830,6 +6898,30 @@
                 <w:szCs w:val="24"/>
               </w:rPr>
             </w:pPr>
+            <w:r>
+              <w:rPr>
+                <w:rFonts w:asciiTheme="majorBidi" w:hAnsiTheme="majorBidi" w:cstheme="majorBidi"/>
+                <w:sz w:val="24"/>
+                <w:szCs w:val="24"/>
+              </w:rPr>
+              <w:t>{{</w:t>
+            </w:r>
+            <w:r>
+              <w:rPr>
+                <w:rFonts w:asciiTheme="majorBidi" w:hAnsiTheme="majorBidi" w:cstheme="majorBidi"/>
+                <w:sz w:val="24"/>
+                <w:szCs w:val="24"/>
+              </w:rPr>
+              <w:t>other_issue_</w:t>
+            </w:r>
+            <w:r>
+              <w:rPr>
+                <w:rFonts w:asciiTheme="majorBidi" w:hAnsiTheme="majorBidi" w:cstheme="majorBidi"/>
+                <w:sz w:val="24"/>
+                <w:szCs w:val="24"/>
+              </w:rPr>
+              <w:t>4}}</w:t>
+            </w:r>
           </w:p>
         </w:tc>
       </w:tr>
@@ -6850,6 +6942,30 @@
                 <w:szCs w:val="24"/>
               </w:rPr>
             </w:pPr>
+            <w:r>
+              <w:rPr>
+                <w:rFonts w:asciiTheme="majorBidi" w:hAnsiTheme="majorBidi" w:cstheme="majorBidi"/>
+                <w:sz w:val="24"/>
+                <w:szCs w:val="24"/>
+              </w:rPr>
+              <w:t>{{</w:t>
+            </w:r>
+            <w:r>
+              <w:rPr>
+                <w:rFonts w:asciiTheme="majorBidi" w:hAnsiTheme="majorBidi" w:cstheme="majorBidi"/>
+                <w:sz w:val="24"/>
+                <w:szCs w:val="24"/>
+              </w:rPr>
+              <w:t>other_issue_</w:t>
+            </w:r>
+            <w:r>
+              <w:rPr>
+                <w:rFonts w:asciiTheme="majorBidi" w:hAnsiTheme="majorBidi" w:cstheme="majorBidi"/>
+                <w:sz w:val="24"/>
+                <w:szCs w:val="24"/>
+              </w:rPr>
+              <w:t>5}}</w:t>
+            </w:r>
           </w:p>
         </w:tc>
       </w:tr>
@@ -6883,6 +6999,67 @@
           <w:cs/>
         </w:rPr>
         <w:t>รูปภาพประกอบการทำงาน</w:t>
+      </w:r>
+    </w:p>
+    <w:p>
+      <w:r>
+        <w:t>{{</w:t>
+      </w:r>
+      <w:r>
+        <w:t>work_picture_1</w:t>
+      </w:r>
+    </w:p>
+    <w:p>
+      <w:r>
+        <w:t>}}</w:t>
+      </w:r>
+    </w:p>
+    <w:p>
+      <w:r>
+        <w:t>{{</w:t>
+      </w:r>
+      <w:r>
+        <w:t>work_picture_</w:t>
+      </w:r>
+      <w:r>
+        <w:t>2</w:t>
+      </w:r>
+    </w:p>
+    <w:p>
+      <w:r>
+        <w:t>}}</w:t>
+      </w:r>
+    </w:p>
+    <w:p>
+      <w:r>
+        <w:t>{{</w:t>
+      </w:r>
+      <w:r>
+        <w:t>work_picture_</w:t>
+      </w:r>
+      <w:r>
+        <w:t>3</w:t>
+      </w:r>
+    </w:p>
+    <w:p>
+      <w:r>
+        <w:t>}}</w:t>
+      </w:r>
+    </w:p>
+    <w:p>
+      <w:r>
+        <w:t>{{</w:t>
+      </w:r>
+      <w:r>
+        <w:t>work_picture_</w:t>
+      </w:r>
+      <w:r>
+        <w:t>4</w:t>
+      </w:r>
+    </w:p>
+    <w:p>
+      <w:r>
+        <w:t>}}</w:t>
       </w:r>
     </w:p>
     <w:p/>
@@ -7259,7 +7436,6 @@
           <w:docPartUnique/>
         </w:docPartObj>
       </w:sdtPr>
-      <w:sdtEndPr/>
       <w:sdtContent>
         <w:r>
           <w:rPr>
